--- a/18_DOCX/FIRE_FAQ_0001_0020.docx
+++ b/18_DOCX/FIRE_FAQ_0001_0020.docx
@@ -20,23 +20,23 @@
         <w:pStyle w:val="Heading1"/>
       </w:pPr>
       <w:r>
-        <w:t>FAQ-FIRE-0001 - Como explicar seguro contra incêndio no seguro contra incêndio?</w:t>
-      </w:r>
-    </w:p>
-    <w:p>
-      <w:pPr>
-        <w:pStyle w:val="Heading2"/>
-      </w:pPr>
-      <w:r>
-        <w:t>Controle</w:t>
-      </w:r>
-    </w:p>
-    <w:p>
-      <w:pPr>
-        <w:pStyle w:val="ListBullet"/>
-      </w:pPr>
-      <w:r>
-        <w:t>Versão: 0.1</w:t>
+        <w:t>FAQ-FIRE-0001 - 火災保険 - Seguro contra incêndio</w:t>
+      </w:r>
+    </w:p>
+    <w:p>
+      <w:pPr>
+        <w:pStyle w:val="Heading2"/>
+      </w:pPr>
+      <w:r>
+        <w:t>管理情報</w:t>
+      </w:r>
+    </w:p>
+    <w:p>
+      <w:pPr>
+        <w:pStyle w:val="ListBullet"/>
+      </w:pPr>
+      <w:r>
+        <w:t>Versão: 0.2</w:t>
       </w:r>
     </w:p>
     <w:p>
@@ -60,15 +60,15 @@
         <w:pStyle w:val="ListBullet"/>
       </w:pPr>
       <w:r>
-        <w:t>Histórico: Criação inicial.</w:t>
-      </w:r>
-    </w:p>
-    <w:p>
-      <w:pPr>
-        <w:pStyle w:val="Heading2"/>
-      </w:pPr>
-      <w:r>
-        <w:t>Código</w:t>
+        <w:t>Histórico: Criação inicial; padronização para consulta do corretor japonês e resposta em português com leitura em katakana.</w:t>
+      </w:r>
+    </w:p>
+    <w:p>
+      <w:pPr>
+        <w:pStyle w:val="Heading2"/>
+      </w:pPr>
+      <w:r>
+        <w:t>コード</w:t>
       </w:r>
     </w:p>
     <w:p>
@@ -81,7 +81,7 @@
         <w:pStyle w:val="Heading2"/>
       </w:pPr>
       <w:r>
-        <w:t>Categoria</w:t>
+        <w:t>カテゴリー</w:t>
       </w:r>
     </w:p>
     <w:p>
@@ -94,20 +94,20 @@
         <w:pStyle w:val="Heading2"/>
       </w:pPr>
       <w:r>
-        <w:t>Pergunta</w:t>
-      </w:r>
-    </w:p>
-    <w:p>
-      <w:r>
-        <w:t>Como explicar seguro contra incêndio no seguro contra incêndio?</w:t>
-      </w:r>
-    </w:p>
-    <w:p>
-      <w:pPr>
-        <w:pStyle w:val="Heading2"/>
-      </w:pPr>
-      <w:r>
-        <w:t>Consulta natural em japonês</w:t>
+        <w:t>質問</w:t>
+      </w:r>
+    </w:p>
+    <w:p>
+      <w:r>
+        <w:t>ブラジル人のお客様に「Seguro contra incêndio」をどのように説明しますか。</w:t>
+      </w:r>
+    </w:p>
+    <w:p>
+      <w:pPr>
+        <w:pStyle w:val="Heading2"/>
+      </w:pPr>
+      <w:r>
+        <w:t>日本語での自然な検索</w:t>
       </w:r>
     </w:p>
     <w:p>
@@ -128,75 +128,93 @@
     </w:p>
     <w:p>
       <w:pPr>
-        <w:pStyle w:val="Heading2"/>
-      </w:pPr>
-      <w:r>
-        <w:t>Situação de atendimento</w:t>
-      </w:r>
-    </w:p>
-    <w:p>
-      <w:r>
-        <w:t>Cliente brasileiro quer entender seguro contra incêndio dentro do seguro residencial ou seguro contra incêndio no Japão.</w:t>
-      </w:r>
-    </w:p>
-    <w:p>
-      <w:pPr>
-        <w:pStyle w:val="Heading2"/>
-      </w:pPr>
-      <w:r>
-        <w:t>Resposta técnica</w:t>
-      </w:r>
-    </w:p>
-    <w:p>
-      <w:r>
-        <w:t>Seguro destinado a proteger edificação, bens domésticos ou outros itens segurados contra incêndio e riscos contratados.</w:t>
-      </w:r>
-    </w:p>
-    <w:p>
-      <w:pPr>
-        <w:pStyle w:val="Heading2"/>
-      </w:pPr>
-      <w:r>
-        <w:t>Como responder ao cliente brasileiro</w:t>
-      </w:r>
-    </w:p>
-    <w:p>
-      <w:r>
-        <w:t>Este seguro ajuda quando há dano à casa ou aos bens por incêndio ou outros riscos contratados.</w:t>
-      </w:r>
-    </w:p>
-    <w:p>
-      <w:pPr>
-        <w:pStyle w:val="Heading2"/>
-      </w:pPr>
-      <w:r>
-        <w:t>Próximo passo seguro</w:t>
-      </w:r>
-    </w:p>
-    <w:p>
-      <w:r>
-        <w:t>契約条件、補償範囲、免責金額、必要書類を確認してから具体的に案内する。</w:t>
-      </w:r>
-    </w:p>
-    <w:p>
-      <w:pPr>
-        <w:pStyle w:val="Heading2"/>
-      </w:pPr>
-      <w:r>
-        <w:t>Limite comercial/compliance</w:t>
-      </w:r>
-    </w:p>
-    <w:p>
-      <w:r>
-        <w:t>火災保険は補償範囲、免責金額、事故原因、証明書類によって支払可否が変わるため、一般説明だけで保険金支払いを断定しない。</w:t>
-      </w:r>
-    </w:p>
-    <w:p>
-      <w:pPr>
-        <w:pStyle w:val="Heading2"/>
-      </w:pPr>
-      <w:r>
-        <w:t>Termos relacionados</w:t>
+        <w:pStyle w:val="ListBullet"/>
+      </w:pPr>
+      <w:r>
+        <w:t>火災保険の相談で「Seguro contra incêndio」を説明する時の注意点は何ですか。</w:t>
+      </w:r>
+    </w:p>
+    <w:p>
+      <w:pPr>
+        <w:pStyle w:val="Heading2"/>
+      </w:pPr>
+      <w:r>
+        <w:t>対応場面</w:t>
+      </w:r>
+    </w:p>
+    <w:p>
+      <w:r>
+        <w:t>ブラジル人のお客様が「Seguro contra incêndio」について質問しており、契約内容、補償範囲、必要書類、費用負担または保険会社の判断との関係を確認する場面。</w:t>
+      </w:r>
+    </w:p>
+    <w:p>
+      <w:pPr>
+        <w:pStyle w:val="Heading2"/>
+      </w:pPr>
+      <w:r>
+        <w:t>技術的回答</w:t>
+      </w:r>
+    </w:p>
+    <w:p>
+      <w:r>
+        <w:t>火災保険とは、火災保険の相談、契約確認、事故対応または契約管理において確認すべき項目です。実際の取り扱いは、契約条件、対象物、事故原因、必要書類、免責金額および保険会社または関係先の判断によって異なります。</w:t>
+      </w:r>
+    </w:p>
+    <w:p>
+      <w:pPr>
+        <w:pStyle w:val="Heading2"/>
+      </w:pPr>
+      <w:r>
+        <w:t>ブラジル人顧客への回答</w:t>
+      </w:r>
+    </w:p>
+    <w:p>
+      <w:r>
+        <w:t>Leitura para pronúncia: ヴァモス コンフィルマール セグーロ コントラ インセンジオ イ エスプリカール ジ フォルマ シンプレス コンフォルミ オ コントラート</w:t>
+      </w:r>
+    </w:p>
+    <w:p>
+      <w:r>
+        <w:t>Português brasileiro: Vamos confirmar seguro contra incêndio e explicar de forma simples, conforme o contrato.</w:t>
+      </w:r>
+    </w:p>
+    <w:p>
+      <w:r>
+        <w:t>日本語確認用: 「Seguro contra incêndio」について、契約内容に沿って分かりやすく確認します。</w:t>
+      </w:r>
+    </w:p>
+    <w:p>
+      <w:pPr>
+        <w:pStyle w:val="Heading2"/>
+      </w:pPr>
+      <w:r>
+        <w:t>安全な次のステップ</w:t>
+      </w:r>
+    </w:p>
+    <w:p>
+      <w:r>
+        <w:t>契約書、保険証券、補償範囲、免責金額、事故状況、写真、領収書、管理会社または保険会社からの案内を確認してから具体的に案内する。</w:t>
+      </w:r>
+    </w:p>
+    <w:p>
+      <w:pPr>
+        <w:pStyle w:val="Heading2"/>
+      </w:pPr>
+      <w:r>
+        <w:t>コンプライアンス上の注意</w:t>
+      </w:r>
+    </w:p>
+    <w:p>
+      <w:r>
+        <w:t>一般説明だけで、補償、支払可否、費用負担、返金、審査結果、契約成立または保険金額を断定しない。最終判断は契約条件、提出書類、事故原因、関係先および保険会社の確認による。</w:t>
+      </w:r>
+    </w:p>
+    <w:p>
+      <w:pPr>
+        <w:pStyle w:val="Heading2"/>
+      </w:pPr>
+      <w:r>
+        <w:t>関連用語</w:t>
       </w:r>
     </w:p>
     <w:p>
@@ -212,7 +230,7 @@
         <w:pStyle w:val="Heading2"/>
       </w:pPr>
       <w:r>
-        <w:t>Referências cruzadas</w:t>
+        <w:t>相互参照</w:t>
       </w:r>
     </w:p>
     <w:p>
@@ -244,7 +262,7 @@
         <w:pStyle w:val="Heading2"/>
       </w:pPr>
       <w:r>
-        <w:t>Referências</w:t>
+        <w:t>参考資料</w:t>
       </w:r>
     </w:p>
     <w:p>
@@ -260,7 +278,7 @@
         <w:pStyle w:val="Heading2"/>
       </w:pPr>
       <w:r>
-        <w:t>Tags</w:t>
+        <w:t>タグ</w:t>
       </w:r>
     </w:p>
     <w:p>
@@ -284,14 +302,6 @@
         <w:pStyle w:val="ListBullet"/>
       </w:pPr>
       <w:r>
-        <w:t>seguro-contra-incêndio</w:t>
-      </w:r>
-    </w:p>
-    <w:p>
-      <w:pPr>
-        <w:pStyle w:val="ListBullet"/>
-      </w:pPr>
-      <w:r>
         <w:t>atendimento</w:t>
       </w:r>
     </w:p>
@@ -300,7 +310,7 @@
         <w:pStyle w:val="Heading2"/>
       </w:pPr>
       <w:r>
-        <w:t>Veja também</w:t>
+        <w:t>関連項目</w:t>
       </w:r>
     </w:p>
     <w:p>
@@ -316,7 +326,7 @@
         <w:pStyle w:val="Heading2"/>
       </w:pPr>
       <w:r>
-        <w:t>Histórico de revisão</w:t>
+        <w:t>改訂履歴</w:t>
       </w:r>
     </w:p>
     <w:p>
@@ -336,6 +346,11 @@
     </w:p>
     <w:p>
       <w:r>
+        <w:t>| 2026-06-27 | 0.2 | JP-BR Insurance Knowledge Base | Padronização para consulta em japonês e resposta ao cliente em português com leitura em katakana. |</w:t>
+      </w:r>
+    </w:p>
+    <w:p>
+      <w:r>
         <w:br w:type="page"/>
       </w:r>
     </w:p>
@@ -344,23 +359,23 @@
         <w:pStyle w:val="Heading1"/>
       </w:pPr>
       <w:r>
-        <w:t>FAQ-FIRE-0002 - Como explicar edificação no seguro contra incêndio?</w:t>
-      </w:r>
-    </w:p>
-    <w:p>
-      <w:pPr>
-        <w:pStyle w:val="Heading2"/>
-      </w:pPr>
-      <w:r>
-        <w:t>Controle</w:t>
-      </w:r>
-    </w:p>
-    <w:p>
-      <w:pPr>
-        <w:pStyle w:val="ListBullet"/>
-      </w:pPr>
-      <w:r>
-        <w:t>Versão: 0.1</w:t>
+        <w:t>FAQ-FIRE-0002 - 建物 - Edificação</w:t>
+      </w:r>
+    </w:p>
+    <w:p>
+      <w:pPr>
+        <w:pStyle w:val="Heading2"/>
+      </w:pPr>
+      <w:r>
+        <w:t>管理情報</w:t>
+      </w:r>
+    </w:p>
+    <w:p>
+      <w:pPr>
+        <w:pStyle w:val="ListBullet"/>
+      </w:pPr>
+      <w:r>
+        <w:t>Versão: 0.2</w:t>
       </w:r>
     </w:p>
     <w:p>
@@ -384,15 +399,15 @@
         <w:pStyle w:val="ListBullet"/>
       </w:pPr>
       <w:r>
-        <w:t>Histórico: Criação inicial.</w:t>
-      </w:r>
-    </w:p>
-    <w:p>
-      <w:pPr>
-        <w:pStyle w:val="Heading2"/>
-      </w:pPr>
-      <w:r>
-        <w:t>Código</w:t>
+        <w:t>Histórico: Criação inicial; padronização para consulta do corretor japonês e resposta em português com leitura em katakana.</w:t>
+      </w:r>
+    </w:p>
+    <w:p>
+      <w:pPr>
+        <w:pStyle w:val="Heading2"/>
+      </w:pPr>
+      <w:r>
+        <w:t>コード</w:t>
       </w:r>
     </w:p>
     <w:p>
@@ -405,7 +420,7 @@
         <w:pStyle w:val="Heading2"/>
       </w:pPr>
       <w:r>
-        <w:t>Categoria</w:t>
+        <w:t>カテゴリー</w:t>
       </w:r>
     </w:p>
     <w:p>
@@ -418,20 +433,20 @@
         <w:pStyle w:val="Heading2"/>
       </w:pPr>
       <w:r>
-        <w:t>Pergunta</w:t>
-      </w:r>
-    </w:p>
-    <w:p>
-      <w:r>
-        <w:t>Como explicar edificação no seguro contra incêndio?</w:t>
-      </w:r>
-    </w:p>
-    <w:p>
-      <w:pPr>
-        <w:pStyle w:val="Heading2"/>
-      </w:pPr>
-      <w:r>
-        <w:t>Consulta natural em japonês</w:t>
+        <w:t>質問</w:t>
+      </w:r>
+    </w:p>
+    <w:p>
+      <w:r>
+        <w:t>ブラジル人のお客様に「Edificação」をどのように説明しますか。</w:t>
+      </w:r>
+    </w:p>
+    <w:p>
+      <w:pPr>
+        <w:pStyle w:val="Heading2"/>
+      </w:pPr>
+      <w:r>
+        <w:t>日本語での自然な検索</w:t>
       </w:r>
     </w:p>
     <w:p>
@@ -452,75 +467,93 @@
     </w:p>
     <w:p>
       <w:pPr>
-        <w:pStyle w:val="Heading2"/>
-      </w:pPr>
-      <w:r>
-        <w:t>Situação de atendimento</w:t>
-      </w:r>
-    </w:p>
-    <w:p>
-      <w:r>
-        <w:t>Cliente brasileiro quer entender edificação dentro do seguro residencial ou seguro contra incêndio no Japão.</w:t>
-      </w:r>
-    </w:p>
-    <w:p>
-      <w:pPr>
-        <w:pStyle w:val="Heading2"/>
-      </w:pPr>
-      <w:r>
-        <w:t>Resposta técnica</w:t>
-      </w:r>
-    </w:p>
-    <w:p>
-      <w:r>
-        <w:t>Parte física do imóvel segurado, como estrutura, paredes, telhado, instalações fixas e componentes permanentes.</w:t>
-      </w:r>
-    </w:p>
-    <w:p>
-      <w:pPr>
-        <w:pStyle w:val="Heading2"/>
-      </w:pPr>
-      <w:r>
-        <w:t>Como responder ao cliente brasileiro</w:t>
-      </w:r>
-    </w:p>
-    <w:p>
-      <w:r>
-        <w:t>No contrato, precisamos separar o que é edificação e o que são bens domésticos.</w:t>
-      </w:r>
-    </w:p>
-    <w:p>
-      <w:pPr>
-        <w:pStyle w:val="Heading2"/>
-      </w:pPr>
-      <w:r>
-        <w:t>Próximo passo seguro</w:t>
-      </w:r>
-    </w:p>
-    <w:p>
-      <w:r>
-        <w:t>契約条件、補償範囲、免責金額、必要書類を確認してから具体的に案内する。</w:t>
-      </w:r>
-    </w:p>
-    <w:p>
-      <w:pPr>
-        <w:pStyle w:val="Heading2"/>
-      </w:pPr>
-      <w:r>
-        <w:t>Limite comercial/compliance</w:t>
-      </w:r>
-    </w:p>
-    <w:p>
-      <w:r>
-        <w:t>火災保険は補償範囲、免責金額、事故原因、証明書類によって支払可否が変わるため、一般説明だけで保険金支払いを断定しない。</w:t>
-      </w:r>
-    </w:p>
-    <w:p>
-      <w:pPr>
-        <w:pStyle w:val="Heading2"/>
-      </w:pPr>
-      <w:r>
-        <w:t>Termos relacionados</w:t>
+        <w:pStyle w:val="ListBullet"/>
+      </w:pPr>
+      <w:r>
+        <w:t>火災保険の相談で「Edificação」を説明する時の注意点は何ですか。</w:t>
+      </w:r>
+    </w:p>
+    <w:p>
+      <w:pPr>
+        <w:pStyle w:val="Heading2"/>
+      </w:pPr>
+      <w:r>
+        <w:t>対応場面</w:t>
+      </w:r>
+    </w:p>
+    <w:p>
+      <w:r>
+        <w:t>ブラジル人のお客様が「Edificação」について質問しており、契約内容、補償範囲、必要書類、費用負担または保険会社の判断との関係を確認する場面。</w:t>
+      </w:r>
+    </w:p>
+    <w:p>
+      <w:pPr>
+        <w:pStyle w:val="Heading2"/>
+      </w:pPr>
+      <w:r>
+        <w:t>技術的回答</w:t>
+      </w:r>
+    </w:p>
+    <w:p>
+      <w:r>
+        <w:t>建物とは、火災保険の相談、契約確認、事故対応または契約管理において確認すべき項目です。実際の取り扱いは、契約条件、対象物、事故原因、必要書類、免責金額および保険会社または関係先の判断によって異なります。</w:t>
+      </w:r>
+    </w:p>
+    <w:p>
+      <w:pPr>
+        <w:pStyle w:val="Heading2"/>
+      </w:pPr>
+      <w:r>
+        <w:t>ブラジル人顧客への回答</w:t>
+      </w:r>
+    </w:p>
+    <w:p>
+      <w:r>
+        <w:t>Leitura para pronúncia: ヴァモス コンフィルマール エジフィカサォン イ エスプリカール ジ フォルマ シンプレス コンフォルミ オ コントラート</w:t>
+      </w:r>
+    </w:p>
+    <w:p>
+      <w:r>
+        <w:t>Português brasileiro: Vamos confirmar edificação e explicar de forma simples, conforme o contrato.</w:t>
+      </w:r>
+    </w:p>
+    <w:p>
+      <w:r>
+        <w:t>日本語確認用: 「Edificação」について、契約内容に沿って分かりやすく確認します。</w:t>
+      </w:r>
+    </w:p>
+    <w:p>
+      <w:pPr>
+        <w:pStyle w:val="Heading2"/>
+      </w:pPr>
+      <w:r>
+        <w:t>安全な次のステップ</w:t>
+      </w:r>
+    </w:p>
+    <w:p>
+      <w:r>
+        <w:t>契約書、保険証券、補償範囲、免責金額、事故状況、写真、領収書、管理会社または保険会社からの案内を確認してから具体的に案内する。</w:t>
+      </w:r>
+    </w:p>
+    <w:p>
+      <w:pPr>
+        <w:pStyle w:val="Heading2"/>
+      </w:pPr>
+      <w:r>
+        <w:t>コンプライアンス上の注意</w:t>
+      </w:r>
+    </w:p>
+    <w:p>
+      <w:r>
+        <w:t>一般説明だけで、補償、支払可否、費用負担、返金、審査結果、契約成立または保険金額を断定しない。最終判断は契約条件、提出書類、事故原因、関係先および保険会社の確認による。</w:t>
+      </w:r>
+    </w:p>
+    <w:p>
+      <w:pPr>
+        <w:pStyle w:val="Heading2"/>
+      </w:pPr>
+      <w:r>
+        <w:t>関連用語</w:t>
       </w:r>
     </w:p>
     <w:p>
@@ -536,7 +569,7 @@
         <w:pStyle w:val="Heading2"/>
       </w:pPr>
       <w:r>
-        <w:t>Referências cruzadas</w:t>
+        <w:t>相互参照</w:t>
       </w:r>
     </w:p>
     <w:p>
@@ -568,7 +601,7 @@
         <w:pStyle w:val="Heading2"/>
       </w:pPr>
       <w:r>
-        <w:t>Referências</w:t>
+        <w:t>参考資料</w:t>
       </w:r>
     </w:p>
     <w:p>
@@ -584,7 +617,7 @@
         <w:pStyle w:val="Heading2"/>
       </w:pPr>
       <w:r>
-        <w:t>Tags</w:t>
+        <w:t>タグ</w:t>
       </w:r>
     </w:p>
     <w:p>
@@ -608,14 +641,6 @@
         <w:pStyle w:val="ListBullet"/>
       </w:pPr>
       <w:r>
-        <w:t>edificacao</w:t>
-      </w:r>
-    </w:p>
-    <w:p>
-      <w:pPr>
-        <w:pStyle w:val="ListBullet"/>
-      </w:pPr>
-      <w:r>
         <w:t>atendimento</w:t>
       </w:r>
     </w:p>
@@ -624,7 +649,7 @@
         <w:pStyle w:val="Heading2"/>
       </w:pPr>
       <w:r>
-        <w:t>Veja também</w:t>
+        <w:t>関連項目</w:t>
       </w:r>
     </w:p>
     <w:p>
@@ -640,7 +665,7 @@
         <w:pStyle w:val="Heading2"/>
       </w:pPr>
       <w:r>
-        <w:t>Histórico de revisão</w:t>
+        <w:t>改訂履歴</w:t>
       </w:r>
     </w:p>
     <w:p>
@@ -660,6 +685,11 @@
     </w:p>
     <w:p>
       <w:r>
+        <w:t>| 2026-06-27 | 0.2 | JP-BR Insurance Knowledge Base | Padronização para consulta em japonês e resposta ao cliente em português com leitura em katakana. |</w:t>
+      </w:r>
+    </w:p>
+    <w:p>
+      <w:r>
         <w:br w:type="page"/>
       </w:r>
     </w:p>
@@ -668,23 +698,23 @@
         <w:pStyle w:val="Heading1"/>
       </w:pPr>
       <w:r>
-        <w:t>FAQ-FIRE-0003 - Como explicar bens domésticos no seguro contra incêndio?</w:t>
-      </w:r>
-    </w:p>
-    <w:p>
-      <w:pPr>
-        <w:pStyle w:val="Heading2"/>
-      </w:pPr>
-      <w:r>
-        <w:t>Controle</w:t>
-      </w:r>
-    </w:p>
-    <w:p>
-      <w:pPr>
-        <w:pStyle w:val="ListBullet"/>
-      </w:pPr>
-      <w:r>
-        <w:t>Versão: 0.1</w:t>
+        <w:t>FAQ-FIRE-0003 - 家財 - Bens domésticos</w:t>
+      </w:r>
+    </w:p>
+    <w:p>
+      <w:pPr>
+        <w:pStyle w:val="Heading2"/>
+      </w:pPr>
+      <w:r>
+        <w:t>管理情報</w:t>
+      </w:r>
+    </w:p>
+    <w:p>
+      <w:pPr>
+        <w:pStyle w:val="ListBullet"/>
+      </w:pPr>
+      <w:r>
+        <w:t>Versão: 0.2</w:t>
       </w:r>
     </w:p>
     <w:p>
@@ -708,15 +738,15 @@
         <w:pStyle w:val="ListBullet"/>
       </w:pPr>
       <w:r>
-        <w:t>Histórico: Criação inicial.</w:t>
-      </w:r>
-    </w:p>
-    <w:p>
-      <w:pPr>
-        <w:pStyle w:val="Heading2"/>
-      </w:pPr>
-      <w:r>
-        <w:t>Código</w:t>
+        <w:t>Histórico: Criação inicial; padronização para consulta do corretor japonês e resposta em português com leitura em katakana.</w:t>
+      </w:r>
+    </w:p>
+    <w:p>
+      <w:pPr>
+        <w:pStyle w:val="Heading2"/>
+      </w:pPr>
+      <w:r>
+        <w:t>コード</w:t>
       </w:r>
     </w:p>
     <w:p>
@@ -729,7 +759,7 @@
         <w:pStyle w:val="Heading2"/>
       </w:pPr>
       <w:r>
-        <w:t>Categoria</w:t>
+        <w:t>カテゴリー</w:t>
       </w:r>
     </w:p>
     <w:p>
@@ -742,20 +772,20 @@
         <w:pStyle w:val="Heading2"/>
       </w:pPr>
       <w:r>
-        <w:t>Pergunta</w:t>
-      </w:r>
-    </w:p>
-    <w:p>
-      <w:r>
-        <w:t>Como explicar bens domésticos no seguro contra incêndio?</w:t>
-      </w:r>
-    </w:p>
-    <w:p>
-      <w:pPr>
-        <w:pStyle w:val="Heading2"/>
-      </w:pPr>
-      <w:r>
-        <w:t>Consulta natural em japonês</w:t>
+        <w:t>質問</w:t>
+      </w:r>
+    </w:p>
+    <w:p>
+      <w:r>
+        <w:t>ブラジル人のお客様に「Bens domésticos」をどのように説明しますか。</w:t>
+      </w:r>
+    </w:p>
+    <w:p>
+      <w:pPr>
+        <w:pStyle w:val="Heading2"/>
+      </w:pPr>
+      <w:r>
+        <w:t>日本語での自然な検索</w:t>
       </w:r>
     </w:p>
     <w:p>
@@ -776,75 +806,93 @@
     </w:p>
     <w:p>
       <w:pPr>
-        <w:pStyle w:val="Heading2"/>
-      </w:pPr>
-      <w:r>
-        <w:t>Situação de atendimento</w:t>
-      </w:r>
-    </w:p>
-    <w:p>
-      <w:r>
-        <w:t>Cliente brasileiro quer entender bens domésticos dentro do seguro residencial ou seguro contra incêndio no Japão.</w:t>
-      </w:r>
-    </w:p>
-    <w:p>
-      <w:pPr>
-        <w:pStyle w:val="Heading2"/>
-      </w:pPr>
-      <w:r>
-        <w:t>Resposta técnica</w:t>
-      </w:r>
-    </w:p>
-    <w:p>
-      <w:r>
-        <w:t>Móveis, eletrodomésticos, roupas e objetos de uso residencial pertencentes ao segurado, conforme regras do contrato.</w:t>
-      </w:r>
-    </w:p>
-    <w:p>
-      <w:pPr>
-        <w:pStyle w:val="Heading2"/>
-      </w:pPr>
-      <w:r>
-        <w:t>Como responder ao cliente brasileiro</w:t>
-      </w:r>
-    </w:p>
-    <w:p>
-      <w:r>
-        <w:t>Mesmo alugando o imóvel, o cliente pode precisar proteger os bens que estão dentro da casa.</w:t>
-      </w:r>
-    </w:p>
-    <w:p>
-      <w:pPr>
-        <w:pStyle w:val="Heading2"/>
-      </w:pPr>
-      <w:r>
-        <w:t>Próximo passo seguro</w:t>
-      </w:r>
-    </w:p>
-    <w:p>
-      <w:r>
-        <w:t>契約条件、補償範囲、免責金額、必要書類を確認してから具体的に案内する。</w:t>
-      </w:r>
-    </w:p>
-    <w:p>
-      <w:pPr>
-        <w:pStyle w:val="Heading2"/>
-      </w:pPr>
-      <w:r>
-        <w:t>Limite comercial/compliance</w:t>
-      </w:r>
-    </w:p>
-    <w:p>
-      <w:r>
-        <w:t>火災保険は補償範囲、免責金額、事故原因、証明書類によって支払可否が変わるため、一般説明だけで保険金支払いを断定しない。</w:t>
-      </w:r>
-    </w:p>
-    <w:p>
-      <w:pPr>
-        <w:pStyle w:val="Heading2"/>
-      </w:pPr>
-      <w:r>
-        <w:t>Termos relacionados</w:t>
+        <w:pStyle w:val="ListBullet"/>
+      </w:pPr>
+      <w:r>
+        <w:t>火災保険の相談で「Bens domésticos」を説明する時の注意点は何ですか。</w:t>
+      </w:r>
+    </w:p>
+    <w:p>
+      <w:pPr>
+        <w:pStyle w:val="Heading2"/>
+      </w:pPr>
+      <w:r>
+        <w:t>対応場面</w:t>
+      </w:r>
+    </w:p>
+    <w:p>
+      <w:r>
+        <w:t>ブラジル人のお客様が「Bens domésticos」について質問しており、契約内容、補償範囲、必要書類、費用負担または保険会社の判断との関係を確認する場面。</w:t>
+      </w:r>
+    </w:p>
+    <w:p>
+      <w:pPr>
+        <w:pStyle w:val="Heading2"/>
+      </w:pPr>
+      <w:r>
+        <w:t>技術的回答</w:t>
+      </w:r>
+    </w:p>
+    <w:p>
+      <w:r>
+        <w:t>家財とは、火災保険の相談、契約確認、事故対応または契約管理において確認すべき項目です。実際の取り扱いは、契約条件、対象物、事故原因、必要書類、免責金額および保険会社または関係先の判断によって異なります。</w:t>
+      </w:r>
+    </w:p>
+    <w:p>
+      <w:pPr>
+        <w:pStyle w:val="Heading2"/>
+      </w:pPr>
+      <w:r>
+        <w:t>ブラジル人顧客への回答</w:t>
+      </w:r>
+    </w:p>
+    <w:p>
+      <w:r>
+        <w:t>Leitura para pronúncia: ヴァモス コンフィルマール ベンス ドメスチコス イ エスプリカール ジ フォルマ シンプレス コンフォルミ オ コントラート</w:t>
+      </w:r>
+    </w:p>
+    <w:p>
+      <w:r>
+        <w:t>Português brasileiro: Vamos confirmar bens domésticos e explicar de forma simples, conforme o contrato.</w:t>
+      </w:r>
+    </w:p>
+    <w:p>
+      <w:r>
+        <w:t>日本語確認用: 「Bens domésticos」について、契約内容に沿って分かりやすく確認します。</w:t>
+      </w:r>
+    </w:p>
+    <w:p>
+      <w:pPr>
+        <w:pStyle w:val="Heading2"/>
+      </w:pPr>
+      <w:r>
+        <w:t>安全な次のステップ</w:t>
+      </w:r>
+    </w:p>
+    <w:p>
+      <w:r>
+        <w:t>契約書、保険証券、補償範囲、免責金額、事故状況、写真、領収書、管理会社または保険会社からの案内を確認してから具体的に案内する。</w:t>
+      </w:r>
+    </w:p>
+    <w:p>
+      <w:pPr>
+        <w:pStyle w:val="Heading2"/>
+      </w:pPr>
+      <w:r>
+        <w:t>コンプライアンス上の注意</w:t>
+      </w:r>
+    </w:p>
+    <w:p>
+      <w:r>
+        <w:t>一般説明だけで、補償、支払可否、費用負担、返金、審査結果、契約成立または保険金額を断定しない。最終判断は契約条件、提出書類、事故原因、関係先および保険会社の確認による。</w:t>
+      </w:r>
+    </w:p>
+    <w:p>
+      <w:pPr>
+        <w:pStyle w:val="Heading2"/>
+      </w:pPr>
+      <w:r>
+        <w:t>関連用語</w:t>
       </w:r>
     </w:p>
     <w:p>
@@ -860,7 +908,7 @@
         <w:pStyle w:val="Heading2"/>
       </w:pPr>
       <w:r>
-        <w:t>Referências cruzadas</w:t>
+        <w:t>相互参照</w:t>
       </w:r>
     </w:p>
     <w:p>
@@ -892,7 +940,7 @@
         <w:pStyle w:val="Heading2"/>
       </w:pPr>
       <w:r>
-        <w:t>Referências</w:t>
+        <w:t>参考資料</w:t>
       </w:r>
     </w:p>
     <w:p>
@@ -908,7 +956,7 @@
         <w:pStyle w:val="Heading2"/>
       </w:pPr>
       <w:r>
-        <w:t>Tags</w:t>
+        <w:t>タグ</w:t>
       </w:r>
     </w:p>
     <w:p>
@@ -932,14 +980,6 @@
         <w:pStyle w:val="ListBullet"/>
       </w:pPr>
       <w:r>
-        <w:t>bens-domesticos</w:t>
-      </w:r>
-    </w:p>
-    <w:p>
-      <w:pPr>
-        <w:pStyle w:val="ListBullet"/>
-      </w:pPr>
-      <w:r>
         <w:t>atendimento</w:t>
       </w:r>
     </w:p>
@@ -948,7 +988,7 @@
         <w:pStyle w:val="Heading2"/>
       </w:pPr>
       <w:r>
-        <w:t>Veja também</w:t>
+        <w:t>関連項目</w:t>
       </w:r>
     </w:p>
     <w:p>
@@ -964,7 +1004,7 @@
         <w:pStyle w:val="Heading2"/>
       </w:pPr>
       <w:r>
-        <w:t>Histórico de revisão</w:t>
+        <w:t>改訂履歴</w:t>
       </w:r>
     </w:p>
     <w:p>
@@ -984,6 +1024,11 @@
     </w:p>
     <w:p>
       <w:r>
+        <w:t>| 2026-06-27 | 0.2 | JP-BR Insurance Knowledge Base | Padronização para consulta em japonês e resposta ao cliente em português com leitura em katakana. |</w:t>
+      </w:r>
+    </w:p>
+    <w:p>
+      <w:r>
         <w:br w:type="page"/>
       </w:r>
     </w:p>
@@ -992,23 +1037,23 @@
         <w:pStyle w:val="Heading1"/>
       </w:pPr>
       <w:r>
-        <w:t>FAQ-FIRE-0004 - Como explicar valor segurado no seguro contra incêndio?</w:t>
-      </w:r>
-    </w:p>
-    <w:p>
-      <w:pPr>
-        <w:pStyle w:val="Heading2"/>
-      </w:pPr>
-      <w:r>
-        <w:t>Controle</w:t>
-      </w:r>
-    </w:p>
-    <w:p>
-      <w:pPr>
-        <w:pStyle w:val="ListBullet"/>
-      </w:pPr>
-      <w:r>
-        <w:t>Versão: 0.1</w:t>
+        <w:t>FAQ-FIRE-0004 - 保険金額 - Valor segurado</w:t>
+      </w:r>
+    </w:p>
+    <w:p>
+      <w:pPr>
+        <w:pStyle w:val="Heading2"/>
+      </w:pPr>
+      <w:r>
+        <w:t>管理情報</w:t>
+      </w:r>
+    </w:p>
+    <w:p>
+      <w:pPr>
+        <w:pStyle w:val="ListBullet"/>
+      </w:pPr>
+      <w:r>
+        <w:t>Versão: 0.2</w:t>
       </w:r>
     </w:p>
     <w:p>
@@ -1032,15 +1077,15 @@
         <w:pStyle w:val="ListBullet"/>
       </w:pPr>
       <w:r>
-        <w:t>Histórico: Criação inicial.</w:t>
-      </w:r>
-    </w:p>
-    <w:p>
-      <w:pPr>
-        <w:pStyle w:val="Heading2"/>
-      </w:pPr>
-      <w:r>
-        <w:t>Código</w:t>
+        <w:t>Histórico: Criação inicial; padronização para consulta do corretor japonês e resposta em português com leitura em katakana.</w:t>
+      </w:r>
+    </w:p>
+    <w:p>
+      <w:pPr>
+        <w:pStyle w:val="Heading2"/>
+      </w:pPr>
+      <w:r>
+        <w:t>コード</w:t>
       </w:r>
     </w:p>
     <w:p>
@@ -1053,7 +1098,7 @@
         <w:pStyle w:val="Heading2"/>
       </w:pPr>
       <w:r>
-        <w:t>Categoria</w:t>
+        <w:t>カテゴリー</w:t>
       </w:r>
     </w:p>
     <w:p>
@@ -1066,20 +1111,20 @@
         <w:pStyle w:val="Heading2"/>
       </w:pPr>
       <w:r>
-        <w:t>Pergunta</w:t>
-      </w:r>
-    </w:p>
-    <w:p>
-      <w:r>
-        <w:t>Como explicar valor segurado no seguro contra incêndio?</w:t>
-      </w:r>
-    </w:p>
-    <w:p>
-      <w:pPr>
-        <w:pStyle w:val="Heading2"/>
-      </w:pPr>
-      <w:r>
-        <w:t>Consulta natural em japonês</w:t>
+        <w:t>質問</w:t>
+      </w:r>
+    </w:p>
+    <w:p>
+      <w:r>
+        <w:t>ブラジル人のお客様に「Valor segurado」をどのように説明しますか。</w:t>
+      </w:r>
+    </w:p>
+    <w:p>
+      <w:pPr>
+        <w:pStyle w:val="Heading2"/>
+      </w:pPr>
+      <w:r>
+        <w:t>日本語での自然な検索</w:t>
       </w:r>
     </w:p>
     <w:p>
@@ -1100,75 +1145,93 @@
     </w:p>
     <w:p>
       <w:pPr>
-        <w:pStyle w:val="Heading2"/>
-      </w:pPr>
-      <w:r>
-        <w:t>Situação de atendimento</w:t>
-      </w:r>
-    </w:p>
-    <w:p>
-      <w:r>
-        <w:t>Cliente brasileiro quer entender valor segurado dentro do seguro residencial ou seguro contra incêndio no Japão.</w:t>
-      </w:r>
-    </w:p>
-    <w:p>
-      <w:pPr>
-        <w:pStyle w:val="Heading2"/>
-      </w:pPr>
-      <w:r>
-        <w:t>Resposta técnica</w:t>
-      </w:r>
-    </w:p>
-    <w:p>
-      <w:r>
-        <w:t>Valor definido no contrato como limite de referência para indenização, conforme objeto segurado e regras da apólice.</w:t>
-      </w:r>
-    </w:p>
-    <w:p>
-      <w:pPr>
-        <w:pStyle w:val="Heading2"/>
-      </w:pPr>
-      <w:r>
-        <w:t>Como responder ao cliente brasileiro</w:t>
-      </w:r>
-    </w:p>
-    <w:p>
-      <w:r>
-        <w:t>Precisamos definir um valor adequado para evitar falta ou excesso de cobertura.</w:t>
-      </w:r>
-    </w:p>
-    <w:p>
-      <w:pPr>
-        <w:pStyle w:val="Heading2"/>
-      </w:pPr>
-      <w:r>
-        <w:t>Próximo passo seguro</w:t>
-      </w:r>
-    </w:p>
-    <w:p>
-      <w:r>
-        <w:t>契約条件、補償範囲、免責金額、必要書類を確認してから具体的に案内する。</w:t>
-      </w:r>
-    </w:p>
-    <w:p>
-      <w:pPr>
-        <w:pStyle w:val="Heading2"/>
-      </w:pPr>
-      <w:r>
-        <w:t>Limite comercial/compliance</w:t>
-      </w:r>
-    </w:p>
-    <w:p>
-      <w:r>
-        <w:t>火災保険は補償範囲、免責金額、事故原因、証明書類によって支払可否が変わるため、一般説明だけで保険金支払いを断定しない。</w:t>
-      </w:r>
-    </w:p>
-    <w:p>
-      <w:pPr>
-        <w:pStyle w:val="Heading2"/>
-      </w:pPr>
-      <w:r>
-        <w:t>Termos relacionados</w:t>
+        <w:pStyle w:val="ListBullet"/>
+      </w:pPr>
+      <w:r>
+        <w:t>火災保険の相談で「Valor segurado」を説明する時の注意点は何ですか。</w:t>
+      </w:r>
+    </w:p>
+    <w:p>
+      <w:pPr>
+        <w:pStyle w:val="Heading2"/>
+      </w:pPr>
+      <w:r>
+        <w:t>対応場面</w:t>
+      </w:r>
+    </w:p>
+    <w:p>
+      <w:r>
+        <w:t>ブラジル人のお客様が「Valor segurado」について質問しており、契約内容、補償範囲、必要書類、費用負担または保険会社の判断との関係を確認する場面。</w:t>
+      </w:r>
+    </w:p>
+    <w:p>
+      <w:pPr>
+        <w:pStyle w:val="Heading2"/>
+      </w:pPr>
+      <w:r>
+        <w:t>技術的回答</w:t>
+      </w:r>
+    </w:p>
+    <w:p>
+      <w:r>
+        <w:t>保険金額とは、火災保険の相談、契約確認、事故対応または契約管理において確認すべき項目です。実際の取り扱いは、契約条件、対象物、事故原因、必要書類、免責金額および保険会社または関係先の判断によって異なります。</w:t>
+      </w:r>
+    </w:p>
+    <w:p>
+      <w:pPr>
+        <w:pStyle w:val="Heading2"/>
+      </w:pPr>
+      <w:r>
+        <w:t>ブラジル人顧客への回答</w:t>
+      </w:r>
+    </w:p>
+    <w:p>
+      <w:r>
+        <w:t>Leitura para pronúncia: ヴァモス コンフィルマール ヴァロール SEGURADO イ エスプリカール ジ フォルマ シンプレス コンフォルミ オ コントラート</w:t>
+      </w:r>
+    </w:p>
+    <w:p>
+      <w:r>
+        <w:t>Português brasileiro: Vamos confirmar valor segurado e explicar de forma simples, conforme o contrato.</w:t>
+      </w:r>
+    </w:p>
+    <w:p>
+      <w:r>
+        <w:t>日本語確認用: 「Valor segurado」について、契約内容に沿って分かりやすく確認します。</w:t>
+      </w:r>
+    </w:p>
+    <w:p>
+      <w:pPr>
+        <w:pStyle w:val="Heading2"/>
+      </w:pPr>
+      <w:r>
+        <w:t>安全な次のステップ</w:t>
+      </w:r>
+    </w:p>
+    <w:p>
+      <w:r>
+        <w:t>契約書、保険証券、補償範囲、免責金額、事故状況、写真、領収書、管理会社または保険会社からの案内を確認してから具体的に案内する。</w:t>
+      </w:r>
+    </w:p>
+    <w:p>
+      <w:pPr>
+        <w:pStyle w:val="Heading2"/>
+      </w:pPr>
+      <w:r>
+        <w:t>コンプライアンス上の注意</w:t>
+      </w:r>
+    </w:p>
+    <w:p>
+      <w:r>
+        <w:t>一般説明だけで、補償、支払可否、費用負担、返金、審査結果、契約成立または保険金額を断定しない。最終判断は契約条件、提出書類、事故原因、関係先および保険会社の確認による。</w:t>
+      </w:r>
+    </w:p>
+    <w:p>
+      <w:pPr>
+        <w:pStyle w:val="Heading2"/>
+      </w:pPr>
+      <w:r>
+        <w:t>関連用語</w:t>
       </w:r>
     </w:p>
     <w:p>
@@ -1184,7 +1247,7 @@
         <w:pStyle w:val="Heading2"/>
       </w:pPr>
       <w:r>
-        <w:t>Referências cruzadas</w:t>
+        <w:t>相互参照</w:t>
       </w:r>
     </w:p>
     <w:p>
@@ -1216,7 +1279,7 @@
         <w:pStyle w:val="Heading2"/>
       </w:pPr>
       <w:r>
-        <w:t>Referências</w:t>
+        <w:t>参考資料</w:t>
       </w:r>
     </w:p>
     <w:p>
@@ -1232,7 +1295,7 @@
         <w:pStyle w:val="Heading2"/>
       </w:pPr>
       <w:r>
-        <w:t>Tags</w:t>
+        <w:t>タグ</w:t>
       </w:r>
     </w:p>
     <w:p>
@@ -1256,14 +1319,6 @@
         <w:pStyle w:val="ListBullet"/>
       </w:pPr>
       <w:r>
-        <w:t>valor-segurado</w:t>
-      </w:r>
-    </w:p>
-    <w:p>
-      <w:pPr>
-        <w:pStyle w:val="ListBullet"/>
-      </w:pPr>
-      <w:r>
         <w:t>atendimento</w:t>
       </w:r>
     </w:p>
@@ -1272,7 +1327,7 @@
         <w:pStyle w:val="Heading2"/>
       </w:pPr>
       <w:r>
-        <w:t>Veja também</w:t>
+        <w:t>関連項目</w:t>
       </w:r>
     </w:p>
     <w:p>
@@ -1288,7 +1343,7 @@
         <w:pStyle w:val="Heading2"/>
       </w:pPr>
       <w:r>
-        <w:t>Histórico de revisão</w:t>
+        <w:t>改訂履歴</w:t>
       </w:r>
     </w:p>
     <w:p>
@@ -1308,6 +1363,11 @@
     </w:p>
     <w:p>
       <w:r>
+        <w:t>| 2026-06-27 | 0.2 | JP-BR Insurance Knowledge Base | Padronização para consulta em japonês e resposta ao cliente em português com leitura em katakana. |</w:t>
+      </w:r>
+    </w:p>
+    <w:p>
+      <w:r>
         <w:br w:type="page"/>
       </w:r>
     </w:p>
@@ -1316,23 +1376,23 @@
         <w:pStyle w:val="Heading1"/>
       </w:pPr>
       <w:r>
-        <w:t>FAQ-FIRE-0005 - Como explicar valor de reposição no seguro contra incêndio?</w:t>
-      </w:r>
-    </w:p>
-    <w:p>
-      <w:pPr>
-        <w:pStyle w:val="Heading2"/>
-      </w:pPr>
-      <w:r>
-        <w:t>Controle</w:t>
-      </w:r>
-    </w:p>
-    <w:p>
-      <w:pPr>
-        <w:pStyle w:val="ListBullet"/>
-      </w:pPr>
-      <w:r>
-        <w:t>Versão: 0.1</w:t>
+        <w:t>FAQ-FIRE-0005 - 再調達価額 - Valor de reposição</w:t>
+      </w:r>
+    </w:p>
+    <w:p>
+      <w:pPr>
+        <w:pStyle w:val="Heading2"/>
+      </w:pPr>
+      <w:r>
+        <w:t>管理情報</w:t>
+      </w:r>
+    </w:p>
+    <w:p>
+      <w:pPr>
+        <w:pStyle w:val="ListBullet"/>
+      </w:pPr>
+      <w:r>
+        <w:t>Versão: 0.2</w:t>
       </w:r>
     </w:p>
     <w:p>
@@ -1356,15 +1416,15 @@
         <w:pStyle w:val="ListBullet"/>
       </w:pPr>
       <w:r>
-        <w:t>Histórico: Criação inicial.</w:t>
-      </w:r>
-    </w:p>
-    <w:p>
-      <w:pPr>
-        <w:pStyle w:val="Heading2"/>
-      </w:pPr>
-      <w:r>
-        <w:t>Código</w:t>
+        <w:t>Histórico: Criação inicial; padronização para consulta do corretor japonês e resposta em português com leitura em katakana.</w:t>
+      </w:r>
+    </w:p>
+    <w:p>
+      <w:pPr>
+        <w:pStyle w:val="Heading2"/>
+      </w:pPr>
+      <w:r>
+        <w:t>コード</w:t>
       </w:r>
     </w:p>
     <w:p>
@@ -1377,7 +1437,7 @@
         <w:pStyle w:val="Heading2"/>
       </w:pPr>
       <w:r>
-        <w:t>Categoria</w:t>
+        <w:t>カテゴリー</w:t>
       </w:r>
     </w:p>
     <w:p>
@@ -1390,20 +1450,20 @@
         <w:pStyle w:val="Heading2"/>
       </w:pPr>
       <w:r>
-        <w:t>Pergunta</w:t>
-      </w:r>
-    </w:p>
-    <w:p>
-      <w:r>
-        <w:t>Como explicar valor de reposição no seguro contra incêndio?</w:t>
-      </w:r>
-    </w:p>
-    <w:p>
-      <w:pPr>
-        <w:pStyle w:val="Heading2"/>
-      </w:pPr>
-      <w:r>
-        <w:t>Consulta natural em japonês</w:t>
+        <w:t>質問</w:t>
+      </w:r>
+    </w:p>
+    <w:p>
+      <w:r>
+        <w:t>ブラジル人のお客様に「Valor de reposição」をどのように説明しますか。</w:t>
+      </w:r>
+    </w:p>
+    <w:p>
+      <w:pPr>
+        <w:pStyle w:val="Heading2"/>
+      </w:pPr>
+      <w:r>
+        <w:t>日本語での自然な検索</w:t>
       </w:r>
     </w:p>
     <w:p>
@@ -1424,75 +1484,93 @@
     </w:p>
     <w:p>
       <w:pPr>
-        <w:pStyle w:val="Heading2"/>
-      </w:pPr>
-      <w:r>
-        <w:t>Situação de atendimento</w:t>
-      </w:r>
-    </w:p>
-    <w:p>
-      <w:r>
-        <w:t>Cliente brasileiro quer entender valor de reposição dentro do seguro residencial ou seguro contra incêndio no Japão.</w:t>
-      </w:r>
-    </w:p>
-    <w:p>
-      <w:pPr>
-        <w:pStyle w:val="Heading2"/>
-      </w:pPr>
-      <w:r>
-        <w:t>Resposta técnica</w:t>
-      </w:r>
-    </w:p>
-    <w:p>
-      <w:r>
-        <w:t>Valor necessário para adquirir ou reconstruir bem equivalente ao segurado no momento do sinistro, conforme critérios da seguradora.</w:t>
-      </w:r>
-    </w:p>
-    <w:p>
-      <w:pPr>
-        <w:pStyle w:val="Heading2"/>
-      </w:pPr>
-      <w:r>
-        <w:t>Como responder ao cliente brasileiro</w:t>
-      </w:r>
-    </w:p>
-    <w:p>
-      <w:r>
-        <w:t>A ideia é avaliar quanto seria necessário para reconstruir ou comprar novamente algo equivalente.</w:t>
-      </w:r>
-    </w:p>
-    <w:p>
-      <w:pPr>
-        <w:pStyle w:val="Heading2"/>
-      </w:pPr>
-      <w:r>
-        <w:t>Próximo passo seguro</w:t>
-      </w:r>
-    </w:p>
-    <w:p>
-      <w:r>
-        <w:t>契約条件、補償範囲、免責金額、必要書類を確認してから具体的に案内する。</w:t>
-      </w:r>
-    </w:p>
-    <w:p>
-      <w:pPr>
-        <w:pStyle w:val="Heading2"/>
-      </w:pPr>
-      <w:r>
-        <w:t>Limite comercial/compliance</w:t>
-      </w:r>
-    </w:p>
-    <w:p>
-      <w:r>
-        <w:t>火災保険は補償範囲、免責金額、事故原因、証明書類によって支払可否が変わるため、一般説明だけで保険金支払いを断定しない。</w:t>
-      </w:r>
-    </w:p>
-    <w:p>
-      <w:pPr>
-        <w:pStyle w:val="Heading2"/>
-      </w:pPr>
-      <w:r>
-        <w:t>Termos relacionados</w:t>
+        <w:pStyle w:val="ListBullet"/>
+      </w:pPr>
+      <w:r>
+        <w:t>火災保険の相談で「Valor de reposição」を説明する時の注意点は何ですか。</w:t>
+      </w:r>
+    </w:p>
+    <w:p>
+      <w:pPr>
+        <w:pStyle w:val="Heading2"/>
+      </w:pPr>
+      <w:r>
+        <w:t>対応場面</w:t>
+      </w:r>
+    </w:p>
+    <w:p>
+      <w:r>
+        <w:t>ブラジル人のお客様が「Valor de reposição」について質問しており、契約内容、補償範囲、必要書類、費用負担または保険会社の判断との関係を確認する場面。</w:t>
+      </w:r>
+    </w:p>
+    <w:p>
+      <w:pPr>
+        <w:pStyle w:val="Heading2"/>
+      </w:pPr>
+      <w:r>
+        <w:t>技術的回答</w:t>
+      </w:r>
+    </w:p>
+    <w:p>
+      <w:r>
+        <w:t>再調達価額とは、火災保険の相談、契約確認、事故対応または契約管理において確認すべき項目です。実際の取り扱いは、契約条件、対象物、事故原因、必要書類、免責金額および保険会社または関係先の判断によって異なります。</w:t>
+      </w:r>
+    </w:p>
+    <w:p>
+      <w:pPr>
+        <w:pStyle w:val="Heading2"/>
+      </w:pPr>
+      <w:r>
+        <w:t>ブラジル人顧客への回答</w:t>
+      </w:r>
+    </w:p>
+    <w:p>
+      <w:r>
+        <w:t>Leitura para pronúncia: ヴァモス コンフィルマール ヴァロール ジ REPOSIÇÃO イ エスプリカール ジ フォルマ シンプレス コンフォルミ オ コントラート</w:t>
+      </w:r>
+    </w:p>
+    <w:p>
+      <w:r>
+        <w:t>Português brasileiro: Vamos confirmar valor de reposição e explicar de forma simples, conforme o contrato.</w:t>
+      </w:r>
+    </w:p>
+    <w:p>
+      <w:r>
+        <w:t>日本語確認用: 「Valor de reposição」について、契約内容に沿って分かりやすく確認します。</w:t>
+      </w:r>
+    </w:p>
+    <w:p>
+      <w:pPr>
+        <w:pStyle w:val="Heading2"/>
+      </w:pPr>
+      <w:r>
+        <w:t>安全な次のステップ</w:t>
+      </w:r>
+    </w:p>
+    <w:p>
+      <w:r>
+        <w:t>契約書、保険証券、補償範囲、免責金額、事故状況、写真、領収書、管理会社または保険会社からの案内を確認してから具体的に案内する。</w:t>
+      </w:r>
+    </w:p>
+    <w:p>
+      <w:pPr>
+        <w:pStyle w:val="Heading2"/>
+      </w:pPr>
+      <w:r>
+        <w:t>コンプライアンス上の注意</w:t>
+      </w:r>
+    </w:p>
+    <w:p>
+      <w:r>
+        <w:t>一般説明だけで、補償、支払可否、費用負担、返金、審査結果、契約成立または保険金額を断定しない。最終判断は契約条件、提出書類、事故原因、関係先および保険会社の確認による。</w:t>
+      </w:r>
+    </w:p>
+    <w:p>
+      <w:pPr>
+        <w:pStyle w:val="Heading2"/>
+      </w:pPr>
+      <w:r>
+        <w:t>関連用語</w:t>
       </w:r>
     </w:p>
     <w:p>
@@ -1508,7 +1586,7 @@
         <w:pStyle w:val="Heading2"/>
       </w:pPr>
       <w:r>
-        <w:t>Referências cruzadas</w:t>
+        <w:t>相互参照</w:t>
       </w:r>
     </w:p>
     <w:p>
@@ -1540,7 +1618,7 @@
         <w:pStyle w:val="Heading2"/>
       </w:pPr>
       <w:r>
-        <w:t>Referências</w:t>
+        <w:t>参考資料</w:t>
       </w:r>
     </w:p>
     <w:p>
@@ -1556,7 +1634,7 @@
         <w:pStyle w:val="Heading2"/>
       </w:pPr>
       <w:r>
-        <w:t>Tags</w:t>
+        <w:t>タグ</w:t>
       </w:r>
     </w:p>
     <w:p>
@@ -1580,14 +1658,6 @@
         <w:pStyle w:val="ListBullet"/>
       </w:pPr>
       <w:r>
-        <w:t>valor-de-reposicao</w:t>
-      </w:r>
-    </w:p>
-    <w:p>
-      <w:pPr>
-        <w:pStyle w:val="ListBullet"/>
-      </w:pPr>
-      <w:r>
         <w:t>atendimento</w:t>
       </w:r>
     </w:p>
@@ -1596,7 +1666,7 @@
         <w:pStyle w:val="Heading2"/>
       </w:pPr>
       <w:r>
-        <w:t>Veja também</w:t>
+        <w:t>関連項目</w:t>
       </w:r>
     </w:p>
     <w:p>
@@ -1612,7 +1682,7 @@
         <w:pStyle w:val="Heading2"/>
       </w:pPr>
       <w:r>
-        <w:t>Histórico de revisão</w:t>
+        <w:t>改訂履歴</w:t>
       </w:r>
     </w:p>
     <w:p>
@@ -1632,6 +1702,11 @@
     </w:p>
     <w:p>
       <w:r>
+        <w:t>| 2026-06-27 | 0.2 | JP-BR Insurance Knowledge Base | Padronização para consulta em japonês e resposta ao cliente em português com leitura em katakana. |</w:t>
+      </w:r>
+    </w:p>
+    <w:p>
+      <w:r>
         <w:br w:type="page"/>
       </w:r>
     </w:p>
@@ -1640,23 +1715,23 @@
         <w:pStyle w:val="Heading1"/>
       </w:pPr>
       <w:r>
-        <w:t>FAQ-FIRE-0006 - Como explicar valor atual no seguro contra incêndio?</w:t>
-      </w:r>
-    </w:p>
-    <w:p>
-      <w:pPr>
-        <w:pStyle w:val="Heading2"/>
-      </w:pPr>
-      <w:r>
-        <w:t>Controle</w:t>
-      </w:r>
-    </w:p>
-    <w:p>
-      <w:pPr>
-        <w:pStyle w:val="ListBullet"/>
-      </w:pPr>
-      <w:r>
-        <w:t>Versão: 0.1</w:t>
+        <w:t>FAQ-FIRE-0006 - 時価額 - Valor atual</w:t>
+      </w:r>
+    </w:p>
+    <w:p>
+      <w:pPr>
+        <w:pStyle w:val="Heading2"/>
+      </w:pPr>
+      <w:r>
+        <w:t>管理情報</w:t>
+      </w:r>
+    </w:p>
+    <w:p>
+      <w:pPr>
+        <w:pStyle w:val="ListBullet"/>
+      </w:pPr>
+      <w:r>
+        <w:t>Versão: 0.2</w:t>
       </w:r>
     </w:p>
     <w:p>
@@ -1680,15 +1755,15 @@
         <w:pStyle w:val="ListBullet"/>
       </w:pPr>
       <w:r>
-        <w:t>Histórico: Criação inicial.</w:t>
-      </w:r>
-    </w:p>
-    <w:p>
-      <w:pPr>
-        <w:pStyle w:val="Heading2"/>
-      </w:pPr>
-      <w:r>
-        <w:t>Código</w:t>
+        <w:t>Histórico: Criação inicial; padronização para consulta do corretor japonês e resposta em português com leitura em katakana.</w:t>
+      </w:r>
+    </w:p>
+    <w:p>
+      <w:pPr>
+        <w:pStyle w:val="Heading2"/>
+      </w:pPr>
+      <w:r>
+        <w:t>コード</w:t>
       </w:r>
     </w:p>
     <w:p>
@@ -1701,7 +1776,7 @@
         <w:pStyle w:val="Heading2"/>
       </w:pPr>
       <w:r>
-        <w:t>Categoria</w:t>
+        <w:t>カテゴリー</w:t>
       </w:r>
     </w:p>
     <w:p>
@@ -1714,20 +1789,20 @@
         <w:pStyle w:val="Heading2"/>
       </w:pPr>
       <w:r>
-        <w:t>Pergunta</w:t>
-      </w:r>
-    </w:p>
-    <w:p>
-      <w:r>
-        <w:t>Como explicar valor atual no seguro contra incêndio?</w:t>
-      </w:r>
-    </w:p>
-    <w:p>
-      <w:pPr>
-        <w:pStyle w:val="Heading2"/>
-      </w:pPr>
-      <w:r>
-        <w:t>Consulta natural em japonês</w:t>
+        <w:t>質問</w:t>
+      </w:r>
+    </w:p>
+    <w:p>
+      <w:r>
+        <w:t>ブラジル人のお客様に「Valor atual」をどのように説明しますか。</w:t>
+      </w:r>
+    </w:p>
+    <w:p>
+      <w:pPr>
+        <w:pStyle w:val="Heading2"/>
+      </w:pPr>
+      <w:r>
+        <w:t>日本語での自然な検索</w:t>
       </w:r>
     </w:p>
     <w:p>
@@ -1748,75 +1823,93 @@
     </w:p>
     <w:p>
       <w:pPr>
-        <w:pStyle w:val="Heading2"/>
-      </w:pPr>
-      <w:r>
-        <w:t>Situação de atendimento</w:t>
-      </w:r>
-    </w:p>
-    <w:p>
-      <w:r>
-        <w:t>Cliente brasileiro quer entender valor atual dentro do seguro residencial ou seguro contra incêndio no Japão.</w:t>
-      </w:r>
-    </w:p>
-    <w:p>
-      <w:pPr>
-        <w:pStyle w:val="Heading2"/>
-      </w:pPr>
-      <w:r>
-        <w:t>Resposta técnica</w:t>
-      </w:r>
-    </w:p>
-    <w:p>
-      <w:r>
-        <w:t>Valor do bem considerando depreciação, uso, idade e condição no momento do sinistro, conforme critérios do contrato.</w:t>
-      </w:r>
-    </w:p>
-    <w:p>
-      <w:pPr>
-        <w:pStyle w:val="Heading2"/>
-      </w:pPr>
-      <w:r>
-        <w:t>Como responder ao cliente brasileiro</w:t>
-      </w:r>
-    </w:p>
-    <w:p>
-      <w:r>
-        <w:t>O valor atual pode ser menor que o preço de compra, por causa do uso e da idade do bem.</w:t>
-      </w:r>
-    </w:p>
-    <w:p>
-      <w:pPr>
-        <w:pStyle w:val="Heading2"/>
-      </w:pPr>
-      <w:r>
-        <w:t>Próximo passo seguro</w:t>
-      </w:r>
-    </w:p>
-    <w:p>
-      <w:r>
-        <w:t>契約条件、補償範囲、免責金額、必要書類を確認してから具体的に案内する。</w:t>
-      </w:r>
-    </w:p>
-    <w:p>
-      <w:pPr>
-        <w:pStyle w:val="Heading2"/>
-      </w:pPr>
-      <w:r>
-        <w:t>Limite comercial/compliance</w:t>
-      </w:r>
-    </w:p>
-    <w:p>
-      <w:r>
-        <w:t>火災保険は補償範囲、免責金額、事故原因、証明書類によって支払可否が変わるため、一般説明だけで保険金支払いを断定しない。</w:t>
-      </w:r>
-    </w:p>
-    <w:p>
-      <w:pPr>
-        <w:pStyle w:val="Heading2"/>
-      </w:pPr>
-      <w:r>
-        <w:t>Termos relacionados</w:t>
+        <w:pStyle w:val="ListBullet"/>
+      </w:pPr>
+      <w:r>
+        <w:t>火災保険の相談で「Valor atual」を説明する時の注意点は何ですか。</w:t>
+      </w:r>
+    </w:p>
+    <w:p>
+      <w:pPr>
+        <w:pStyle w:val="Heading2"/>
+      </w:pPr>
+      <w:r>
+        <w:t>対応場面</w:t>
+      </w:r>
+    </w:p>
+    <w:p>
+      <w:r>
+        <w:t>ブラジル人のお客様が「Valor atual」について質問しており、契約内容、補償範囲、必要書類、費用負担または保険会社の判断との関係を確認する場面。</w:t>
+      </w:r>
+    </w:p>
+    <w:p>
+      <w:pPr>
+        <w:pStyle w:val="Heading2"/>
+      </w:pPr>
+      <w:r>
+        <w:t>技術的回答</w:t>
+      </w:r>
+    </w:p>
+    <w:p>
+      <w:r>
+        <w:t>時価額とは、火災保険の相談、契約確認、事故対応または契約管理において確認すべき項目です。実際の取り扱いは、契約条件、対象物、事故原因、必要書類、免責金額および保険会社または関係先の判断によって異なります。</w:t>
+      </w:r>
+    </w:p>
+    <w:p>
+      <w:pPr>
+        <w:pStyle w:val="Heading2"/>
+      </w:pPr>
+      <w:r>
+        <w:t>ブラジル人顧客への回答</w:t>
+      </w:r>
+    </w:p>
+    <w:p>
+      <w:r>
+        <w:t>Leitura para pronúncia: ヴァモス コンフィルマール ヴァロール ATUAL イ エスプリカール ジ フォルマ シンプレス コンフォルミ オ コントラート</w:t>
+      </w:r>
+    </w:p>
+    <w:p>
+      <w:r>
+        <w:t>Português brasileiro: Vamos confirmar valor atual e explicar de forma simples, conforme o contrato.</w:t>
+      </w:r>
+    </w:p>
+    <w:p>
+      <w:r>
+        <w:t>日本語確認用: 「Valor atual」について、契約内容に沿って分かりやすく確認します。</w:t>
+      </w:r>
+    </w:p>
+    <w:p>
+      <w:pPr>
+        <w:pStyle w:val="Heading2"/>
+      </w:pPr>
+      <w:r>
+        <w:t>安全な次のステップ</w:t>
+      </w:r>
+    </w:p>
+    <w:p>
+      <w:r>
+        <w:t>契約書、保険証券、補償範囲、免責金額、事故状況、写真、領収書、管理会社または保険会社からの案内を確認してから具体的に案内する。</w:t>
+      </w:r>
+    </w:p>
+    <w:p>
+      <w:pPr>
+        <w:pStyle w:val="Heading2"/>
+      </w:pPr>
+      <w:r>
+        <w:t>コンプライアンス上の注意</w:t>
+      </w:r>
+    </w:p>
+    <w:p>
+      <w:r>
+        <w:t>一般説明だけで、補償、支払可否、費用負担、返金、審査結果、契約成立または保険金額を断定しない。最終判断は契約条件、提出書類、事故原因、関係先および保険会社の確認による。</w:t>
+      </w:r>
+    </w:p>
+    <w:p>
+      <w:pPr>
+        <w:pStyle w:val="Heading2"/>
+      </w:pPr>
+      <w:r>
+        <w:t>関連用語</w:t>
       </w:r>
     </w:p>
     <w:p>
@@ -1832,7 +1925,7 @@
         <w:pStyle w:val="Heading2"/>
       </w:pPr>
       <w:r>
-        <w:t>Referências cruzadas</w:t>
+        <w:t>相互参照</w:t>
       </w:r>
     </w:p>
     <w:p>
@@ -1864,7 +1957,7 @@
         <w:pStyle w:val="Heading2"/>
       </w:pPr>
       <w:r>
-        <w:t>Referências</w:t>
+        <w:t>参考資料</w:t>
       </w:r>
     </w:p>
     <w:p>
@@ -1880,7 +1973,7 @@
         <w:pStyle w:val="Heading2"/>
       </w:pPr>
       <w:r>
-        <w:t>Tags</w:t>
+        <w:t>タグ</w:t>
       </w:r>
     </w:p>
     <w:p>
@@ -1904,14 +1997,6 @@
         <w:pStyle w:val="ListBullet"/>
       </w:pPr>
       <w:r>
-        <w:t>valor-atual</w:t>
-      </w:r>
-    </w:p>
-    <w:p>
-      <w:pPr>
-        <w:pStyle w:val="ListBullet"/>
-      </w:pPr>
-      <w:r>
         <w:t>atendimento</w:t>
       </w:r>
     </w:p>
@@ -1920,7 +2005,7 @@
         <w:pStyle w:val="Heading2"/>
       </w:pPr>
       <w:r>
-        <w:t>Veja também</w:t>
+        <w:t>関連項目</w:t>
       </w:r>
     </w:p>
     <w:p>
@@ -1936,7 +2021,7 @@
         <w:pStyle w:val="Heading2"/>
       </w:pPr>
       <w:r>
-        <w:t>Histórico de revisão</w:t>
+        <w:t>改訂履歴</w:t>
       </w:r>
     </w:p>
     <w:p>
@@ -1956,6 +2041,11 @@
     </w:p>
     <w:p>
       <w:r>
+        <w:t>| 2026-06-27 | 0.2 | JP-BR Insurance Knowledge Base | Padronização para consulta em japonês e resposta ao cliente em português com leitura em katakana. |</w:t>
+      </w:r>
+    </w:p>
+    <w:p>
+      <w:r>
         <w:br w:type="page"/>
       </w:r>
     </w:p>
@@ -1964,23 +2054,23 @@
         <w:pStyle w:val="Heading1"/>
       </w:pPr>
       <w:r>
-        <w:t>FAQ-FIRE-0007 - Como explicar franquia no seguro contra incêndio?</w:t>
-      </w:r>
-    </w:p>
-    <w:p>
-      <w:pPr>
-        <w:pStyle w:val="Heading2"/>
-      </w:pPr>
-      <w:r>
-        <w:t>Controle</w:t>
-      </w:r>
-    </w:p>
-    <w:p>
-      <w:pPr>
-        <w:pStyle w:val="ListBullet"/>
-      </w:pPr>
-      <w:r>
-        <w:t>Versão: 0.1</w:t>
+        <w:t>FAQ-FIRE-0007 - 免責金額 - Franquia</w:t>
+      </w:r>
+    </w:p>
+    <w:p>
+      <w:pPr>
+        <w:pStyle w:val="Heading2"/>
+      </w:pPr>
+      <w:r>
+        <w:t>管理情報</w:t>
+      </w:r>
+    </w:p>
+    <w:p>
+      <w:pPr>
+        <w:pStyle w:val="ListBullet"/>
+      </w:pPr>
+      <w:r>
+        <w:t>Versão: 0.2</w:t>
       </w:r>
     </w:p>
     <w:p>
@@ -2004,15 +2094,15 @@
         <w:pStyle w:val="ListBullet"/>
       </w:pPr>
       <w:r>
-        <w:t>Histórico: Criação inicial.</w:t>
-      </w:r>
-    </w:p>
-    <w:p>
-      <w:pPr>
-        <w:pStyle w:val="Heading2"/>
-      </w:pPr>
-      <w:r>
-        <w:t>Código</w:t>
+        <w:t>Histórico: Criação inicial; padronização para consulta do corretor japonês e resposta em português com leitura em katakana.</w:t>
+      </w:r>
+    </w:p>
+    <w:p>
+      <w:pPr>
+        <w:pStyle w:val="Heading2"/>
+      </w:pPr>
+      <w:r>
+        <w:t>コード</w:t>
       </w:r>
     </w:p>
     <w:p>
@@ -2025,7 +2115,7 @@
         <w:pStyle w:val="Heading2"/>
       </w:pPr>
       <w:r>
-        <w:t>Categoria</w:t>
+        <w:t>カテゴリー</w:t>
       </w:r>
     </w:p>
     <w:p>
@@ -2038,20 +2128,20 @@
         <w:pStyle w:val="Heading2"/>
       </w:pPr>
       <w:r>
-        <w:t>Pergunta</w:t>
-      </w:r>
-    </w:p>
-    <w:p>
-      <w:r>
-        <w:t>Como explicar franquia no seguro contra incêndio?</w:t>
-      </w:r>
-    </w:p>
-    <w:p>
-      <w:pPr>
-        <w:pStyle w:val="Heading2"/>
-      </w:pPr>
-      <w:r>
-        <w:t>Consulta natural em japonês</w:t>
+        <w:t>質問</w:t>
+      </w:r>
+    </w:p>
+    <w:p>
+      <w:r>
+        <w:t>ブラジル人のお客様に「Franquia」をどのように説明しますか。</w:t>
+      </w:r>
+    </w:p>
+    <w:p>
+      <w:pPr>
+        <w:pStyle w:val="Heading2"/>
+      </w:pPr>
+      <w:r>
+        <w:t>日本語での自然な検索</w:t>
       </w:r>
     </w:p>
     <w:p>
@@ -2072,75 +2162,93 @@
     </w:p>
     <w:p>
       <w:pPr>
-        <w:pStyle w:val="Heading2"/>
-      </w:pPr>
-      <w:r>
-        <w:t>Situação de atendimento</w:t>
-      </w:r>
-    </w:p>
-    <w:p>
-      <w:r>
-        <w:t>Cliente brasileiro quer entender franquia dentro do seguro residencial ou seguro contra incêndio no Japão.</w:t>
-      </w:r>
-    </w:p>
-    <w:p>
-      <w:pPr>
-        <w:pStyle w:val="Heading2"/>
-      </w:pPr>
-      <w:r>
-        <w:t>Resposta técnica</w:t>
-      </w:r>
-    </w:p>
-    <w:p>
-      <w:r>
-        <w:t>Parte do prejuízo que fica sob responsabilidade do segurado antes da aplicação da indenização, conforme contrato.</w:t>
-      </w:r>
-    </w:p>
-    <w:p>
-      <w:pPr>
-        <w:pStyle w:val="Heading2"/>
-      </w:pPr>
-      <w:r>
-        <w:t>Como responder ao cliente brasileiro</w:t>
-      </w:r>
-    </w:p>
-    <w:p>
-      <w:r>
-        <w:t>Se houver franquia, uma parte do prejuízo não será paga pela seguradora.</w:t>
-      </w:r>
-    </w:p>
-    <w:p>
-      <w:pPr>
-        <w:pStyle w:val="Heading2"/>
-      </w:pPr>
-      <w:r>
-        <w:t>Próximo passo seguro</w:t>
-      </w:r>
-    </w:p>
-    <w:p>
-      <w:r>
-        <w:t>契約条件、補償範囲、免責金額、必要書類を確認してから具体的に案内する。</w:t>
-      </w:r>
-    </w:p>
-    <w:p>
-      <w:pPr>
-        <w:pStyle w:val="Heading2"/>
-      </w:pPr>
-      <w:r>
-        <w:t>Limite comercial/compliance</w:t>
-      </w:r>
-    </w:p>
-    <w:p>
-      <w:r>
-        <w:t>火災保険は補償範囲、免責金額、事故原因、証明書類によって支払可否が変わるため、一般説明だけで保険金支払いを断定しない。</w:t>
-      </w:r>
-    </w:p>
-    <w:p>
-      <w:pPr>
-        <w:pStyle w:val="Heading2"/>
-      </w:pPr>
-      <w:r>
-        <w:t>Termos relacionados</w:t>
+        <w:pStyle w:val="ListBullet"/>
+      </w:pPr>
+      <w:r>
+        <w:t>火災保険の相談で「Franquia」を説明する時の注意点は何ですか。</w:t>
+      </w:r>
+    </w:p>
+    <w:p>
+      <w:pPr>
+        <w:pStyle w:val="Heading2"/>
+      </w:pPr>
+      <w:r>
+        <w:t>対応場面</w:t>
+      </w:r>
+    </w:p>
+    <w:p>
+      <w:r>
+        <w:t>ブラジル人のお客様が「Franquia」について質問しており、契約内容、補償範囲、必要書類、費用負担または保険会社の判断との関係を確認する場面。</w:t>
+      </w:r>
+    </w:p>
+    <w:p>
+      <w:pPr>
+        <w:pStyle w:val="Heading2"/>
+      </w:pPr>
+      <w:r>
+        <w:t>技術的回答</w:t>
+      </w:r>
+    </w:p>
+    <w:p>
+      <w:r>
+        <w:t>免責金額とは、火災保険の相談、契約確認、事故対応または契約管理において確認すべき項目です。実際の取り扱いは、契約条件、対象物、事故原因、必要書類、免責金額および保険会社または関係先の判断によって異なります。</w:t>
+      </w:r>
+    </w:p>
+    <w:p>
+      <w:pPr>
+        <w:pStyle w:val="Heading2"/>
+      </w:pPr>
+      <w:r>
+        <w:t>ブラジル人顧客への回答</w:t>
+      </w:r>
+    </w:p>
+    <w:p>
+      <w:r>
+        <w:t>Leitura para pronúncia: ヴァモス コンフィルマール フランキア イ エスプリカール ジ フォルマ シンプレス コンフォルミ オ コントラート</w:t>
+      </w:r>
+    </w:p>
+    <w:p>
+      <w:r>
+        <w:t>Português brasileiro: Vamos confirmar franquia e explicar de forma simples, conforme o contrato.</w:t>
+      </w:r>
+    </w:p>
+    <w:p>
+      <w:r>
+        <w:t>日本語確認用: 「Franquia」について、契約内容に沿って分かりやすく確認します。</w:t>
+      </w:r>
+    </w:p>
+    <w:p>
+      <w:pPr>
+        <w:pStyle w:val="Heading2"/>
+      </w:pPr>
+      <w:r>
+        <w:t>安全な次のステップ</w:t>
+      </w:r>
+    </w:p>
+    <w:p>
+      <w:r>
+        <w:t>契約書、保険証券、補償範囲、免責金額、事故状況、写真、領収書、管理会社または保険会社からの案内を確認してから具体的に案内する。</w:t>
+      </w:r>
+    </w:p>
+    <w:p>
+      <w:pPr>
+        <w:pStyle w:val="Heading2"/>
+      </w:pPr>
+      <w:r>
+        <w:t>コンプライアンス上の注意</w:t>
+      </w:r>
+    </w:p>
+    <w:p>
+      <w:r>
+        <w:t>一般説明だけで、補償、支払可否、費用負担、返金、審査結果、契約成立または保険金額を断定しない。最終判断は契約条件、提出書類、事故原因、関係先および保険会社の確認による。</w:t>
+      </w:r>
+    </w:p>
+    <w:p>
+      <w:pPr>
+        <w:pStyle w:val="Heading2"/>
+      </w:pPr>
+      <w:r>
+        <w:t>関連用語</w:t>
       </w:r>
     </w:p>
     <w:p>
@@ -2156,7 +2264,7 @@
         <w:pStyle w:val="Heading2"/>
       </w:pPr>
       <w:r>
-        <w:t>Referências cruzadas</w:t>
+        <w:t>相互参照</w:t>
       </w:r>
     </w:p>
     <w:p>
@@ -2188,7 +2296,7 @@
         <w:pStyle w:val="Heading2"/>
       </w:pPr>
       <w:r>
-        <w:t>Referências</w:t>
+        <w:t>参考資料</w:t>
       </w:r>
     </w:p>
     <w:p>
@@ -2204,7 +2312,7 @@
         <w:pStyle w:val="Heading2"/>
       </w:pPr>
       <w:r>
-        <w:t>Tags</w:t>
+        <w:t>タグ</w:t>
       </w:r>
     </w:p>
     <w:p>
@@ -2228,14 +2336,6 @@
         <w:pStyle w:val="ListBullet"/>
       </w:pPr>
       <w:r>
-        <w:t>franquia</w:t>
-      </w:r>
-    </w:p>
-    <w:p>
-      <w:pPr>
-        <w:pStyle w:val="ListBullet"/>
-      </w:pPr>
-      <w:r>
         <w:t>atendimento</w:t>
       </w:r>
     </w:p>
@@ -2244,7 +2344,7 @@
         <w:pStyle w:val="Heading2"/>
       </w:pPr>
       <w:r>
-        <w:t>Veja também</w:t>
+        <w:t>関連項目</w:t>
       </w:r>
     </w:p>
     <w:p>
@@ -2260,7 +2360,7 @@
         <w:pStyle w:val="Heading2"/>
       </w:pPr>
       <w:r>
-        <w:t>Histórico de revisão</w:t>
+        <w:t>改訂履歴</w:t>
       </w:r>
     </w:p>
     <w:p>
@@ -2280,6 +2380,11 @@
     </w:p>
     <w:p>
       <w:r>
+        <w:t>| 2026-06-27 | 0.2 | JP-BR Insurance Knowledge Base | Padronização para consulta em japonês e resposta ao cliente em português com leitura em katakana. |</w:t>
+      </w:r>
+    </w:p>
+    <w:p>
+      <w:r>
         <w:br w:type="page"/>
       </w:r>
     </w:p>
@@ -2288,23 +2393,23 @@
         <w:pStyle w:val="Heading1"/>
       </w:pPr>
       <w:r>
-        <w:t>FAQ-FIRE-0008 - Como explicar incêndio no seguro contra incêndio?</w:t>
-      </w:r>
-    </w:p>
-    <w:p>
-      <w:pPr>
-        <w:pStyle w:val="Heading2"/>
-      </w:pPr>
-      <w:r>
-        <w:t>Controle</w:t>
-      </w:r>
-    </w:p>
-    <w:p>
-      <w:pPr>
-        <w:pStyle w:val="ListBullet"/>
-      </w:pPr>
-      <w:r>
-        <w:t>Versão: 0.1</w:t>
+        <w:t>FAQ-FIRE-0008 - 火災 - Incêndio</w:t>
+      </w:r>
+    </w:p>
+    <w:p>
+      <w:pPr>
+        <w:pStyle w:val="Heading2"/>
+      </w:pPr>
+      <w:r>
+        <w:t>管理情報</w:t>
+      </w:r>
+    </w:p>
+    <w:p>
+      <w:pPr>
+        <w:pStyle w:val="ListBullet"/>
+      </w:pPr>
+      <w:r>
+        <w:t>Versão: 0.2</w:t>
       </w:r>
     </w:p>
     <w:p>
@@ -2328,15 +2433,15 @@
         <w:pStyle w:val="ListBullet"/>
       </w:pPr>
       <w:r>
-        <w:t>Histórico: Criação inicial.</w:t>
-      </w:r>
-    </w:p>
-    <w:p>
-      <w:pPr>
-        <w:pStyle w:val="Heading2"/>
-      </w:pPr>
-      <w:r>
-        <w:t>Código</w:t>
+        <w:t>Histórico: Criação inicial; padronização para consulta do corretor japonês e resposta em português com leitura em katakana.</w:t>
+      </w:r>
+    </w:p>
+    <w:p>
+      <w:pPr>
+        <w:pStyle w:val="Heading2"/>
+      </w:pPr>
+      <w:r>
+        <w:t>コード</w:t>
       </w:r>
     </w:p>
     <w:p>
@@ -2349,7 +2454,7 @@
         <w:pStyle w:val="Heading2"/>
       </w:pPr>
       <w:r>
-        <w:t>Categoria</w:t>
+        <w:t>カテゴリー</w:t>
       </w:r>
     </w:p>
     <w:p>
@@ -2362,20 +2467,20 @@
         <w:pStyle w:val="Heading2"/>
       </w:pPr>
       <w:r>
-        <w:t>Pergunta</w:t>
-      </w:r>
-    </w:p>
-    <w:p>
-      <w:r>
-        <w:t>Como explicar incêndio no seguro contra incêndio?</w:t>
-      </w:r>
-    </w:p>
-    <w:p>
-      <w:pPr>
-        <w:pStyle w:val="Heading2"/>
-      </w:pPr>
-      <w:r>
-        <w:t>Consulta natural em japonês</w:t>
+        <w:t>質問</w:t>
+      </w:r>
+    </w:p>
+    <w:p>
+      <w:r>
+        <w:t>ブラジル人のお客様に「Incêndio」をどのように説明しますか。</w:t>
+      </w:r>
+    </w:p>
+    <w:p>
+      <w:pPr>
+        <w:pStyle w:val="Heading2"/>
+      </w:pPr>
+      <w:r>
+        <w:t>日本語での自然な検索</w:t>
       </w:r>
     </w:p>
     <w:p>
@@ -2396,75 +2501,93 @@
     </w:p>
     <w:p>
       <w:pPr>
-        <w:pStyle w:val="Heading2"/>
-      </w:pPr>
-      <w:r>
-        <w:t>Situação de atendimento</w:t>
-      </w:r>
-    </w:p>
-    <w:p>
-      <w:r>
-        <w:t>Cliente brasileiro quer entender incêndio dentro do seguro residencial ou seguro contra incêndio no Japão.</w:t>
-      </w:r>
-    </w:p>
-    <w:p>
-      <w:pPr>
-        <w:pStyle w:val="Heading2"/>
-      </w:pPr>
-      <w:r>
-        <w:t>Resposta técnica</w:t>
-      </w:r>
-    </w:p>
-    <w:p>
-      <w:r>
-        <w:t>Combustão acidental que causa dano ao objeto segurado, sujeita às condições, exclusões e comprovações do contrato.</w:t>
-      </w:r>
-    </w:p>
-    <w:p>
-      <w:pPr>
-        <w:pStyle w:val="Heading2"/>
-      </w:pPr>
-      <w:r>
-        <w:t>Como responder ao cliente brasileiro</w:t>
-      </w:r>
-    </w:p>
-    <w:p>
-      <w:r>
-        <w:t>A cobertura depende da causa, dos documentos e das condições da apólice.</w:t>
-      </w:r>
-    </w:p>
-    <w:p>
-      <w:pPr>
-        <w:pStyle w:val="Heading2"/>
-      </w:pPr>
-      <w:r>
-        <w:t>Próximo passo seguro</w:t>
-      </w:r>
-    </w:p>
-    <w:p>
-      <w:r>
-        <w:t>契約条件、補償範囲、免責金額、必要書類を確認してから具体的に案内する。</w:t>
-      </w:r>
-    </w:p>
-    <w:p>
-      <w:pPr>
-        <w:pStyle w:val="Heading2"/>
-      </w:pPr>
-      <w:r>
-        <w:t>Limite comercial/compliance</w:t>
-      </w:r>
-    </w:p>
-    <w:p>
-      <w:r>
-        <w:t>火災保険は補償範囲、免責金額、事故原因、証明書類によって支払可否が変わるため、一般説明だけで保険金支払いを断定しない。</w:t>
-      </w:r>
-    </w:p>
-    <w:p>
-      <w:pPr>
-        <w:pStyle w:val="Heading2"/>
-      </w:pPr>
-      <w:r>
-        <w:t>Termos relacionados</w:t>
+        <w:pStyle w:val="ListBullet"/>
+      </w:pPr>
+      <w:r>
+        <w:t>火災保険の相談で「Incêndio」を説明する時の注意点は何ですか。</w:t>
+      </w:r>
+    </w:p>
+    <w:p>
+      <w:pPr>
+        <w:pStyle w:val="Heading2"/>
+      </w:pPr>
+      <w:r>
+        <w:t>対応場面</w:t>
+      </w:r>
+    </w:p>
+    <w:p>
+      <w:r>
+        <w:t>ブラジル人のお客様が「Incêndio」について質問しており、契約内容、補償範囲、必要書類、費用負担または保険会社の判断との関係を確認する場面。</w:t>
+      </w:r>
+    </w:p>
+    <w:p>
+      <w:pPr>
+        <w:pStyle w:val="Heading2"/>
+      </w:pPr>
+      <w:r>
+        <w:t>技術的回答</w:t>
+      </w:r>
+    </w:p>
+    <w:p>
+      <w:r>
+        <w:t>火災とは、火災保険の相談、契約確認、事故対応または契約管理において確認すべき項目です。実際の取り扱いは、契約条件、対象物、事故原因、必要書類、免責金額および保険会社または関係先の判断によって異なります。</w:t>
+      </w:r>
+    </w:p>
+    <w:p>
+      <w:pPr>
+        <w:pStyle w:val="Heading2"/>
+      </w:pPr>
+      <w:r>
+        <w:t>ブラジル人顧客への回答</w:t>
+      </w:r>
+    </w:p>
+    <w:p>
+      <w:r>
+        <w:t>Leitura para pronúncia: ヴァモス コンフィルマール インセンジオ イ エスプリカール ジ フォルマ シンプレス コンフォルミ オ コントラート</w:t>
+      </w:r>
+    </w:p>
+    <w:p>
+      <w:r>
+        <w:t>Português brasileiro: Vamos confirmar incêndio e explicar de forma simples, conforme o contrato.</w:t>
+      </w:r>
+    </w:p>
+    <w:p>
+      <w:r>
+        <w:t>日本語確認用: 「Incêndio」について、契約内容に沿って分かりやすく確認します。</w:t>
+      </w:r>
+    </w:p>
+    <w:p>
+      <w:pPr>
+        <w:pStyle w:val="Heading2"/>
+      </w:pPr>
+      <w:r>
+        <w:t>安全な次のステップ</w:t>
+      </w:r>
+    </w:p>
+    <w:p>
+      <w:r>
+        <w:t>契約書、保険証券、補償範囲、免責金額、事故状況、写真、領収書、管理会社または保険会社からの案内を確認してから具体的に案内する。</w:t>
+      </w:r>
+    </w:p>
+    <w:p>
+      <w:pPr>
+        <w:pStyle w:val="Heading2"/>
+      </w:pPr>
+      <w:r>
+        <w:t>コンプライアンス上の注意</w:t>
+      </w:r>
+    </w:p>
+    <w:p>
+      <w:r>
+        <w:t>一般説明だけで、補償、支払可否、費用負担、返金、審査結果、契約成立または保険金額を断定しない。最終判断は契約条件、提出書類、事故原因、関係先および保険会社の確認による。</w:t>
+      </w:r>
+    </w:p>
+    <w:p>
+      <w:pPr>
+        <w:pStyle w:val="Heading2"/>
+      </w:pPr>
+      <w:r>
+        <w:t>関連用語</w:t>
       </w:r>
     </w:p>
     <w:p>
@@ -2480,7 +2603,7 @@
         <w:pStyle w:val="Heading2"/>
       </w:pPr>
       <w:r>
-        <w:t>Referências cruzadas</w:t>
+        <w:t>相互参照</w:t>
       </w:r>
     </w:p>
     <w:p>
@@ -2512,7 +2635,7 @@
         <w:pStyle w:val="Heading2"/>
       </w:pPr>
       <w:r>
-        <w:t>Referências</w:t>
+        <w:t>参考資料</w:t>
       </w:r>
     </w:p>
     <w:p>
@@ -2528,7 +2651,7 @@
         <w:pStyle w:val="Heading2"/>
       </w:pPr>
       <w:r>
-        <w:t>Tags</w:t>
+        <w:t>タグ</w:t>
       </w:r>
     </w:p>
     <w:p>
@@ -2552,14 +2675,6 @@
         <w:pStyle w:val="ListBullet"/>
       </w:pPr>
       <w:r>
-        <w:t>incêndio</w:t>
-      </w:r>
-    </w:p>
-    <w:p>
-      <w:pPr>
-        <w:pStyle w:val="ListBullet"/>
-      </w:pPr>
-      <w:r>
         <w:t>atendimento</w:t>
       </w:r>
     </w:p>
@@ -2568,7 +2683,7 @@
         <w:pStyle w:val="Heading2"/>
       </w:pPr>
       <w:r>
-        <w:t>Veja também</w:t>
+        <w:t>関連項目</w:t>
       </w:r>
     </w:p>
     <w:p>
@@ -2584,7 +2699,7 @@
         <w:pStyle w:val="Heading2"/>
       </w:pPr>
       <w:r>
-        <w:t>Histórico de revisão</w:t>
+        <w:t>改訂履歴</w:t>
       </w:r>
     </w:p>
     <w:p>
@@ -2604,6 +2719,11 @@
     </w:p>
     <w:p>
       <w:r>
+        <w:t>| 2026-06-27 | 0.2 | JP-BR Insurance Knowledge Base | Padronização para consulta em japonês e resposta ao cliente em português com leitura em katakana. |</w:t>
+      </w:r>
+    </w:p>
+    <w:p>
+      <w:r>
         <w:br w:type="page"/>
       </w:r>
     </w:p>
@@ -2612,23 +2732,23 @@
         <w:pStyle w:val="Heading1"/>
       </w:pPr>
       <w:r>
-        <w:t>FAQ-FIRE-0009 - Como explicar queda de raio no seguro contra incêndio?</w:t>
-      </w:r>
-    </w:p>
-    <w:p>
-      <w:pPr>
-        <w:pStyle w:val="Heading2"/>
-      </w:pPr>
-      <w:r>
-        <w:t>Controle</w:t>
-      </w:r>
-    </w:p>
-    <w:p>
-      <w:pPr>
-        <w:pStyle w:val="ListBullet"/>
-      </w:pPr>
-      <w:r>
-        <w:t>Versão: 0.1</w:t>
+        <w:t>FAQ-FIRE-0009 - 落雷 - Queda de raio</w:t>
+      </w:r>
+    </w:p>
+    <w:p>
+      <w:pPr>
+        <w:pStyle w:val="Heading2"/>
+      </w:pPr>
+      <w:r>
+        <w:t>管理情報</w:t>
+      </w:r>
+    </w:p>
+    <w:p>
+      <w:pPr>
+        <w:pStyle w:val="ListBullet"/>
+      </w:pPr>
+      <w:r>
+        <w:t>Versão: 0.2</w:t>
       </w:r>
     </w:p>
     <w:p>
@@ -2652,15 +2772,15 @@
         <w:pStyle w:val="ListBullet"/>
       </w:pPr>
       <w:r>
-        <w:t>Histórico: Criação inicial.</w:t>
-      </w:r>
-    </w:p>
-    <w:p>
-      <w:pPr>
-        <w:pStyle w:val="Heading2"/>
-      </w:pPr>
-      <w:r>
-        <w:t>Código</w:t>
+        <w:t>Histórico: Criação inicial; padronização para consulta do corretor japonês e resposta em português com leitura em katakana.</w:t>
+      </w:r>
+    </w:p>
+    <w:p>
+      <w:pPr>
+        <w:pStyle w:val="Heading2"/>
+      </w:pPr>
+      <w:r>
+        <w:t>コード</w:t>
       </w:r>
     </w:p>
     <w:p>
@@ -2673,7 +2793,7 @@
         <w:pStyle w:val="Heading2"/>
       </w:pPr>
       <w:r>
-        <w:t>Categoria</w:t>
+        <w:t>カテゴリー</w:t>
       </w:r>
     </w:p>
     <w:p>
@@ -2686,20 +2806,20 @@
         <w:pStyle w:val="Heading2"/>
       </w:pPr>
       <w:r>
-        <w:t>Pergunta</w:t>
-      </w:r>
-    </w:p>
-    <w:p>
-      <w:r>
-        <w:t>Como explicar queda de raio no seguro contra incêndio?</w:t>
-      </w:r>
-    </w:p>
-    <w:p>
-      <w:pPr>
-        <w:pStyle w:val="Heading2"/>
-      </w:pPr>
-      <w:r>
-        <w:t>Consulta natural em japonês</w:t>
+        <w:t>質問</w:t>
+      </w:r>
+    </w:p>
+    <w:p>
+      <w:r>
+        <w:t>ブラジル人のお客様に「Queda de raio」をどのように説明しますか。</w:t>
+      </w:r>
+    </w:p>
+    <w:p>
+      <w:pPr>
+        <w:pStyle w:val="Heading2"/>
+      </w:pPr>
+      <w:r>
+        <w:t>日本語での自然な検索</w:t>
       </w:r>
     </w:p>
     <w:p>
@@ -2720,75 +2840,93 @@
     </w:p>
     <w:p>
       <w:pPr>
-        <w:pStyle w:val="Heading2"/>
-      </w:pPr>
-      <w:r>
-        <w:t>Situação de atendimento</w:t>
-      </w:r>
-    </w:p>
-    <w:p>
-      <w:r>
-        <w:t>Cliente brasileiro quer entender queda de raio dentro do seguro residencial ou seguro contra incêndio no Japão.</w:t>
-      </w:r>
-    </w:p>
-    <w:p>
-      <w:pPr>
-        <w:pStyle w:val="Heading2"/>
-      </w:pPr>
-      <w:r>
-        <w:t>Resposta técnica</w:t>
-      </w:r>
-    </w:p>
-    <w:p>
-      <w:r>
-        <w:t>Dano causado por descarga atmosférica direta ou efeito previsto na cobertura contratada.</w:t>
-      </w:r>
-    </w:p>
-    <w:p>
-      <w:pPr>
-        <w:pStyle w:val="Heading2"/>
-      </w:pPr>
-      <w:r>
-        <w:t>Como responder ao cliente brasileiro</w:t>
-      </w:r>
-    </w:p>
-    <w:p>
-      <w:r>
-        <w:t>Precisamos verificar se o dano foi causado por raio e quais documentos comprovam a ocorrência.</w:t>
-      </w:r>
-    </w:p>
-    <w:p>
-      <w:pPr>
-        <w:pStyle w:val="Heading2"/>
-      </w:pPr>
-      <w:r>
-        <w:t>Próximo passo seguro</w:t>
-      </w:r>
-    </w:p>
-    <w:p>
-      <w:r>
-        <w:t>契約条件、補償範囲、免責金額、必要書類を確認してから具体的に案内する。</w:t>
-      </w:r>
-    </w:p>
-    <w:p>
-      <w:pPr>
-        <w:pStyle w:val="Heading2"/>
-      </w:pPr>
-      <w:r>
-        <w:t>Limite comercial/compliance</w:t>
-      </w:r>
-    </w:p>
-    <w:p>
-      <w:r>
-        <w:t>火災保険は補償範囲、免責金額、事故原因、証明書類によって支払可否が変わるため、一般説明だけで保険金支払いを断定しない。</w:t>
-      </w:r>
-    </w:p>
-    <w:p>
-      <w:pPr>
-        <w:pStyle w:val="Heading2"/>
-      </w:pPr>
-      <w:r>
-        <w:t>Termos relacionados</w:t>
+        <w:pStyle w:val="ListBullet"/>
+      </w:pPr>
+      <w:r>
+        <w:t>火災保険の相談で「Queda de raio」を説明する時の注意点は何ですか。</w:t>
+      </w:r>
+    </w:p>
+    <w:p>
+      <w:pPr>
+        <w:pStyle w:val="Heading2"/>
+      </w:pPr>
+      <w:r>
+        <w:t>対応場面</w:t>
+      </w:r>
+    </w:p>
+    <w:p>
+      <w:r>
+        <w:t>ブラジル人のお客様が「Queda de raio」について質問しており、契約内容、補償範囲、必要書類、費用負担または保険会社の判断との関係を確認する場面。</w:t>
+      </w:r>
+    </w:p>
+    <w:p>
+      <w:pPr>
+        <w:pStyle w:val="Heading2"/>
+      </w:pPr>
+      <w:r>
+        <w:t>技術的回答</w:t>
+      </w:r>
+    </w:p>
+    <w:p>
+      <w:r>
+        <w:t>落雷とは、火災保険の相談、契約確認、事故対応または契約管理において確認すべき項目です。実際の取り扱いは、契約条件、対象物、事故原因、必要書類、免責金額および保険会社または関係先の判断によって異なります。</w:t>
+      </w:r>
+    </w:p>
+    <w:p>
+      <w:pPr>
+        <w:pStyle w:val="Heading2"/>
+      </w:pPr>
+      <w:r>
+        <w:t>ブラジル人顧客への回答</w:t>
+      </w:r>
+    </w:p>
+    <w:p>
+      <w:r>
+        <w:t>Leitura para pronúncia: ヴァモス コンフィルマール QUEDA ジ RAIO イ エスプリカール ジ フォルマ シンプレス コンフォルミ オ コントラート</w:t>
+      </w:r>
+    </w:p>
+    <w:p>
+      <w:r>
+        <w:t>Português brasileiro: Vamos confirmar queda de raio e explicar de forma simples, conforme o contrato.</w:t>
+      </w:r>
+    </w:p>
+    <w:p>
+      <w:r>
+        <w:t>日本語確認用: 「Queda de raio」について、契約内容に沿って分かりやすく確認します。</w:t>
+      </w:r>
+    </w:p>
+    <w:p>
+      <w:pPr>
+        <w:pStyle w:val="Heading2"/>
+      </w:pPr>
+      <w:r>
+        <w:t>安全な次のステップ</w:t>
+      </w:r>
+    </w:p>
+    <w:p>
+      <w:r>
+        <w:t>契約書、保険証券、補償範囲、免責金額、事故状況、写真、領収書、管理会社または保険会社からの案内を確認してから具体的に案内する。</w:t>
+      </w:r>
+    </w:p>
+    <w:p>
+      <w:pPr>
+        <w:pStyle w:val="Heading2"/>
+      </w:pPr>
+      <w:r>
+        <w:t>コンプライアンス上の注意</w:t>
+      </w:r>
+    </w:p>
+    <w:p>
+      <w:r>
+        <w:t>一般説明だけで、補償、支払可否、費用負担、返金、審査結果、契約成立または保険金額を断定しない。最終判断は契約条件、提出書類、事故原因、関係先および保険会社の確認による。</w:t>
+      </w:r>
+    </w:p>
+    <w:p>
+      <w:pPr>
+        <w:pStyle w:val="Heading2"/>
+      </w:pPr>
+      <w:r>
+        <w:t>関連用語</w:t>
       </w:r>
     </w:p>
     <w:p>
@@ -2804,7 +2942,7 @@
         <w:pStyle w:val="Heading2"/>
       </w:pPr>
       <w:r>
-        <w:t>Referências cruzadas</w:t>
+        <w:t>相互参照</w:t>
       </w:r>
     </w:p>
     <w:p>
@@ -2836,7 +2974,7 @@
         <w:pStyle w:val="Heading2"/>
       </w:pPr>
       <w:r>
-        <w:t>Referências</w:t>
+        <w:t>参考資料</w:t>
       </w:r>
     </w:p>
     <w:p>
@@ -2852,7 +2990,7 @@
         <w:pStyle w:val="Heading2"/>
       </w:pPr>
       <w:r>
-        <w:t>Tags</w:t>
+        <w:t>タグ</w:t>
       </w:r>
     </w:p>
     <w:p>
@@ -2876,14 +3014,6 @@
         <w:pStyle w:val="ListBullet"/>
       </w:pPr>
       <w:r>
-        <w:t>queda-de-raio</w:t>
-      </w:r>
-    </w:p>
-    <w:p>
-      <w:pPr>
-        <w:pStyle w:val="ListBullet"/>
-      </w:pPr>
-      <w:r>
         <w:t>atendimento</w:t>
       </w:r>
     </w:p>
@@ -2892,7 +3022,7 @@
         <w:pStyle w:val="Heading2"/>
       </w:pPr>
       <w:r>
-        <w:t>Veja também</w:t>
+        <w:t>関連項目</w:t>
       </w:r>
     </w:p>
     <w:p>
@@ -2908,7 +3038,7 @@
         <w:pStyle w:val="Heading2"/>
       </w:pPr>
       <w:r>
-        <w:t>Histórico de revisão</w:t>
+        <w:t>改訂履歴</w:t>
       </w:r>
     </w:p>
     <w:p>
@@ -2928,6 +3058,11 @@
     </w:p>
     <w:p>
       <w:r>
+        <w:t>| 2026-06-27 | 0.2 | JP-BR Insurance Knowledge Base | Padronização para consulta em japonês e resposta ao cliente em português com leitura em katakana. |</w:t>
+      </w:r>
+    </w:p>
+    <w:p>
+      <w:r>
         <w:br w:type="page"/>
       </w:r>
     </w:p>
@@ -2936,23 +3071,23 @@
         <w:pStyle w:val="Heading1"/>
       </w:pPr>
       <w:r>
-        <w:t>FAQ-FIRE-0010 - Como explicar ruptura ou explosão no seguro contra incêndio?</w:t>
-      </w:r>
-    </w:p>
-    <w:p>
-      <w:pPr>
-        <w:pStyle w:val="Heading2"/>
-      </w:pPr>
-      <w:r>
-        <w:t>Controle</w:t>
-      </w:r>
-    </w:p>
-    <w:p>
-      <w:pPr>
-        <w:pStyle w:val="ListBullet"/>
-      </w:pPr>
-      <w:r>
-        <w:t>Versão: 0.1</w:t>
+        <w:t>FAQ-FIRE-0010 - 破裂・爆発 - Ruptura ou explosão</w:t>
+      </w:r>
+    </w:p>
+    <w:p>
+      <w:pPr>
+        <w:pStyle w:val="Heading2"/>
+      </w:pPr>
+      <w:r>
+        <w:t>管理情報</w:t>
+      </w:r>
+    </w:p>
+    <w:p>
+      <w:pPr>
+        <w:pStyle w:val="ListBullet"/>
+      </w:pPr>
+      <w:r>
+        <w:t>Versão: 0.2</w:t>
       </w:r>
     </w:p>
     <w:p>
@@ -2976,15 +3111,15 @@
         <w:pStyle w:val="ListBullet"/>
       </w:pPr>
       <w:r>
-        <w:t>Histórico: Criação inicial.</w:t>
-      </w:r>
-    </w:p>
-    <w:p>
-      <w:pPr>
-        <w:pStyle w:val="Heading2"/>
-      </w:pPr>
-      <w:r>
-        <w:t>Código</w:t>
+        <w:t>Histórico: Criação inicial; padronização para consulta do corretor japonês e resposta em português com leitura em katakana.</w:t>
+      </w:r>
+    </w:p>
+    <w:p>
+      <w:pPr>
+        <w:pStyle w:val="Heading2"/>
+      </w:pPr>
+      <w:r>
+        <w:t>コード</w:t>
       </w:r>
     </w:p>
     <w:p>
@@ -2997,7 +3132,7 @@
         <w:pStyle w:val="Heading2"/>
       </w:pPr>
       <w:r>
-        <w:t>Categoria</w:t>
+        <w:t>カテゴリー</w:t>
       </w:r>
     </w:p>
     <w:p>
@@ -3010,20 +3145,20 @@
         <w:pStyle w:val="Heading2"/>
       </w:pPr>
       <w:r>
-        <w:t>Pergunta</w:t>
-      </w:r>
-    </w:p>
-    <w:p>
-      <w:r>
-        <w:t>Como explicar ruptura ou explosão no seguro contra incêndio?</w:t>
-      </w:r>
-    </w:p>
-    <w:p>
-      <w:pPr>
-        <w:pStyle w:val="Heading2"/>
-      </w:pPr>
-      <w:r>
-        <w:t>Consulta natural em japonês</w:t>
+        <w:t>質問</w:t>
+      </w:r>
+    </w:p>
+    <w:p>
+      <w:r>
+        <w:t>ブラジル人のお客様に「Ruptura ou explosão」をどのように説明しますか。</w:t>
+      </w:r>
+    </w:p>
+    <w:p>
+      <w:pPr>
+        <w:pStyle w:val="Heading2"/>
+      </w:pPr>
+      <w:r>
+        <w:t>日本語での自然な検索</w:t>
       </w:r>
     </w:p>
     <w:p>
@@ -3044,75 +3179,93 @@
     </w:p>
     <w:p>
       <w:pPr>
-        <w:pStyle w:val="Heading2"/>
-      </w:pPr>
-      <w:r>
-        <w:t>Situação de atendimento</w:t>
-      </w:r>
-    </w:p>
-    <w:p>
-      <w:r>
-        <w:t>Cliente brasileiro quer entender ruptura ou explosão dentro do seguro residencial ou seguro contra incêndio no Japão.</w:t>
-      </w:r>
-    </w:p>
-    <w:p>
-      <w:pPr>
-        <w:pStyle w:val="Heading2"/>
-      </w:pPr>
-      <w:r>
-        <w:t>Resposta técnica</w:t>
-      </w:r>
-    </w:p>
-    <w:p>
-      <w:r>
-        <w:t>Dano decorrente de ruptura ou explosão acidental de equipamentos, gás ou outros elementos previstos no contrato.</w:t>
-      </w:r>
-    </w:p>
-    <w:p>
-      <w:pPr>
-        <w:pStyle w:val="Heading2"/>
-      </w:pPr>
-      <w:r>
-        <w:t>Como responder ao cliente brasileiro</w:t>
-      </w:r>
-    </w:p>
-    <w:p>
-      <w:r>
-        <w:t>A seguradora analisará a causa e se ela está dentro da cobertura.</w:t>
-      </w:r>
-    </w:p>
-    <w:p>
-      <w:pPr>
-        <w:pStyle w:val="Heading2"/>
-      </w:pPr>
-      <w:r>
-        <w:t>Próximo passo seguro</w:t>
-      </w:r>
-    </w:p>
-    <w:p>
-      <w:r>
-        <w:t>契約条件、補償範囲、免責金額、必要書類を確認してから具体的に案内する。</w:t>
-      </w:r>
-    </w:p>
-    <w:p>
-      <w:pPr>
-        <w:pStyle w:val="Heading2"/>
-      </w:pPr>
-      <w:r>
-        <w:t>Limite comercial/compliance</w:t>
-      </w:r>
-    </w:p>
-    <w:p>
-      <w:r>
-        <w:t>火災保険は補償範囲、免責金額、事故原因、証明書類によって支払可否が変わるため、一般説明だけで保険金支払いを断定しない。</w:t>
-      </w:r>
-    </w:p>
-    <w:p>
-      <w:pPr>
-        <w:pStyle w:val="Heading2"/>
-      </w:pPr>
-      <w:r>
-        <w:t>Termos relacionados</w:t>
+        <w:pStyle w:val="ListBullet"/>
+      </w:pPr>
+      <w:r>
+        <w:t>火災保険の相談で「Ruptura ou explosão」を説明する時の注意点は何ですか。</w:t>
+      </w:r>
+    </w:p>
+    <w:p>
+      <w:pPr>
+        <w:pStyle w:val="Heading2"/>
+      </w:pPr>
+      <w:r>
+        <w:t>対応場面</w:t>
+      </w:r>
+    </w:p>
+    <w:p>
+      <w:r>
+        <w:t>ブラジル人のお客様が「Ruptura ou explosão」について質問しており、契約内容、補償範囲、必要書類、費用負担または保険会社の判断との関係を確認する場面。</w:t>
+      </w:r>
+    </w:p>
+    <w:p>
+      <w:pPr>
+        <w:pStyle w:val="Heading2"/>
+      </w:pPr>
+      <w:r>
+        <w:t>技術的回答</w:t>
+      </w:r>
+    </w:p>
+    <w:p>
+      <w:r>
+        <w:t>破裂・爆発とは、火災保険の相談、契約確認、事故対応または契約管理において確認すべき項目です。実際の取り扱いは、契約条件、対象物、事故原因、必要書類、免責金額および保険会社または関係先の判断によって異なります。</w:t>
+      </w:r>
+    </w:p>
+    <w:p>
+      <w:pPr>
+        <w:pStyle w:val="Heading2"/>
+      </w:pPr>
+      <w:r>
+        <w:t>ブラジル人顧客への回答</w:t>
+      </w:r>
+    </w:p>
+    <w:p>
+      <w:r>
+        <w:t>Leitura para pronúncia: ヴァモス コンフィルマール RUPTURA OU EXPLOSÃO イ エスプリカール ジ フォルマ シンプレス コンフォルミ オ コントラート</w:t>
+      </w:r>
+    </w:p>
+    <w:p>
+      <w:r>
+        <w:t>Português brasileiro: Vamos confirmar ruptura ou explosão e explicar de forma simples, conforme o contrato.</w:t>
+      </w:r>
+    </w:p>
+    <w:p>
+      <w:r>
+        <w:t>日本語確認用: 「Ruptura ou explosão」について、契約内容に沿って分かりやすく確認します。</w:t>
+      </w:r>
+    </w:p>
+    <w:p>
+      <w:pPr>
+        <w:pStyle w:val="Heading2"/>
+      </w:pPr>
+      <w:r>
+        <w:t>安全な次のステップ</w:t>
+      </w:r>
+    </w:p>
+    <w:p>
+      <w:r>
+        <w:t>契約書、保険証券、補償範囲、免責金額、事故状況、写真、領収書、管理会社または保険会社からの案内を確認してから具体的に案内する。</w:t>
+      </w:r>
+    </w:p>
+    <w:p>
+      <w:pPr>
+        <w:pStyle w:val="Heading2"/>
+      </w:pPr>
+      <w:r>
+        <w:t>コンプライアンス上の注意</w:t>
+      </w:r>
+    </w:p>
+    <w:p>
+      <w:r>
+        <w:t>一般説明だけで、補償、支払可否、費用負担、返金、審査結果、契約成立または保険金額を断定しない。最終判断は契約条件、提出書類、事故原因、関係先および保険会社の確認による。</w:t>
+      </w:r>
+    </w:p>
+    <w:p>
+      <w:pPr>
+        <w:pStyle w:val="Heading2"/>
+      </w:pPr>
+      <w:r>
+        <w:t>関連用語</w:t>
       </w:r>
     </w:p>
     <w:p>
@@ -3128,7 +3281,7 @@
         <w:pStyle w:val="Heading2"/>
       </w:pPr>
       <w:r>
-        <w:t>Referências cruzadas</w:t>
+        <w:t>相互参照</w:t>
       </w:r>
     </w:p>
     <w:p>
@@ -3160,7 +3313,7 @@
         <w:pStyle w:val="Heading2"/>
       </w:pPr>
       <w:r>
-        <w:t>Referências</w:t>
+        <w:t>参考資料</w:t>
       </w:r>
     </w:p>
     <w:p>
@@ -3176,7 +3329,7 @@
         <w:pStyle w:val="Heading2"/>
       </w:pPr>
       <w:r>
-        <w:t>Tags</w:t>
+        <w:t>タグ</w:t>
       </w:r>
     </w:p>
     <w:p>
@@ -3200,14 +3353,6 @@
         <w:pStyle w:val="ListBullet"/>
       </w:pPr>
       <w:r>
-        <w:t>ruptura-ou-explosao</w:t>
-      </w:r>
-    </w:p>
-    <w:p>
-      <w:pPr>
-        <w:pStyle w:val="ListBullet"/>
-      </w:pPr>
-      <w:r>
         <w:t>atendimento</w:t>
       </w:r>
     </w:p>
@@ -3216,7 +3361,7 @@
         <w:pStyle w:val="Heading2"/>
       </w:pPr>
       <w:r>
-        <w:t>Veja também</w:t>
+        <w:t>関連項目</w:t>
       </w:r>
     </w:p>
     <w:p>
@@ -3232,7 +3377,7 @@
         <w:pStyle w:val="Heading2"/>
       </w:pPr>
       <w:r>
-        <w:t>Histórico de revisão</w:t>
+        <w:t>改訂履歴</w:t>
       </w:r>
     </w:p>
     <w:p>
@@ -3252,6 +3397,11 @@
     </w:p>
     <w:p>
       <w:r>
+        <w:t>| 2026-06-27 | 0.2 | JP-BR Insurance Knowledge Base | Padronização para consulta em japonês e resposta ao cliente em português com leitura em katakana. |</w:t>
+      </w:r>
+    </w:p>
+    <w:p>
+      <w:r>
         <w:br w:type="page"/>
       </w:r>
     </w:p>
@@ -3260,23 +3410,23 @@
         <w:pStyle w:val="Heading1"/>
       </w:pPr>
       <w:r>
-        <w:t>FAQ-FIRE-0011 - Como explicar danos por vento no seguro contra incêndio?</w:t>
-      </w:r>
-    </w:p>
-    <w:p>
-      <w:pPr>
-        <w:pStyle w:val="Heading2"/>
-      </w:pPr>
-      <w:r>
-        <w:t>Controle</w:t>
-      </w:r>
-    </w:p>
-    <w:p>
-      <w:pPr>
-        <w:pStyle w:val="ListBullet"/>
-      </w:pPr>
-      <w:r>
-        <w:t>Versão: 0.1</w:t>
+        <w:t>FAQ-FIRE-0011 - 風災 - Danos por vento</w:t>
+      </w:r>
+    </w:p>
+    <w:p>
+      <w:pPr>
+        <w:pStyle w:val="Heading2"/>
+      </w:pPr>
+      <w:r>
+        <w:t>管理情報</w:t>
+      </w:r>
+    </w:p>
+    <w:p>
+      <w:pPr>
+        <w:pStyle w:val="ListBullet"/>
+      </w:pPr>
+      <w:r>
+        <w:t>Versão: 0.2</w:t>
       </w:r>
     </w:p>
     <w:p>
@@ -3300,15 +3450,15 @@
         <w:pStyle w:val="ListBullet"/>
       </w:pPr>
       <w:r>
-        <w:t>Histórico: Criação inicial.</w:t>
-      </w:r>
-    </w:p>
-    <w:p>
-      <w:pPr>
-        <w:pStyle w:val="Heading2"/>
-      </w:pPr>
-      <w:r>
-        <w:t>Código</w:t>
+        <w:t>Histórico: Criação inicial; padronização para consulta do corretor japonês e resposta em português com leitura em katakana.</w:t>
+      </w:r>
+    </w:p>
+    <w:p>
+      <w:pPr>
+        <w:pStyle w:val="Heading2"/>
+      </w:pPr>
+      <w:r>
+        <w:t>コード</w:t>
       </w:r>
     </w:p>
     <w:p>
@@ -3321,7 +3471,7 @@
         <w:pStyle w:val="Heading2"/>
       </w:pPr>
       <w:r>
-        <w:t>Categoria</w:t>
+        <w:t>カテゴリー</w:t>
       </w:r>
     </w:p>
     <w:p>
@@ -3334,20 +3484,20 @@
         <w:pStyle w:val="Heading2"/>
       </w:pPr>
       <w:r>
-        <w:t>Pergunta</w:t>
-      </w:r>
-    </w:p>
-    <w:p>
-      <w:r>
-        <w:t>Como explicar danos por vento no seguro contra incêndio?</w:t>
-      </w:r>
-    </w:p>
-    <w:p>
-      <w:pPr>
-        <w:pStyle w:val="Heading2"/>
-      </w:pPr>
-      <w:r>
-        <w:t>Consulta natural em japonês</w:t>
+        <w:t>質問</w:t>
+      </w:r>
+    </w:p>
+    <w:p>
+      <w:r>
+        <w:t>ブラジル人のお客様に「Danos por vento」をどのように説明しますか。</w:t>
+      </w:r>
+    </w:p>
+    <w:p>
+      <w:pPr>
+        <w:pStyle w:val="Heading2"/>
+      </w:pPr>
+      <w:r>
+        <w:t>日本語での自然な検索</w:t>
       </w:r>
     </w:p>
     <w:p>
@@ -3368,75 +3518,93 @@
     </w:p>
     <w:p>
       <w:pPr>
-        <w:pStyle w:val="Heading2"/>
-      </w:pPr>
-      <w:r>
-        <w:t>Situação de atendimento</w:t>
-      </w:r>
-    </w:p>
-    <w:p>
-      <w:r>
-        <w:t>Cliente brasileiro quer entender danos por vento dentro do seguro residencial ou seguro contra incêndio no Japão.</w:t>
-      </w:r>
-    </w:p>
-    <w:p>
-      <w:pPr>
-        <w:pStyle w:val="Heading2"/>
-      </w:pPr>
-      <w:r>
-        <w:t>Resposta técnica</w:t>
-      </w:r>
-    </w:p>
-    <w:p>
-      <w:r>
-        <w:t>Danos causados por vento forte, tufão ou fenômeno semelhante, conforme condições e limites da apólice.</w:t>
-      </w:r>
-    </w:p>
-    <w:p>
-      <w:pPr>
-        <w:pStyle w:val="Heading2"/>
-      </w:pPr>
-      <w:r>
-        <w:t>Como responder ao cliente brasileiro</w:t>
-      </w:r>
-    </w:p>
-    <w:p>
-      <w:r>
-        <w:t>No Japão, danos de tufão devem ser explicados separando cobertura, franquia e documentos necessários.</w:t>
-      </w:r>
-    </w:p>
-    <w:p>
-      <w:pPr>
-        <w:pStyle w:val="Heading2"/>
-      </w:pPr>
-      <w:r>
-        <w:t>Próximo passo seguro</w:t>
-      </w:r>
-    </w:p>
-    <w:p>
-      <w:r>
-        <w:t>契約条件、補償範囲、免責金額、必要書類を確認してから具体的に案内する。</w:t>
-      </w:r>
-    </w:p>
-    <w:p>
-      <w:pPr>
-        <w:pStyle w:val="Heading2"/>
-      </w:pPr>
-      <w:r>
-        <w:t>Limite comercial/compliance</w:t>
-      </w:r>
-    </w:p>
-    <w:p>
-      <w:r>
-        <w:t>火災保険は補償範囲、免責金額、事故原因、証明書類によって支払可否が変わるため、一般説明だけで保険金支払いを断定しない。</w:t>
-      </w:r>
-    </w:p>
-    <w:p>
-      <w:pPr>
-        <w:pStyle w:val="Heading2"/>
-      </w:pPr>
-      <w:r>
-        <w:t>Termos relacionados</w:t>
+        <w:pStyle w:val="ListBullet"/>
+      </w:pPr>
+      <w:r>
+        <w:t>火災保険の相談で「Danos por vento」を説明する時の注意点は何ですか。</w:t>
+      </w:r>
+    </w:p>
+    <w:p>
+      <w:pPr>
+        <w:pStyle w:val="Heading2"/>
+      </w:pPr>
+      <w:r>
+        <w:t>対応場面</w:t>
+      </w:r>
+    </w:p>
+    <w:p>
+      <w:r>
+        <w:t>ブラジル人のお客様が「Danos por vento」について質問しており、契約内容、補償範囲、必要書類、費用負担または保険会社の判断との関係を確認する場面。</w:t>
+      </w:r>
+    </w:p>
+    <w:p>
+      <w:pPr>
+        <w:pStyle w:val="Heading2"/>
+      </w:pPr>
+      <w:r>
+        <w:t>技術的回答</w:t>
+      </w:r>
+    </w:p>
+    <w:p>
+      <w:r>
+        <w:t>風災とは、火災保険の相談、契約確認、事故対応または契約管理において確認すべき項目です。実際の取り扱いは、契約条件、対象物、事故原因、必要書類、免責金額および保険会社または関係先の判断によって異なります。</w:t>
+      </w:r>
+    </w:p>
+    <w:p>
+      <w:pPr>
+        <w:pStyle w:val="Heading2"/>
+      </w:pPr>
+      <w:r>
+        <w:t>ブラジル人顧客への回答</w:t>
+      </w:r>
+    </w:p>
+    <w:p>
+      <w:r>
+        <w:t>Leitura para pronúncia: ヴァモス コンフィルマール ダノス POR VENTO イ エスプリカール ジ フォルマ シンプレス コンフォルミ オ コントラート</w:t>
+      </w:r>
+    </w:p>
+    <w:p>
+      <w:r>
+        <w:t>Português brasileiro: Vamos confirmar danos por vento e explicar de forma simples, conforme o contrato.</w:t>
+      </w:r>
+    </w:p>
+    <w:p>
+      <w:r>
+        <w:t>日本語確認用: 「Danos por vento」について、契約内容に沿って分かりやすく確認します。</w:t>
+      </w:r>
+    </w:p>
+    <w:p>
+      <w:pPr>
+        <w:pStyle w:val="Heading2"/>
+      </w:pPr>
+      <w:r>
+        <w:t>安全な次のステップ</w:t>
+      </w:r>
+    </w:p>
+    <w:p>
+      <w:r>
+        <w:t>契約書、保険証券、補償範囲、免責金額、事故状況、写真、領収書、管理会社または保険会社からの案内を確認してから具体的に案内する。</w:t>
+      </w:r>
+    </w:p>
+    <w:p>
+      <w:pPr>
+        <w:pStyle w:val="Heading2"/>
+      </w:pPr>
+      <w:r>
+        <w:t>コンプライアンス上の注意</w:t>
+      </w:r>
+    </w:p>
+    <w:p>
+      <w:r>
+        <w:t>一般説明だけで、補償、支払可否、費用負担、返金、審査結果、契約成立または保険金額を断定しない。最終判断は契約条件、提出書類、事故原因、関係先および保険会社の確認による。</w:t>
+      </w:r>
+    </w:p>
+    <w:p>
+      <w:pPr>
+        <w:pStyle w:val="Heading2"/>
+      </w:pPr>
+      <w:r>
+        <w:t>関連用語</w:t>
       </w:r>
     </w:p>
     <w:p>
@@ -3452,7 +3620,7 @@
         <w:pStyle w:val="Heading2"/>
       </w:pPr>
       <w:r>
-        <w:t>Referências cruzadas</w:t>
+        <w:t>相互参照</w:t>
       </w:r>
     </w:p>
     <w:p>
@@ -3484,7 +3652,7 @@
         <w:pStyle w:val="Heading2"/>
       </w:pPr>
       <w:r>
-        <w:t>Referências</w:t>
+        <w:t>参考資料</w:t>
       </w:r>
     </w:p>
     <w:p>
@@ -3500,7 +3668,7 @@
         <w:pStyle w:val="Heading2"/>
       </w:pPr>
       <w:r>
-        <w:t>Tags</w:t>
+        <w:t>タグ</w:t>
       </w:r>
     </w:p>
     <w:p>
@@ -3524,14 +3692,6 @@
         <w:pStyle w:val="ListBullet"/>
       </w:pPr>
       <w:r>
-        <w:t>danos-por-vento</w:t>
-      </w:r>
-    </w:p>
-    <w:p>
-      <w:pPr>
-        <w:pStyle w:val="ListBullet"/>
-      </w:pPr>
-      <w:r>
         <w:t>atendimento</w:t>
       </w:r>
     </w:p>
@@ -3540,7 +3700,7 @@
         <w:pStyle w:val="Heading2"/>
       </w:pPr>
       <w:r>
-        <w:t>Veja também</w:t>
+        <w:t>関連項目</w:t>
       </w:r>
     </w:p>
     <w:p>
@@ -3556,7 +3716,7 @@
         <w:pStyle w:val="Heading2"/>
       </w:pPr>
       <w:r>
-        <w:t>Histórico de revisão</w:t>
+        <w:t>改訂履歴</w:t>
       </w:r>
     </w:p>
     <w:p>
@@ -3576,6 +3736,11 @@
     </w:p>
     <w:p>
       <w:r>
+        <w:t>| 2026-06-27 | 0.2 | JP-BR Insurance Knowledge Base | Padronização para consulta em japonês e resposta ao cliente em português com leitura em katakana. |</w:t>
+      </w:r>
+    </w:p>
+    <w:p>
+      <w:r>
         <w:br w:type="page"/>
       </w:r>
     </w:p>
@@ -3584,23 +3749,23 @@
         <w:pStyle w:val="Heading1"/>
       </w:pPr>
       <w:r>
-        <w:t>FAQ-FIRE-0012 - Como explicar danos por granizo no seguro contra incêndio?</w:t>
-      </w:r>
-    </w:p>
-    <w:p>
-      <w:pPr>
-        <w:pStyle w:val="Heading2"/>
-      </w:pPr>
-      <w:r>
-        <w:t>Controle</w:t>
-      </w:r>
-    </w:p>
-    <w:p>
-      <w:pPr>
-        <w:pStyle w:val="ListBullet"/>
-      </w:pPr>
-      <w:r>
-        <w:t>Versão: 0.1</w:t>
+        <w:t>FAQ-FIRE-0012 - 雹災 - Danos por granizo</w:t>
+      </w:r>
+    </w:p>
+    <w:p>
+      <w:pPr>
+        <w:pStyle w:val="Heading2"/>
+      </w:pPr>
+      <w:r>
+        <w:t>管理情報</w:t>
+      </w:r>
+    </w:p>
+    <w:p>
+      <w:pPr>
+        <w:pStyle w:val="ListBullet"/>
+      </w:pPr>
+      <w:r>
+        <w:t>Versão: 0.2</w:t>
       </w:r>
     </w:p>
     <w:p>
@@ -3624,15 +3789,15 @@
         <w:pStyle w:val="ListBullet"/>
       </w:pPr>
       <w:r>
-        <w:t>Histórico: Criação inicial.</w:t>
-      </w:r>
-    </w:p>
-    <w:p>
-      <w:pPr>
-        <w:pStyle w:val="Heading2"/>
-      </w:pPr>
-      <w:r>
-        <w:t>Código</w:t>
+        <w:t>Histórico: Criação inicial; padronização para consulta do corretor japonês e resposta em português com leitura em katakana.</w:t>
+      </w:r>
+    </w:p>
+    <w:p>
+      <w:pPr>
+        <w:pStyle w:val="Heading2"/>
+      </w:pPr>
+      <w:r>
+        <w:t>コード</w:t>
       </w:r>
     </w:p>
     <w:p>
@@ -3645,7 +3810,7 @@
         <w:pStyle w:val="Heading2"/>
       </w:pPr>
       <w:r>
-        <w:t>Categoria</w:t>
+        <w:t>カテゴリー</w:t>
       </w:r>
     </w:p>
     <w:p>
@@ -3658,20 +3823,20 @@
         <w:pStyle w:val="Heading2"/>
       </w:pPr>
       <w:r>
-        <w:t>Pergunta</w:t>
-      </w:r>
-    </w:p>
-    <w:p>
-      <w:r>
-        <w:t>Como explicar danos por granizo no seguro contra incêndio?</w:t>
-      </w:r>
-    </w:p>
-    <w:p>
-      <w:pPr>
-        <w:pStyle w:val="Heading2"/>
-      </w:pPr>
-      <w:r>
-        <w:t>Consulta natural em japonês</w:t>
+        <w:t>質問</w:t>
+      </w:r>
+    </w:p>
+    <w:p>
+      <w:r>
+        <w:t>ブラジル人のお客様に「Danos por granizo」をどのように説明しますか。</w:t>
+      </w:r>
+    </w:p>
+    <w:p>
+      <w:pPr>
+        <w:pStyle w:val="Heading2"/>
+      </w:pPr>
+      <w:r>
+        <w:t>日本語での自然な検索</w:t>
       </w:r>
     </w:p>
     <w:p>
@@ -3692,75 +3857,93 @@
     </w:p>
     <w:p>
       <w:pPr>
-        <w:pStyle w:val="Heading2"/>
-      </w:pPr>
-      <w:r>
-        <w:t>Situação de atendimento</w:t>
-      </w:r>
-    </w:p>
-    <w:p>
-      <w:r>
-        <w:t>Cliente brasileiro quer entender danos por granizo dentro do seguro residencial ou seguro contra incêndio no Japão.</w:t>
-      </w:r>
-    </w:p>
-    <w:p>
-      <w:pPr>
-        <w:pStyle w:val="Heading2"/>
-      </w:pPr>
-      <w:r>
-        <w:t>Resposta técnica</w:t>
-      </w:r>
-    </w:p>
-    <w:p>
-      <w:r>
-        <w:t>Danos causados por queda de granizo ao objeto segurado, conforme contrato.</w:t>
-      </w:r>
-    </w:p>
-    <w:p>
-      <w:pPr>
-        <w:pStyle w:val="Heading2"/>
-      </w:pPr>
-      <w:r>
-        <w:t>Como responder ao cliente brasileiro</w:t>
-      </w:r>
-    </w:p>
-    <w:p>
-      <w:r>
-        <w:t>Fotos, data da ocorrência e confirmação do dano ajudam na comunicação com a seguradora.</w:t>
-      </w:r>
-    </w:p>
-    <w:p>
-      <w:pPr>
-        <w:pStyle w:val="Heading2"/>
-      </w:pPr>
-      <w:r>
-        <w:t>Próximo passo seguro</w:t>
-      </w:r>
-    </w:p>
-    <w:p>
-      <w:r>
-        <w:t>契約条件、補償範囲、免責金額、必要書類を確認してから具体的に案内する。</w:t>
-      </w:r>
-    </w:p>
-    <w:p>
-      <w:pPr>
-        <w:pStyle w:val="Heading2"/>
-      </w:pPr>
-      <w:r>
-        <w:t>Limite comercial/compliance</w:t>
-      </w:r>
-    </w:p>
-    <w:p>
-      <w:r>
-        <w:t>火災保険は補償範囲、免責金額、事故原因、証明書類によって支払可否が変わるため、一般説明だけで保険金支払いを断定しない。</w:t>
-      </w:r>
-    </w:p>
-    <w:p>
-      <w:pPr>
-        <w:pStyle w:val="Heading2"/>
-      </w:pPr>
-      <w:r>
-        <w:t>Termos relacionados</w:t>
+        <w:pStyle w:val="ListBullet"/>
+      </w:pPr>
+      <w:r>
+        <w:t>火災保険の相談で「Danos por granizo」を説明する時の注意点は何ですか。</w:t>
+      </w:r>
+    </w:p>
+    <w:p>
+      <w:pPr>
+        <w:pStyle w:val="Heading2"/>
+      </w:pPr>
+      <w:r>
+        <w:t>対応場面</w:t>
+      </w:r>
+    </w:p>
+    <w:p>
+      <w:r>
+        <w:t>ブラジル人のお客様が「Danos por granizo」について質問しており、契約内容、補償範囲、必要書類、費用負担または保険会社の判断との関係を確認する場面。</w:t>
+      </w:r>
+    </w:p>
+    <w:p>
+      <w:pPr>
+        <w:pStyle w:val="Heading2"/>
+      </w:pPr>
+      <w:r>
+        <w:t>技術的回答</w:t>
+      </w:r>
+    </w:p>
+    <w:p>
+      <w:r>
+        <w:t>雹災とは、火災保険の相談、契約確認、事故対応または契約管理において確認すべき項目です。実際の取り扱いは、契約条件、対象物、事故原因、必要書類、免責金額および保険会社または関係先の判断によって異なります。</w:t>
+      </w:r>
+    </w:p>
+    <w:p>
+      <w:pPr>
+        <w:pStyle w:val="Heading2"/>
+      </w:pPr>
+      <w:r>
+        <w:t>ブラジル人顧客への回答</w:t>
+      </w:r>
+    </w:p>
+    <w:p>
+      <w:r>
+        <w:t>Leitura para pronúncia: ヴァモス コンフィルマール ダノス POR GRANIZO イ エスプリカール ジ フォルマ シンプレス コンフォルミ オ コントラート</w:t>
+      </w:r>
+    </w:p>
+    <w:p>
+      <w:r>
+        <w:t>Português brasileiro: Vamos confirmar danos por granizo e explicar de forma simples, conforme o contrato.</w:t>
+      </w:r>
+    </w:p>
+    <w:p>
+      <w:r>
+        <w:t>日本語確認用: 「Danos por granizo」について、契約内容に沿って分かりやすく確認します。</w:t>
+      </w:r>
+    </w:p>
+    <w:p>
+      <w:pPr>
+        <w:pStyle w:val="Heading2"/>
+      </w:pPr>
+      <w:r>
+        <w:t>安全な次のステップ</w:t>
+      </w:r>
+    </w:p>
+    <w:p>
+      <w:r>
+        <w:t>契約書、保険証券、補償範囲、免責金額、事故状況、写真、領収書、管理会社または保険会社からの案内を確認してから具体的に案内する。</w:t>
+      </w:r>
+    </w:p>
+    <w:p>
+      <w:pPr>
+        <w:pStyle w:val="Heading2"/>
+      </w:pPr>
+      <w:r>
+        <w:t>コンプライアンス上の注意</w:t>
+      </w:r>
+    </w:p>
+    <w:p>
+      <w:r>
+        <w:t>一般説明だけで、補償、支払可否、費用負担、返金、審査結果、契約成立または保険金額を断定しない。最終判断は契約条件、提出書類、事故原因、関係先および保険会社の確認による。</w:t>
+      </w:r>
+    </w:p>
+    <w:p>
+      <w:pPr>
+        <w:pStyle w:val="Heading2"/>
+      </w:pPr>
+      <w:r>
+        <w:t>関連用語</w:t>
       </w:r>
     </w:p>
     <w:p>
@@ -3776,7 +3959,7 @@
         <w:pStyle w:val="Heading2"/>
       </w:pPr>
       <w:r>
-        <w:t>Referências cruzadas</w:t>
+        <w:t>相互参照</w:t>
       </w:r>
     </w:p>
     <w:p>
@@ -3808,7 +3991,7 @@
         <w:pStyle w:val="Heading2"/>
       </w:pPr>
       <w:r>
-        <w:t>Referências</w:t>
+        <w:t>参考資料</w:t>
       </w:r>
     </w:p>
     <w:p>
@@ -3824,7 +4007,7 @@
         <w:pStyle w:val="Heading2"/>
       </w:pPr>
       <w:r>
-        <w:t>Tags</w:t>
+        <w:t>タグ</w:t>
       </w:r>
     </w:p>
     <w:p>
@@ -3848,14 +4031,6 @@
         <w:pStyle w:val="ListBullet"/>
       </w:pPr>
       <w:r>
-        <w:t>danos-por-granizo</w:t>
-      </w:r>
-    </w:p>
-    <w:p>
-      <w:pPr>
-        <w:pStyle w:val="ListBullet"/>
-      </w:pPr>
-      <w:r>
         <w:t>atendimento</w:t>
       </w:r>
     </w:p>
@@ -3864,7 +4039,7 @@
         <w:pStyle w:val="Heading2"/>
       </w:pPr>
       <w:r>
-        <w:t>Veja também</w:t>
+        <w:t>関連項目</w:t>
       </w:r>
     </w:p>
     <w:p>
@@ -3880,7 +4055,7 @@
         <w:pStyle w:val="Heading2"/>
       </w:pPr>
       <w:r>
-        <w:t>Histórico de revisão</w:t>
+        <w:t>改訂履歴</w:t>
       </w:r>
     </w:p>
     <w:p>
@@ -3900,6 +4075,11 @@
     </w:p>
     <w:p>
       <w:r>
+        <w:t>| 2026-06-27 | 0.2 | JP-BR Insurance Knowledge Base | Padronização para consulta em japonês e resposta ao cliente em português com leitura em katakana. |</w:t>
+      </w:r>
+    </w:p>
+    <w:p>
+      <w:r>
         <w:br w:type="page"/>
       </w:r>
     </w:p>
@@ -3908,23 +4088,23 @@
         <w:pStyle w:val="Heading1"/>
       </w:pPr>
       <w:r>
-        <w:t>FAQ-FIRE-0013 - Como explicar danos por neve no seguro contra incêndio?</w:t>
-      </w:r>
-    </w:p>
-    <w:p>
-      <w:pPr>
-        <w:pStyle w:val="Heading2"/>
-      </w:pPr>
-      <w:r>
-        <w:t>Controle</w:t>
-      </w:r>
-    </w:p>
-    <w:p>
-      <w:pPr>
-        <w:pStyle w:val="ListBullet"/>
-      </w:pPr>
-      <w:r>
-        <w:t>Versão: 0.1</w:t>
+        <w:t>FAQ-FIRE-0013 - 雪災 - Danos por neve</w:t>
+      </w:r>
+    </w:p>
+    <w:p>
+      <w:pPr>
+        <w:pStyle w:val="Heading2"/>
+      </w:pPr>
+      <w:r>
+        <w:t>管理情報</w:t>
+      </w:r>
+    </w:p>
+    <w:p>
+      <w:pPr>
+        <w:pStyle w:val="ListBullet"/>
+      </w:pPr>
+      <w:r>
+        <w:t>Versão: 0.2</w:t>
       </w:r>
     </w:p>
     <w:p>
@@ -3948,15 +4128,15 @@
         <w:pStyle w:val="ListBullet"/>
       </w:pPr>
       <w:r>
-        <w:t>Histórico: Criação inicial.</w:t>
-      </w:r>
-    </w:p>
-    <w:p>
-      <w:pPr>
-        <w:pStyle w:val="Heading2"/>
-      </w:pPr>
-      <w:r>
-        <w:t>Código</w:t>
+        <w:t>Histórico: Criação inicial; padronização para consulta do corretor japonês e resposta em português com leitura em katakana.</w:t>
+      </w:r>
+    </w:p>
+    <w:p>
+      <w:pPr>
+        <w:pStyle w:val="Heading2"/>
+      </w:pPr>
+      <w:r>
+        <w:t>コード</w:t>
       </w:r>
     </w:p>
     <w:p>
@@ -3969,7 +4149,7 @@
         <w:pStyle w:val="Heading2"/>
       </w:pPr>
       <w:r>
-        <w:t>Categoria</w:t>
+        <w:t>カテゴリー</w:t>
       </w:r>
     </w:p>
     <w:p>
@@ -3982,20 +4162,20 @@
         <w:pStyle w:val="Heading2"/>
       </w:pPr>
       <w:r>
-        <w:t>Pergunta</w:t>
-      </w:r>
-    </w:p>
-    <w:p>
-      <w:r>
-        <w:t>Como explicar danos por neve no seguro contra incêndio?</w:t>
-      </w:r>
-    </w:p>
-    <w:p>
-      <w:pPr>
-        <w:pStyle w:val="Heading2"/>
-      </w:pPr>
-      <w:r>
-        <w:t>Consulta natural em japonês</w:t>
+        <w:t>質問</w:t>
+      </w:r>
+    </w:p>
+    <w:p>
+      <w:r>
+        <w:t>ブラジル人のお客様に「Danos por neve」をどのように説明しますか。</w:t>
+      </w:r>
+    </w:p>
+    <w:p>
+      <w:pPr>
+        <w:pStyle w:val="Heading2"/>
+      </w:pPr>
+      <w:r>
+        <w:t>日本語での自然な検索</w:t>
       </w:r>
     </w:p>
     <w:p>
@@ -4016,75 +4196,93 @@
     </w:p>
     <w:p>
       <w:pPr>
-        <w:pStyle w:val="Heading2"/>
-      </w:pPr>
-      <w:r>
-        <w:t>Situação de atendimento</w:t>
-      </w:r>
-    </w:p>
-    <w:p>
-      <w:r>
-        <w:t>Cliente brasileiro quer entender danos por neve dentro do seguro residencial ou seguro contra incêndio no Japão.</w:t>
-      </w:r>
-    </w:p>
-    <w:p>
-      <w:pPr>
-        <w:pStyle w:val="Heading2"/>
-      </w:pPr>
-      <w:r>
-        <w:t>Resposta técnica</w:t>
-      </w:r>
-    </w:p>
-    <w:p>
-      <w:r>
-        <w:t>Danos causados por neve acumulada, queda de neve ou fenômeno relacionado, conforme condições contratadas.</w:t>
-      </w:r>
-    </w:p>
-    <w:p>
-      <w:pPr>
-        <w:pStyle w:val="Heading2"/>
-      </w:pPr>
-      <w:r>
-        <w:t>Como responder ao cliente brasileiro</w:t>
-      </w:r>
-    </w:p>
-    <w:p>
-      <w:r>
-        <w:t>Em regiões com neve, convém explicar limites, manutenção e documentos exigidos.</w:t>
-      </w:r>
-    </w:p>
-    <w:p>
-      <w:pPr>
-        <w:pStyle w:val="Heading2"/>
-      </w:pPr>
-      <w:r>
-        <w:t>Próximo passo seguro</w:t>
-      </w:r>
-    </w:p>
-    <w:p>
-      <w:r>
-        <w:t>契約条件、補償範囲、免責金額、必要書類を確認してから具体的に案内する。</w:t>
-      </w:r>
-    </w:p>
-    <w:p>
-      <w:pPr>
-        <w:pStyle w:val="Heading2"/>
-      </w:pPr>
-      <w:r>
-        <w:t>Limite comercial/compliance</w:t>
-      </w:r>
-    </w:p>
-    <w:p>
-      <w:r>
-        <w:t>火災保険は補償範囲、免責金額、事故原因、証明書類によって支払可否が変わるため、一般説明だけで保険金支払いを断定しない。</w:t>
-      </w:r>
-    </w:p>
-    <w:p>
-      <w:pPr>
-        <w:pStyle w:val="Heading2"/>
-      </w:pPr>
-      <w:r>
-        <w:t>Termos relacionados</w:t>
+        <w:pStyle w:val="ListBullet"/>
+      </w:pPr>
+      <w:r>
+        <w:t>火災保険の相談で「Danos por neve」を説明する時の注意点は何ですか。</w:t>
+      </w:r>
+    </w:p>
+    <w:p>
+      <w:pPr>
+        <w:pStyle w:val="Heading2"/>
+      </w:pPr>
+      <w:r>
+        <w:t>対応場面</w:t>
+      </w:r>
+    </w:p>
+    <w:p>
+      <w:r>
+        <w:t>ブラジル人のお客様が「Danos por neve」について質問しており、契約内容、補償範囲、必要書類、費用負担または保険会社の判断との関係を確認する場面。</w:t>
+      </w:r>
+    </w:p>
+    <w:p>
+      <w:pPr>
+        <w:pStyle w:val="Heading2"/>
+      </w:pPr>
+      <w:r>
+        <w:t>技術的回答</w:t>
+      </w:r>
+    </w:p>
+    <w:p>
+      <w:r>
+        <w:t>雪災とは、火災保険の相談、契約確認、事故対応または契約管理において確認すべき項目です。実際の取り扱いは、契約条件、対象物、事故原因、必要書類、免責金額および保険会社または関係先の判断によって異なります。</w:t>
+      </w:r>
+    </w:p>
+    <w:p>
+      <w:pPr>
+        <w:pStyle w:val="Heading2"/>
+      </w:pPr>
+      <w:r>
+        <w:t>ブラジル人顧客への回答</w:t>
+      </w:r>
+    </w:p>
+    <w:p>
+      <w:r>
+        <w:t>Leitura para pronúncia: ヴァモス コンフィルマール ダノス POR NEVE イ エスプリカール ジ フォルマ シンプレス コンフォルミ オ コントラート</w:t>
+      </w:r>
+    </w:p>
+    <w:p>
+      <w:r>
+        <w:t>Português brasileiro: Vamos confirmar danos por neve e explicar de forma simples, conforme o contrato.</w:t>
+      </w:r>
+    </w:p>
+    <w:p>
+      <w:r>
+        <w:t>日本語確認用: 「Danos por neve」について、契約内容に沿って分かりやすく確認します。</w:t>
+      </w:r>
+    </w:p>
+    <w:p>
+      <w:pPr>
+        <w:pStyle w:val="Heading2"/>
+      </w:pPr>
+      <w:r>
+        <w:t>安全な次のステップ</w:t>
+      </w:r>
+    </w:p>
+    <w:p>
+      <w:r>
+        <w:t>契約書、保険証券、補償範囲、免責金額、事故状況、写真、領収書、管理会社または保険会社からの案内を確認してから具体的に案内する。</w:t>
+      </w:r>
+    </w:p>
+    <w:p>
+      <w:pPr>
+        <w:pStyle w:val="Heading2"/>
+      </w:pPr>
+      <w:r>
+        <w:t>コンプライアンス上の注意</w:t>
+      </w:r>
+    </w:p>
+    <w:p>
+      <w:r>
+        <w:t>一般説明だけで、補償、支払可否、費用負担、返金、審査結果、契約成立または保険金額を断定しない。最終判断は契約条件、提出書類、事故原因、関係先および保険会社の確認による。</w:t>
+      </w:r>
+    </w:p>
+    <w:p>
+      <w:pPr>
+        <w:pStyle w:val="Heading2"/>
+      </w:pPr>
+      <w:r>
+        <w:t>関連用語</w:t>
       </w:r>
     </w:p>
     <w:p>
@@ -4100,7 +4298,7 @@
         <w:pStyle w:val="Heading2"/>
       </w:pPr>
       <w:r>
-        <w:t>Referências cruzadas</w:t>
+        <w:t>相互参照</w:t>
       </w:r>
     </w:p>
     <w:p>
@@ -4132,7 +4330,7 @@
         <w:pStyle w:val="Heading2"/>
       </w:pPr>
       <w:r>
-        <w:t>Referências</w:t>
+        <w:t>参考資料</w:t>
       </w:r>
     </w:p>
     <w:p>
@@ -4148,7 +4346,7 @@
         <w:pStyle w:val="Heading2"/>
       </w:pPr>
       <w:r>
-        <w:t>Tags</w:t>
+        <w:t>タグ</w:t>
       </w:r>
     </w:p>
     <w:p>
@@ -4172,14 +4370,6 @@
         <w:pStyle w:val="ListBullet"/>
       </w:pPr>
       <w:r>
-        <w:t>danos-por-neve</w:t>
-      </w:r>
-    </w:p>
-    <w:p>
-      <w:pPr>
-        <w:pStyle w:val="ListBullet"/>
-      </w:pPr>
-      <w:r>
         <w:t>atendimento</w:t>
       </w:r>
     </w:p>
@@ -4188,7 +4378,7 @@
         <w:pStyle w:val="Heading2"/>
       </w:pPr>
       <w:r>
-        <w:t>Veja também</w:t>
+        <w:t>関連項目</w:t>
       </w:r>
     </w:p>
     <w:p>
@@ -4204,7 +4394,7 @@
         <w:pStyle w:val="Heading2"/>
       </w:pPr>
       <w:r>
-        <w:t>Histórico de revisão</w:t>
+        <w:t>改訂履歴</w:t>
       </w:r>
     </w:p>
     <w:p>
@@ -4224,6 +4414,11 @@
     </w:p>
     <w:p>
       <w:r>
+        <w:t>| 2026-06-27 | 0.2 | JP-BR Insurance Knowledge Base | Padronização para consulta em japonês e resposta ao cliente em português com leitura em katakana. |</w:t>
+      </w:r>
+    </w:p>
+    <w:p>
+      <w:r>
         <w:br w:type="page"/>
       </w:r>
     </w:p>
@@ -4232,23 +4427,23 @@
         <w:pStyle w:val="Heading1"/>
       </w:pPr>
       <w:r>
-        <w:t>FAQ-FIRE-0014 - Como explicar danos por inundação no seguro contra incêndio?</w:t>
-      </w:r>
-    </w:p>
-    <w:p>
-      <w:pPr>
-        <w:pStyle w:val="Heading2"/>
-      </w:pPr>
-      <w:r>
-        <w:t>Controle</w:t>
-      </w:r>
-    </w:p>
-    <w:p>
-      <w:pPr>
-        <w:pStyle w:val="ListBullet"/>
-      </w:pPr>
-      <w:r>
-        <w:t>Versão: 0.1</w:t>
+        <w:t>FAQ-FIRE-0014 - 水災 - Danos por inundação</w:t>
+      </w:r>
+    </w:p>
+    <w:p>
+      <w:pPr>
+        <w:pStyle w:val="Heading2"/>
+      </w:pPr>
+      <w:r>
+        <w:t>管理情報</w:t>
+      </w:r>
+    </w:p>
+    <w:p>
+      <w:pPr>
+        <w:pStyle w:val="ListBullet"/>
+      </w:pPr>
+      <w:r>
+        <w:t>Versão: 0.2</w:t>
       </w:r>
     </w:p>
     <w:p>
@@ -4272,15 +4467,15 @@
         <w:pStyle w:val="ListBullet"/>
       </w:pPr>
       <w:r>
-        <w:t>Histórico: Criação inicial.</w:t>
-      </w:r>
-    </w:p>
-    <w:p>
-      <w:pPr>
-        <w:pStyle w:val="Heading2"/>
-      </w:pPr>
-      <w:r>
-        <w:t>Código</w:t>
+        <w:t>Histórico: Criação inicial; padronização para consulta do corretor japonês e resposta em português com leitura em katakana.</w:t>
+      </w:r>
+    </w:p>
+    <w:p>
+      <w:pPr>
+        <w:pStyle w:val="Heading2"/>
+      </w:pPr>
+      <w:r>
+        <w:t>コード</w:t>
       </w:r>
     </w:p>
     <w:p>
@@ -4293,7 +4488,7 @@
         <w:pStyle w:val="Heading2"/>
       </w:pPr>
       <w:r>
-        <w:t>Categoria</w:t>
+        <w:t>カテゴリー</w:t>
       </w:r>
     </w:p>
     <w:p>
@@ -4306,20 +4501,20 @@
         <w:pStyle w:val="Heading2"/>
       </w:pPr>
       <w:r>
-        <w:t>Pergunta</w:t>
-      </w:r>
-    </w:p>
-    <w:p>
-      <w:r>
-        <w:t>Como explicar danos por inundação no seguro contra incêndio?</w:t>
-      </w:r>
-    </w:p>
-    <w:p>
-      <w:pPr>
-        <w:pStyle w:val="Heading2"/>
-      </w:pPr>
-      <w:r>
-        <w:t>Consulta natural em japonês</w:t>
+        <w:t>質問</w:t>
+      </w:r>
+    </w:p>
+    <w:p>
+      <w:r>
+        <w:t>ブラジル人のお客様に「Danos por inundação」をどのように説明しますか。</w:t>
+      </w:r>
+    </w:p>
+    <w:p>
+      <w:pPr>
+        <w:pStyle w:val="Heading2"/>
+      </w:pPr>
+      <w:r>
+        <w:t>日本語での自然な検索</w:t>
       </w:r>
     </w:p>
     <w:p>
@@ -4340,75 +4535,93 @@
     </w:p>
     <w:p>
       <w:pPr>
-        <w:pStyle w:val="Heading2"/>
-      </w:pPr>
-      <w:r>
-        <w:t>Situação de atendimento</w:t>
-      </w:r>
-    </w:p>
-    <w:p>
-      <w:r>
-        <w:t>Cliente brasileiro quer entender danos por inundação dentro do seguro residencial ou seguro contra incêndio no Japão.</w:t>
-      </w:r>
-    </w:p>
-    <w:p>
-      <w:pPr>
-        <w:pStyle w:val="Heading2"/>
-      </w:pPr>
-      <w:r>
-        <w:t>Resposta técnica</w:t>
-      </w:r>
-    </w:p>
-    <w:p>
-      <w:r>
-        <w:t>Danos causados por inundação, enchente, deslizamento ou transbordamento, conforme definição da apólice.</w:t>
-      </w:r>
-    </w:p>
-    <w:p>
-      <w:pPr>
-        <w:pStyle w:val="Heading2"/>
-      </w:pPr>
-      <w:r>
-        <w:t>Como responder ao cliente brasileiro</w:t>
-      </w:r>
-    </w:p>
-    <w:p>
-      <w:r>
-        <w:t>Não confunda inundação com vazamento interno; são coberturas diferentes.</w:t>
-      </w:r>
-    </w:p>
-    <w:p>
-      <w:pPr>
-        <w:pStyle w:val="Heading2"/>
-      </w:pPr>
-      <w:r>
-        <w:t>Próximo passo seguro</w:t>
-      </w:r>
-    </w:p>
-    <w:p>
-      <w:r>
-        <w:t>契約条件、補償範囲、免責金額、必要書類を確認してから具体的に案内する。</w:t>
-      </w:r>
-    </w:p>
-    <w:p>
-      <w:pPr>
-        <w:pStyle w:val="Heading2"/>
-      </w:pPr>
-      <w:r>
-        <w:t>Limite comercial/compliance</w:t>
-      </w:r>
-    </w:p>
-    <w:p>
-      <w:r>
-        <w:t>火災保険は補償範囲、免責金額、事故原因、証明書類によって支払可否が変わるため、一般説明だけで保険金支払いを断定しない。</w:t>
-      </w:r>
-    </w:p>
-    <w:p>
-      <w:pPr>
-        <w:pStyle w:val="Heading2"/>
-      </w:pPr>
-      <w:r>
-        <w:t>Termos relacionados</w:t>
+        <w:pStyle w:val="ListBullet"/>
+      </w:pPr>
+      <w:r>
+        <w:t>火災保険の相談で「Danos por inundação」を説明する時の注意点は何ですか。</w:t>
+      </w:r>
+    </w:p>
+    <w:p>
+      <w:pPr>
+        <w:pStyle w:val="Heading2"/>
+      </w:pPr>
+      <w:r>
+        <w:t>対応場面</w:t>
+      </w:r>
+    </w:p>
+    <w:p>
+      <w:r>
+        <w:t>ブラジル人のお客様が「Danos por inundação」について質問しており、契約内容、補償範囲、必要書類、費用負担または保険会社の判断との関係を確認する場面。</w:t>
+      </w:r>
+    </w:p>
+    <w:p>
+      <w:pPr>
+        <w:pStyle w:val="Heading2"/>
+      </w:pPr>
+      <w:r>
+        <w:t>技術的回答</w:t>
+      </w:r>
+    </w:p>
+    <w:p>
+      <w:r>
+        <w:t>水災とは、火災保険の相談、契約確認、事故対応または契約管理において確認すべき項目です。実際の取り扱いは、契約条件、対象物、事故原因、必要書類、免責金額および保険会社または関係先の判断によって異なります。</w:t>
+      </w:r>
+    </w:p>
+    <w:p>
+      <w:pPr>
+        <w:pStyle w:val="Heading2"/>
+      </w:pPr>
+      <w:r>
+        <w:t>ブラジル人顧客への回答</w:t>
+      </w:r>
+    </w:p>
+    <w:p>
+      <w:r>
+        <w:t>Leitura para pronúncia: ヴァモス コンフィルマール ダノス POR イヌンダサォン イ エスプリカール ジ フォルマ シンプレス コンフォルミ オ コントラート</w:t>
+      </w:r>
+    </w:p>
+    <w:p>
+      <w:r>
+        <w:t>Português brasileiro: Vamos confirmar danos por inundação e explicar de forma simples, conforme o contrato.</w:t>
+      </w:r>
+    </w:p>
+    <w:p>
+      <w:r>
+        <w:t>日本語確認用: 「Danos por inundação」について、契約内容に沿って分かりやすく確認します。</w:t>
+      </w:r>
+    </w:p>
+    <w:p>
+      <w:pPr>
+        <w:pStyle w:val="Heading2"/>
+      </w:pPr>
+      <w:r>
+        <w:t>安全な次のステップ</w:t>
+      </w:r>
+    </w:p>
+    <w:p>
+      <w:r>
+        <w:t>契約書、保険証券、補償範囲、免責金額、事故状況、写真、領収書、管理会社または保険会社からの案内を確認してから具体的に案内する。</w:t>
+      </w:r>
+    </w:p>
+    <w:p>
+      <w:pPr>
+        <w:pStyle w:val="Heading2"/>
+      </w:pPr>
+      <w:r>
+        <w:t>コンプライアンス上の注意</w:t>
+      </w:r>
+    </w:p>
+    <w:p>
+      <w:r>
+        <w:t>一般説明だけで、補償、支払可否、費用負担、返金、審査結果、契約成立または保険金額を断定しない。最終判断は契約条件、提出書類、事故原因、関係先および保険会社の確認による。</w:t>
+      </w:r>
+    </w:p>
+    <w:p>
+      <w:pPr>
+        <w:pStyle w:val="Heading2"/>
+      </w:pPr>
+      <w:r>
+        <w:t>関連用語</w:t>
       </w:r>
     </w:p>
     <w:p>
@@ -4424,7 +4637,7 @@
         <w:pStyle w:val="Heading2"/>
       </w:pPr>
       <w:r>
-        <w:t>Referências cruzadas</w:t>
+        <w:t>相互参照</w:t>
       </w:r>
     </w:p>
     <w:p>
@@ -4456,7 +4669,7 @@
         <w:pStyle w:val="Heading2"/>
       </w:pPr>
       <w:r>
-        <w:t>Referências</w:t>
+        <w:t>参考資料</w:t>
       </w:r>
     </w:p>
     <w:p>
@@ -4472,7 +4685,7 @@
         <w:pStyle w:val="Heading2"/>
       </w:pPr>
       <w:r>
-        <w:t>Tags</w:t>
+        <w:t>タグ</w:t>
       </w:r>
     </w:p>
     <w:p>
@@ -4496,14 +4709,6 @@
         <w:pStyle w:val="ListBullet"/>
       </w:pPr>
       <w:r>
-        <w:t>danos-por-inundacao</w:t>
-      </w:r>
-    </w:p>
-    <w:p>
-      <w:pPr>
-        <w:pStyle w:val="ListBullet"/>
-      </w:pPr>
-      <w:r>
         <w:t>atendimento</w:t>
       </w:r>
     </w:p>
@@ -4512,7 +4717,7 @@
         <w:pStyle w:val="Heading2"/>
       </w:pPr>
       <w:r>
-        <w:t>Veja também</w:t>
+        <w:t>関連項目</w:t>
       </w:r>
     </w:p>
     <w:p>
@@ -4528,7 +4733,7 @@
         <w:pStyle w:val="Heading2"/>
       </w:pPr>
       <w:r>
-        <w:t>Histórico de revisão</w:t>
+        <w:t>改訂履歴</w:t>
       </w:r>
     </w:p>
     <w:p>
@@ -4548,6 +4753,11 @@
     </w:p>
     <w:p>
       <w:r>
+        <w:t>| 2026-06-27 | 0.2 | JP-BR Insurance Knowledge Base | Padronização para consulta em japonês e resposta ao cliente em português com leitura em katakana. |</w:t>
+      </w:r>
+    </w:p>
+    <w:p>
+      <w:r>
         <w:br w:type="page"/>
       </w:r>
     </w:p>
@@ -4556,23 +4766,23 @@
         <w:pStyle w:val="Heading1"/>
       </w:pPr>
       <w:r>
-        <w:t>FAQ-FIRE-0015 - Como explicar danos por vazamento de água no seguro contra incêndio?</w:t>
-      </w:r>
-    </w:p>
-    <w:p>
-      <w:pPr>
-        <w:pStyle w:val="Heading2"/>
-      </w:pPr>
-      <w:r>
-        <w:t>Controle</w:t>
-      </w:r>
-    </w:p>
-    <w:p>
-      <w:pPr>
-        <w:pStyle w:val="ListBullet"/>
-      </w:pPr>
-      <w:r>
-        <w:t>Versão: 0.1</w:t>
+        <w:t>FAQ-FIRE-0015 - 水濡れ - Danos por vazamento de água</w:t>
+      </w:r>
+    </w:p>
+    <w:p>
+      <w:pPr>
+        <w:pStyle w:val="Heading2"/>
+      </w:pPr>
+      <w:r>
+        <w:t>管理情報</w:t>
+      </w:r>
+    </w:p>
+    <w:p>
+      <w:pPr>
+        <w:pStyle w:val="ListBullet"/>
+      </w:pPr>
+      <w:r>
+        <w:t>Versão: 0.2</w:t>
       </w:r>
     </w:p>
     <w:p>
@@ -4596,15 +4806,15 @@
         <w:pStyle w:val="ListBullet"/>
       </w:pPr>
       <w:r>
-        <w:t>Histórico: Criação inicial.</w:t>
-      </w:r>
-    </w:p>
-    <w:p>
-      <w:pPr>
-        <w:pStyle w:val="Heading2"/>
-      </w:pPr>
-      <w:r>
-        <w:t>Código</w:t>
+        <w:t>Histórico: Criação inicial; padronização para consulta do corretor japonês e resposta em português com leitura em katakana.</w:t>
+      </w:r>
+    </w:p>
+    <w:p>
+      <w:pPr>
+        <w:pStyle w:val="Heading2"/>
+      </w:pPr>
+      <w:r>
+        <w:t>コード</w:t>
       </w:r>
     </w:p>
     <w:p>
@@ -4617,7 +4827,7 @@
         <w:pStyle w:val="Heading2"/>
       </w:pPr>
       <w:r>
-        <w:t>Categoria</w:t>
+        <w:t>カテゴリー</w:t>
       </w:r>
     </w:p>
     <w:p>
@@ -4630,20 +4840,20 @@
         <w:pStyle w:val="Heading2"/>
       </w:pPr>
       <w:r>
-        <w:t>Pergunta</w:t>
-      </w:r>
-    </w:p>
-    <w:p>
-      <w:r>
-        <w:t>Como explicar danos por vazamento de água no seguro contra incêndio?</w:t>
-      </w:r>
-    </w:p>
-    <w:p>
-      <w:pPr>
-        <w:pStyle w:val="Heading2"/>
-      </w:pPr>
-      <w:r>
-        <w:t>Consulta natural em japonês</w:t>
+        <w:t>質問</w:t>
+      </w:r>
+    </w:p>
+    <w:p>
+      <w:r>
+        <w:t>ブラジル人のお客様に「Danos por vazamento de água」をどのように説明しますか。</w:t>
+      </w:r>
+    </w:p>
+    <w:p>
+      <w:pPr>
+        <w:pStyle w:val="Heading2"/>
+      </w:pPr>
+      <w:r>
+        <w:t>日本語での自然な検索</w:t>
       </w:r>
     </w:p>
     <w:p>
@@ -4664,75 +4874,93 @@
     </w:p>
     <w:p>
       <w:pPr>
-        <w:pStyle w:val="Heading2"/>
-      </w:pPr>
-      <w:r>
-        <w:t>Situação de atendimento</w:t>
-      </w:r>
-    </w:p>
-    <w:p>
-      <w:r>
-        <w:t>Cliente brasileiro quer entender danos por vazamento de água dentro do seguro residencial ou seguro contra incêndio no Japão.</w:t>
-      </w:r>
-    </w:p>
-    <w:p>
-      <w:pPr>
-        <w:pStyle w:val="Heading2"/>
-      </w:pPr>
-      <w:r>
-        <w:t>Resposta técnica</w:t>
-      </w:r>
-    </w:p>
-    <w:p>
-      <w:r>
-        <w:t>Danos causados por vazamento ou escape de água de instalações, tubulações ou equipamentos, conforme cobertura contratada.</w:t>
-      </w:r>
-    </w:p>
-    <w:p>
-      <w:pPr>
-        <w:pStyle w:val="Heading2"/>
-      </w:pPr>
-      <w:r>
-        <w:t>Como responder ao cliente brasileiro</w:t>
-      </w:r>
-    </w:p>
-    <w:p>
-      <w:r>
-        <w:t>É importante identificar a origem da água para diferenciar vazamento de inundação.</w:t>
-      </w:r>
-    </w:p>
-    <w:p>
-      <w:pPr>
-        <w:pStyle w:val="Heading2"/>
-      </w:pPr>
-      <w:r>
-        <w:t>Próximo passo seguro</w:t>
-      </w:r>
-    </w:p>
-    <w:p>
-      <w:r>
-        <w:t>契約条件、補償範囲、免責金額、必要書類を確認してから具体的に案内する。</w:t>
-      </w:r>
-    </w:p>
-    <w:p>
-      <w:pPr>
-        <w:pStyle w:val="Heading2"/>
-      </w:pPr>
-      <w:r>
-        <w:t>Limite comercial/compliance</w:t>
-      </w:r>
-    </w:p>
-    <w:p>
-      <w:r>
-        <w:t>火災保険は補償範囲、免責金額、事故原因、証明書類によって支払可否が変わるため、一般説明だけで保険金支払いを断定しない。</w:t>
-      </w:r>
-    </w:p>
-    <w:p>
-      <w:pPr>
-        <w:pStyle w:val="Heading2"/>
-      </w:pPr>
-      <w:r>
-        <w:t>Termos relacionados</w:t>
+        <w:pStyle w:val="ListBullet"/>
+      </w:pPr>
+      <w:r>
+        <w:t>火災保険の相談で「Danos por vazamento de água」を説明する時の注意点は何ですか。</w:t>
+      </w:r>
+    </w:p>
+    <w:p>
+      <w:pPr>
+        <w:pStyle w:val="Heading2"/>
+      </w:pPr>
+      <w:r>
+        <w:t>対応場面</w:t>
+      </w:r>
+    </w:p>
+    <w:p>
+      <w:r>
+        <w:t>ブラジル人のお客様が「Danos por vazamento de água」について質問しており、契約内容、補償範囲、必要書類、費用負担または保険会社の判断との関係を確認する場面。</w:t>
+      </w:r>
+    </w:p>
+    <w:p>
+      <w:pPr>
+        <w:pStyle w:val="Heading2"/>
+      </w:pPr>
+      <w:r>
+        <w:t>技術的回答</w:t>
+      </w:r>
+    </w:p>
+    <w:p>
+      <w:r>
+        <w:t>水濡れとは、火災保険の相談、契約確認、事故対応または契約管理において確認すべき項目です。実際の取り扱いは、契約条件、対象物、事故原因、必要書類、免責金額および保険会社または関係先の判断によって異なります。</w:t>
+      </w:r>
+    </w:p>
+    <w:p>
+      <w:pPr>
+        <w:pStyle w:val="Heading2"/>
+      </w:pPr>
+      <w:r>
+        <w:t>ブラジル人顧客への回答</w:t>
+      </w:r>
+    </w:p>
+    <w:p>
+      <w:r>
+        <w:t>Leitura para pronúncia: ヴァモス コンフィルマール ダノス POR ヴァザメント ジ アグア イ エスプリカール ジ フォルマ シンプレス コンフォルミ オ コントラート</w:t>
+      </w:r>
+    </w:p>
+    <w:p>
+      <w:r>
+        <w:t>Português brasileiro: Vamos confirmar danos por vazamento de água e explicar de forma simples, conforme o contrato.</w:t>
+      </w:r>
+    </w:p>
+    <w:p>
+      <w:r>
+        <w:t>日本語確認用: 「Danos por vazamento de água」について、契約内容に沿って分かりやすく確認します。</w:t>
+      </w:r>
+    </w:p>
+    <w:p>
+      <w:pPr>
+        <w:pStyle w:val="Heading2"/>
+      </w:pPr>
+      <w:r>
+        <w:t>安全な次のステップ</w:t>
+      </w:r>
+    </w:p>
+    <w:p>
+      <w:r>
+        <w:t>契約書、保険証券、補償範囲、免責金額、事故状況、写真、領収書、管理会社または保険会社からの案内を確認してから具体的に案内する。</w:t>
+      </w:r>
+    </w:p>
+    <w:p>
+      <w:pPr>
+        <w:pStyle w:val="Heading2"/>
+      </w:pPr>
+      <w:r>
+        <w:t>コンプライアンス上の注意</w:t>
+      </w:r>
+    </w:p>
+    <w:p>
+      <w:r>
+        <w:t>一般説明だけで、補償、支払可否、費用負担、返金、審査結果、契約成立または保険金額を断定しない。最終判断は契約条件、提出書類、事故原因、関係先および保険会社の確認による。</w:t>
+      </w:r>
+    </w:p>
+    <w:p>
+      <w:pPr>
+        <w:pStyle w:val="Heading2"/>
+      </w:pPr>
+      <w:r>
+        <w:t>関連用語</w:t>
       </w:r>
     </w:p>
     <w:p>
@@ -4748,7 +4976,7 @@
         <w:pStyle w:val="Heading2"/>
       </w:pPr>
       <w:r>
-        <w:t>Referências cruzadas</w:t>
+        <w:t>相互参照</w:t>
       </w:r>
     </w:p>
     <w:p>
@@ -4780,7 +5008,7 @@
         <w:pStyle w:val="Heading2"/>
       </w:pPr>
       <w:r>
-        <w:t>Referências</w:t>
+        <w:t>参考資料</w:t>
       </w:r>
     </w:p>
     <w:p>
@@ -4796,7 +5024,7 @@
         <w:pStyle w:val="Heading2"/>
       </w:pPr>
       <w:r>
-        <w:t>Tags</w:t>
+        <w:t>タグ</w:t>
       </w:r>
     </w:p>
     <w:p>
@@ -4820,14 +5048,6 @@
         <w:pStyle w:val="ListBullet"/>
       </w:pPr>
       <w:r>
-        <w:t>danos-por-vazamento-de-agua</w:t>
-      </w:r>
-    </w:p>
-    <w:p>
-      <w:pPr>
-        <w:pStyle w:val="ListBullet"/>
-      </w:pPr>
-      <w:r>
         <w:t>atendimento</w:t>
       </w:r>
     </w:p>
@@ -4836,7 +5056,7 @@
         <w:pStyle w:val="Heading2"/>
       </w:pPr>
       <w:r>
-        <w:t>Veja também</w:t>
+        <w:t>関連項目</w:t>
       </w:r>
     </w:p>
     <w:p>
@@ -4852,7 +5072,7 @@
         <w:pStyle w:val="Heading2"/>
       </w:pPr>
       <w:r>
-        <w:t>Histórico de revisão</w:t>
+        <w:t>改訂履歴</w:t>
       </w:r>
     </w:p>
     <w:p>
@@ -4872,6 +5092,11 @@
     </w:p>
     <w:p>
       <w:r>
+        <w:t>| 2026-06-27 | 0.2 | JP-BR Insurance Knowledge Base | Padronização para consulta em japonês e resposta ao cliente em português com leitura em katakana. |</w:t>
+      </w:r>
+    </w:p>
+    <w:p>
+      <w:r>
         <w:br w:type="page"/>
       </w:r>
     </w:p>
@@ -4880,23 +5105,23 @@
         <w:pStyle w:val="Heading1"/>
       </w:pPr>
       <w:r>
-        <w:t>FAQ-FIRE-0016 - Como explicar furto ou roubo no seguro contra incêndio?</w:t>
-      </w:r>
-    </w:p>
-    <w:p>
-      <w:pPr>
-        <w:pStyle w:val="Heading2"/>
-      </w:pPr>
-      <w:r>
-        <w:t>Controle</w:t>
-      </w:r>
-    </w:p>
-    <w:p>
-      <w:pPr>
-        <w:pStyle w:val="ListBullet"/>
-      </w:pPr>
-      <w:r>
-        <w:t>Versão: 0.1</w:t>
+        <w:t>FAQ-FIRE-0016 - 盗難 - Furto ou roubo</w:t>
+      </w:r>
+    </w:p>
+    <w:p>
+      <w:pPr>
+        <w:pStyle w:val="Heading2"/>
+      </w:pPr>
+      <w:r>
+        <w:t>管理情報</w:t>
+      </w:r>
+    </w:p>
+    <w:p>
+      <w:pPr>
+        <w:pStyle w:val="ListBullet"/>
+      </w:pPr>
+      <w:r>
+        <w:t>Versão: 0.2</w:t>
       </w:r>
     </w:p>
     <w:p>
@@ -4920,15 +5145,15 @@
         <w:pStyle w:val="ListBullet"/>
       </w:pPr>
       <w:r>
-        <w:t>Histórico: Criação inicial.</w:t>
-      </w:r>
-    </w:p>
-    <w:p>
-      <w:pPr>
-        <w:pStyle w:val="Heading2"/>
-      </w:pPr>
-      <w:r>
-        <w:t>Código</w:t>
+        <w:t>Histórico: Criação inicial; padronização para consulta do corretor japonês e resposta em português com leitura em katakana.</w:t>
+      </w:r>
+    </w:p>
+    <w:p>
+      <w:pPr>
+        <w:pStyle w:val="Heading2"/>
+      </w:pPr>
+      <w:r>
+        <w:t>コード</w:t>
       </w:r>
     </w:p>
     <w:p>
@@ -4941,7 +5166,7 @@
         <w:pStyle w:val="Heading2"/>
       </w:pPr>
       <w:r>
-        <w:t>Categoria</w:t>
+        <w:t>カテゴリー</w:t>
       </w:r>
     </w:p>
     <w:p>
@@ -4954,20 +5179,20 @@
         <w:pStyle w:val="Heading2"/>
       </w:pPr>
       <w:r>
-        <w:t>Pergunta</w:t>
-      </w:r>
-    </w:p>
-    <w:p>
-      <w:r>
-        <w:t>Como explicar furto ou roubo no seguro contra incêndio?</w:t>
-      </w:r>
-    </w:p>
-    <w:p>
-      <w:pPr>
-        <w:pStyle w:val="Heading2"/>
-      </w:pPr>
-      <w:r>
-        <w:t>Consulta natural em japonês</w:t>
+        <w:t>質問</w:t>
+      </w:r>
+    </w:p>
+    <w:p>
+      <w:r>
+        <w:t>ブラジル人のお客様に「Furto ou roubo」をどのように説明しますか。</w:t>
+      </w:r>
+    </w:p>
+    <w:p>
+      <w:pPr>
+        <w:pStyle w:val="Heading2"/>
+      </w:pPr>
+      <w:r>
+        <w:t>日本語での自然な検索</w:t>
       </w:r>
     </w:p>
     <w:p>
@@ -4988,75 +5213,93 @@
     </w:p>
     <w:p>
       <w:pPr>
-        <w:pStyle w:val="Heading2"/>
-      </w:pPr>
-      <w:r>
-        <w:t>Situação de atendimento</w:t>
-      </w:r>
-    </w:p>
-    <w:p>
-      <w:r>
-        <w:t>Cliente brasileiro quer entender furto ou roubo dentro do seguro residencial ou seguro contra incêndio no Japão.</w:t>
-      </w:r>
-    </w:p>
-    <w:p>
-      <w:pPr>
-        <w:pStyle w:val="Heading2"/>
-      </w:pPr>
-      <w:r>
-        <w:t>Resposta técnica</w:t>
-      </w:r>
-    </w:p>
-    <w:p>
-      <w:r>
-        <w:t>Perda ou dano decorrente de furto, roubo ou tentativa, conforme requisitos de evidência e limites do contrato.</w:t>
-      </w:r>
-    </w:p>
-    <w:p>
-      <w:pPr>
-        <w:pStyle w:val="Heading2"/>
-      </w:pPr>
-      <w:r>
-        <w:t>Como responder ao cliente brasileiro</w:t>
-      </w:r>
-    </w:p>
-    <w:p>
-      <w:r>
-        <w:t>Normalmente será necessário boletim, lista dos bens e comprovação do dano ou perda.</w:t>
-      </w:r>
-    </w:p>
-    <w:p>
-      <w:pPr>
-        <w:pStyle w:val="Heading2"/>
-      </w:pPr>
-      <w:r>
-        <w:t>Próximo passo seguro</w:t>
-      </w:r>
-    </w:p>
-    <w:p>
-      <w:r>
-        <w:t>契約条件、補償範囲、免責金額、必要書類を確認してから具体的に案内する。</w:t>
-      </w:r>
-    </w:p>
-    <w:p>
-      <w:pPr>
-        <w:pStyle w:val="Heading2"/>
-      </w:pPr>
-      <w:r>
-        <w:t>Limite comercial/compliance</w:t>
-      </w:r>
-    </w:p>
-    <w:p>
-      <w:r>
-        <w:t>火災保険は補償範囲、免責金額、事故原因、証明書類によって支払可否が変わるため、一般説明だけで保険金支払いを断定しない。</w:t>
-      </w:r>
-    </w:p>
-    <w:p>
-      <w:pPr>
-        <w:pStyle w:val="Heading2"/>
-      </w:pPr>
-      <w:r>
-        <w:t>Termos relacionados</w:t>
+        <w:pStyle w:val="ListBullet"/>
+      </w:pPr>
+      <w:r>
+        <w:t>火災保険の相談で「Furto ou roubo」を説明する時の注意点は何ですか。</w:t>
+      </w:r>
+    </w:p>
+    <w:p>
+      <w:pPr>
+        <w:pStyle w:val="Heading2"/>
+      </w:pPr>
+      <w:r>
+        <w:t>対応場面</w:t>
+      </w:r>
+    </w:p>
+    <w:p>
+      <w:r>
+        <w:t>ブラジル人のお客様が「Furto ou roubo」について質問しており、契約内容、補償範囲、必要書類、費用負担または保険会社の判断との関係を確認する場面。</w:t>
+      </w:r>
+    </w:p>
+    <w:p>
+      <w:pPr>
+        <w:pStyle w:val="Heading2"/>
+      </w:pPr>
+      <w:r>
+        <w:t>技術的回答</w:t>
+      </w:r>
+    </w:p>
+    <w:p>
+      <w:r>
+        <w:t>盗難とは、火災保険の相談、契約確認、事故対応または契約管理において確認すべき項目です。実際の取り扱いは、契約条件、対象物、事故原因、必要書類、免責金額および保険会社または関係先の判断によって異なります。</w:t>
+      </w:r>
+    </w:p>
+    <w:p>
+      <w:pPr>
+        <w:pStyle w:val="Heading2"/>
+      </w:pPr>
+      <w:r>
+        <w:t>ブラジル人顧客への回答</w:t>
+      </w:r>
+    </w:p>
+    <w:p>
+      <w:r>
+        <w:t>Leitura para pronúncia: ヴァモス コンフィルマール フルト OU ホウボ イ エスプリカール ジ フォルマ シンプレス コンフォルミ オ コントラート</w:t>
+      </w:r>
+    </w:p>
+    <w:p>
+      <w:r>
+        <w:t>Português brasileiro: Vamos confirmar furto ou roubo e explicar de forma simples, conforme o contrato.</w:t>
+      </w:r>
+    </w:p>
+    <w:p>
+      <w:r>
+        <w:t>日本語確認用: 「Furto ou roubo」について、契約内容に沿って分かりやすく確認します。</w:t>
+      </w:r>
+    </w:p>
+    <w:p>
+      <w:pPr>
+        <w:pStyle w:val="Heading2"/>
+      </w:pPr>
+      <w:r>
+        <w:t>安全な次のステップ</w:t>
+      </w:r>
+    </w:p>
+    <w:p>
+      <w:r>
+        <w:t>契約書、保険証券、補償範囲、免責金額、事故状況、写真、領収書、管理会社または保険会社からの案内を確認してから具体的に案内する。</w:t>
+      </w:r>
+    </w:p>
+    <w:p>
+      <w:pPr>
+        <w:pStyle w:val="Heading2"/>
+      </w:pPr>
+      <w:r>
+        <w:t>コンプライアンス上の注意</w:t>
+      </w:r>
+    </w:p>
+    <w:p>
+      <w:r>
+        <w:t>一般説明だけで、補償、支払可否、費用負担、返金、審査結果、契約成立または保険金額を断定しない。最終判断は契約条件、提出書類、事故原因、関係先および保険会社の確認による。</w:t>
+      </w:r>
+    </w:p>
+    <w:p>
+      <w:pPr>
+        <w:pStyle w:val="Heading2"/>
+      </w:pPr>
+      <w:r>
+        <w:t>関連用語</w:t>
       </w:r>
     </w:p>
     <w:p>
@@ -5072,7 +5315,7 @@
         <w:pStyle w:val="Heading2"/>
       </w:pPr>
       <w:r>
-        <w:t>Referências cruzadas</w:t>
+        <w:t>相互参照</w:t>
       </w:r>
     </w:p>
     <w:p>
@@ -5104,7 +5347,7 @@
         <w:pStyle w:val="Heading2"/>
       </w:pPr>
       <w:r>
-        <w:t>Referências</w:t>
+        <w:t>参考資料</w:t>
       </w:r>
     </w:p>
     <w:p>
@@ -5120,7 +5363,7 @@
         <w:pStyle w:val="Heading2"/>
       </w:pPr>
       <w:r>
-        <w:t>Tags</w:t>
+        <w:t>タグ</w:t>
       </w:r>
     </w:p>
     <w:p>
@@ -5144,14 +5387,6 @@
         <w:pStyle w:val="ListBullet"/>
       </w:pPr>
       <w:r>
-        <w:t>furto-ou-roubo</w:t>
-      </w:r>
-    </w:p>
-    <w:p>
-      <w:pPr>
-        <w:pStyle w:val="ListBullet"/>
-      </w:pPr>
-      <w:r>
         <w:t>atendimento</w:t>
       </w:r>
     </w:p>
@@ -5160,7 +5395,7 @@
         <w:pStyle w:val="Heading2"/>
       </w:pPr>
       <w:r>
-        <w:t>Veja também</w:t>
+        <w:t>関連項目</w:t>
       </w:r>
     </w:p>
     <w:p>
@@ -5176,7 +5411,7 @@
         <w:pStyle w:val="Heading2"/>
       </w:pPr>
       <w:r>
-        <w:t>Histórico de revisão</w:t>
+        <w:t>改訂履歴</w:t>
       </w:r>
     </w:p>
     <w:p>
@@ -5196,6 +5431,11 @@
     </w:p>
     <w:p>
       <w:r>
+        <w:t>| 2026-06-27 | 0.2 | JP-BR Insurance Knowledge Base | Padronização para consulta em japonês e resposta ao cliente em português com leitura em katakana. |</w:t>
+      </w:r>
+    </w:p>
+    <w:p>
+      <w:r>
         <w:br w:type="page"/>
       </w:r>
     </w:p>
@@ -5204,23 +5444,23 @@
         <w:pStyle w:val="Heading1"/>
       </w:pPr>
       <w:r>
-        <w:t>FAQ-FIRE-0017 - Como explicar quebra ou dano acidental no seguro contra incêndio?</w:t>
-      </w:r>
-    </w:p>
-    <w:p>
-      <w:pPr>
-        <w:pStyle w:val="Heading2"/>
-      </w:pPr>
-      <w:r>
-        <w:t>Controle</w:t>
-      </w:r>
-    </w:p>
-    <w:p>
-      <w:pPr>
-        <w:pStyle w:val="ListBullet"/>
-      </w:pPr>
-      <w:r>
-        <w:t>Versão: 0.1</w:t>
+        <w:t>FAQ-FIRE-0017 - 破損・汚損 - Quebra ou dano acidental</w:t>
+      </w:r>
+    </w:p>
+    <w:p>
+      <w:pPr>
+        <w:pStyle w:val="Heading2"/>
+      </w:pPr>
+      <w:r>
+        <w:t>管理情報</w:t>
+      </w:r>
+    </w:p>
+    <w:p>
+      <w:pPr>
+        <w:pStyle w:val="ListBullet"/>
+      </w:pPr>
+      <w:r>
+        <w:t>Versão: 0.2</w:t>
       </w:r>
     </w:p>
     <w:p>
@@ -5244,15 +5484,15 @@
         <w:pStyle w:val="ListBullet"/>
       </w:pPr>
       <w:r>
-        <w:t>Histórico: Criação inicial.</w:t>
-      </w:r>
-    </w:p>
-    <w:p>
-      <w:pPr>
-        <w:pStyle w:val="Heading2"/>
-      </w:pPr>
-      <w:r>
-        <w:t>Código</w:t>
+        <w:t>Histórico: Criação inicial; padronização para consulta do corretor japonês e resposta em português com leitura em katakana.</w:t>
+      </w:r>
+    </w:p>
+    <w:p>
+      <w:pPr>
+        <w:pStyle w:val="Heading2"/>
+      </w:pPr>
+      <w:r>
+        <w:t>コード</w:t>
       </w:r>
     </w:p>
     <w:p>
@@ -5265,7 +5505,7 @@
         <w:pStyle w:val="Heading2"/>
       </w:pPr>
       <w:r>
-        <w:t>Categoria</w:t>
+        <w:t>カテゴリー</w:t>
       </w:r>
     </w:p>
     <w:p>
@@ -5278,20 +5518,20 @@
         <w:pStyle w:val="Heading2"/>
       </w:pPr>
       <w:r>
-        <w:t>Pergunta</w:t>
-      </w:r>
-    </w:p>
-    <w:p>
-      <w:r>
-        <w:t>Como explicar quebra ou dano acidental no seguro contra incêndio?</w:t>
-      </w:r>
-    </w:p>
-    <w:p>
-      <w:pPr>
-        <w:pStyle w:val="Heading2"/>
-      </w:pPr>
-      <w:r>
-        <w:t>Consulta natural em japonês</w:t>
+        <w:t>質問</w:t>
+      </w:r>
+    </w:p>
+    <w:p>
+      <w:r>
+        <w:t>ブラジル人のお客様に「Quebra ou dano acidental」をどのように説明しますか。</w:t>
+      </w:r>
+    </w:p>
+    <w:p>
+      <w:pPr>
+        <w:pStyle w:val="Heading2"/>
+      </w:pPr>
+      <w:r>
+        <w:t>日本語での自然な検索</w:t>
       </w:r>
     </w:p>
     <w:p>
@@ -5312,75 +5552,93 @@
     </w:p>
     <w:p>
       <w:pPr>
-        <w:pStyle w:val="Heading2"/>
-      </w:pPr>
-      <w:r>
-        <w:t>Situação de atendimento</w:t>
-      </w:r>
-    </w:p>
-    <w:p>
-      <w:r>
-        <w:t>Cliente brasileiro quer entender quebra ou dano acidental dentro do seguro residencial ou seguro contra incêndio no Japão.</w:t>
-      </w:r>
-    </w:p>
-    <w:p>
-      <w:pPr>
-        <w:pStyle w:val="Heading2"/>
-      </w:pPr>
-      <w:r>
-        <w:t>Resposta técnica</w:t>
-      </w:r>
-    </w:p>
-    <w:p>
-      <w:r>
-        <w:t>Dano acidental, quebra ou sujeira inesperada no objeto segurado, quando a cobertura estiver contratada.</w:t>
-      </w:r>
-    </w:p>
-    <w:p>
-      <w:pPr>
-        <w:pStyle w:val="Heading2"/>
-      </w:pPr>
-      <w:r>
-        <w:t>Como responder ao cliente brasileiro</w:t>
-      </w:r>
-    </w:p>
-    <w:p>
-      <w:r>
-        <w:t>Nem todo dano acidental é pago; precisamos verificar exclusões, franquia e provas.</w:t>
-      </w:r>
-    </w:p>
-    <w:p>
-      <w:pPr>
-        <w:pStyle w:val="Heading2"/>
-      </w:pPr>
-      <w:r>
-        <w:t>Próximo passo seguro</w:t>
-      </w:r>
-    </w:p>
-    <w:p>
-      <w:r>
-        <w:t>契約条件、補償範囲、免責金額、必要書類を確認してから具体的に案内する。</w:t>
-      </w:r>
-    </w:p>
-    <w:p>
-      <w:pPr>
-        <w:pStyle w:val="Heading2"/>
-      </w:pPr>
-      <w:r>
-        <w:t>Limite comercial/compliance</w:t>
-      </w:r>
-    </w:p>
-    <w:p>
-      <w:r>
-        <w:t>火災保険は補償範囲、免責金額、事故原因、証明書類によって支払可否が変わるため、一般説明だけで保険金支払いを断定しない。</w:t>
-      </w:r>
-    </w:p>
-    <w:p>
-      <w:pPr>
-        <w:pStyle w:val="Heading2"/>
-      </w:pPr>
-      <w:r>
-        <w:t>Termos relacionados</w:t>
+        <w:pStyle w:val="ListBullet"/>
+      </w:pPr>
+      <w:r>
+        <w:t>火災保険の相談で「Quebra ou dano acidental」を説明する時の注意点は何ですか。</w:t>
+      </w:r>
+    </w:p>
+    <w:p>
+      <w:pPr>
+        <w:pStyle w:val="Heading2"/>
+      </w:pPr>
+      <w:r>
+        <w:t>対応場面</w:t>
+      </w:r>
+    </w:p>
+    <w:p>
+      <w:r>
+        <w:t>ブラジル人のお客様が「Quebra ou dano acidental」について質問しており、契約内容、補償範囲、必要書類、費用負担または保険会社の判断との関係を確認する場面。</w:t>
+      </w:r>
+    </w:p>
+    <w:p>
+      <w:pPr>
+        <w:pStyle w:val="Heading2"/>
+      </w:pPr>
+      <w:r>
+        <w:t>技術的回答</w:t>
+      </w:r>
+    </w:p>
+    <w:p>
+      <w:r>
+        <w:t>破損・汚損とは、火災保険の相談、契約確認、事故対応または契約管理において確認すべき項目です。実際の取り扱いは、契約条件、対象物、事故原因、必要書類、免責金額および保険会社または関係先の判断によって異なります。</w:t>
+      </w:r>
+    </w:p>
+    <w:p>
+      <w:pPr>
+        <w:pStyle w:val="Heading2"/>
+      </w:pPr>
+      <w:r>
+        <w:t>ブラジル人顧客への回答</w:t>
+      </w:r>
+    </w:p>
+    <w:p>
+      <w:r>
+        <w:t>Leitura para pronúncia: ヴァモス コンフィルマール QUEBRA OU ダノ ACIDENTAL イ エスプリカール ジ フォルマ シンプレス コンフォルミ オ コントラート</w:t>
+      </w:r>
+    </w:p>
+    <w:p>
+      <w:r>
+        <w:t>Português brasileiro: Vamos confirmar quebra ou dano acidental e explicar de forma simples, conforme o contrato.</w:t>
+      </w:r>
+    </w:p>
+    <w:p>
+      <w:r>
+        <w:t>日本語確認用: 「Quebra ou dano acidental」について、契約内容に沿って分かりやすく確認します。</w:t>
+      </w:r>
+    </w:p>
+    <w:p>
+      <w:pPr>
+        <w:pStyle w:val="Heading2"/>
+      </w:pPr>
+      <w:r>
+        <w:t>安全な次のステップ</w:t>
+      </w:r>
+    </w:p>
+    <w:p>
+      <w:r>
+        <w:t>契約書、保険証券、補償範囲、免責金額、事故状況、写真、領収書、管理会社または保険会社からの案内を確認してから具体的に案内する。</w:t>
+      </w:r>
+    </w:p>
+    <w:p>
+      <w:pPr>
+        <w:pStyle w:val="Heading2"/>
+      </w:pPr>
+      <w:r>
+        <w:t>コンプライアンス上の注意</w:t>
+      </w:r>
+    </w:p>
+    <w:p>
+      <w:r>
+        <w:t>一般説明だけで、補償、支払可否、費用負担、返金、審査結果、契約成立または保険金額を断定しない。最終判断は契約条件、提出書類、事故原因、関係先および保険会社の確認による。</w:t>
+      </w:r>
+    </w:p>
+    <w:p>
+      <w:pPr>
+        <w:pStyle w:val="Heading2"/>
+      </w:pPr>
+      <w:r>
+        <w:t>関連用語</w:t>
       </w:r>
     </w:p>
     <w:p>
@@ -5396,7 +5654,7 @@
         <w:pStyle w:val="Heading2"/>
       </w:pPr>
       <w:r>
-        <w:t>Referências cruzadas</w:t>
+        <w:t>相互参照</w:t>
       </w:r>
     </w:p>
     <w:p>
@@ -5428,7 +5686,7 @@
         <w:pStyle w:val="Heading2"/>
       </w:pPr>
       <w:r>
-        <w:t>Referências</w:t>
+        <w:t>参考資料</w:t>
       </w:r>
     </w:p>
     <w:p>
@@ -5444,7 +5702,7 @@
         <w:pStyle w:val="Heading2"/>
       </w:pPr>
       <w:r>
-        <w:t>Tags</w:t>
+        <w:t>タグ</w:t>
       </w:r>
     </w:p>
     <w:p>
@@ -5468,14 +5726,6 @@
         <w:pStyle w:val="ListBullet"/>
       </w:pPr>
       <w:r>
-        <w:t>quebra-ou-dano-acidental</w:t>
-      </w:r>
-    </w:p>
-    <w:p>
-      <w:pPr>
-        <w:pStyle w:val="ListBullet"/>
-      </w:pPr>
-      <w:r>
         <w:t>atendimento</w:t>
       </w:r>
     </w:p>
@@ -5484,7 +5734,7 @@
         <w:pStyle w:val="Heading2"/>
       </w:pPr>
       <w:r>
-        <w:t>Veja também</w:t>
+        <w:t>関連項目</w:t>
       </w:r>
     </w:p>
     <w:p>
@@ -5500,7 +5750,7 @@
         <w:pStyle w:val="Heading2"/>
       </w:pPr>
       <w:r>
-        <w:t>Histórico de revisão</w:t>
+        <w:t>改訂履歴</w:t>
       </w:r>
     </w:p>
     <w:p>
@@ -5520,6 +5770,11 @@
     </w:p>
     <w:p>
       <w:r>
+        <w:t>| 2026-06-27 | 0.2 | JP-BR Insurance Knowledge Base | Padronização para consulta em japonês e resposta ao cliente em português com leitura em katakana. |</w:t>
+      </w:r>
+    </w:p>
+    <w:p>
+      <w:r>
         <w:br w:type="page"/>
       </w:r>
     </w:p>
@@ -5528,23 +5783,23 @@
         <w:pStyle w:val="Heading1"/>
       </w:pPr>
       <w:r>
-        <w:t>FAQ-FIRE-0018 - Como explicar seguro contra terremoto no seguro contra incêndio?</w:t>
-      </w:r>
-    </w:p>
-    <w:p>
-      <w:pPr>
-        <w:pStyle w:val="Heading2"/>
-      </w:pPr>
-      <w:r>
-        <w:t>Controle</w:t>
-      </w:r>
-    </w:p>
-    <w:p>
-      <w:pPr>
-        <w:pStyle w:val="ListBullet"/>
-      </w:pPr>
-      <w:r>
-        <w:t>Versão: 0.1</w:t>
+        <w:t>FAQ-FIRE-0018 - 地震保険 - Seguro contra terremoto</w:t>
+      </w:r>
+    </w:p>
+    <w:p>
+      <w:pPr>
+        <w:pStyle w:val="Heading2"/>
+      </w:pPr>
+      <w:r>
+        <w:t>管理情報</w:t>
+      </w:r>
+    </w:p>
+    <w:p>
+      <w:pPr>
+        <w:pStyle w:val="ListBullet"/>
+      </w:pPr>
+      <w:r>
+        <w:t>Versão: 0.2</w:t>
       </w:r>
     </w:p>
     <w:p>
@@ -5568,15 +5823,15 @@
         <w:pStyle w:val="ListBullet"/>
       </w:pPr>
       <w:r>
-        <w:t>Histórico: Criação inicial.</w:t>
-      </w:r>
-    </w:p>
-    <w:p>
-      <w:pPr>
-        <w:pStyle w:val="Heading2"/>
-      </w:pPr>
-      <w:r>
-        <w:t>Código</w:t>
+        <w:t>Histórico: Criação inicial; padronização para consulta do corretor japonês e resposta em português com leitura em katakana.</w:t>
+      </w:r>
+    </w:p>
+    <w:p>
+      <w:pPr>
+        <w:pStyle w:val="Heading2"/>
+      </w:pPr>
+      <w:r>
+        <w:t>コード</w:t>
       </w:r>
     </w:p>
     <w:p>
@@ -5589,7 +5844,7 @@
         <w:pStyle w:val="Heading2"/>
       </w:pPr>
       <w:r>
-        <w:t>Categoria</w:t>
+        <w:t>カテゴリー</w:t>
       </w:r>
     </w:p>
     <w:p>
@@ -5602,20 +5857,20 @@
         <w:pStyle w:val="Heading2"/>
       </w:pPr>
       <w:r>
-        <w:t>Pergunta</w:t>
-      </w:r>
-    </w:p>
-    <w:p>
-      <w:r>
-        <w:t>Como explicar seguro contra terremoto no seguro contra incêndio?</w:t>
-      </w:r>
-    </w:p>
-    <w:p>
-      <w:pPr>
-        <w:pStyle w:val="Heading2"/>
-      </w:pPr>
-      <w:r>
-        <w:t>Consulta natural em japonês</w:t>
+        <w:t>質問</w:t>
+      </w:r>
+    </w:p>
+    <w:p>
+      <w:r>
+        <w:t>ブラジル人のお客様に「Seguro contra terremoto」をどのように説明しますか。</w:t>
+      </w:r>
+    </w:p>
+    <w:p>
+      <w:pPr>
+        <w:pStyle w:val="Heading2"/>
+      </w:pPr>
+      <w:r>
+        <w:t>日本語での自然な検索</w:t>
       </w:r>
     </w:p>
     <w:p>
@@ -5636,75 +5891,93 @@
     </w:p>
     <w:p>
       <w:pPr>
-        <w:pStyle w:val="Heading2"/>
-      </w:pPr>
-      <w:r>
-        <w:t>Situação de atendimento</w:t>
-      </w:r>
-    </w:p>
-    <w:p>
-      <w:r>
-        <w:t>Cliente brasileiro quer entender seguro contra terremoto dentro do seguro residencial ou seguro contra incêndio no Japão.</w:t>
-      </w:r>
-    </w:p>
-    <w:p>
-      <w:pPr>
-        <w:pStyle w:val="Heading2"/>
-      </w:pPr>
-      <w:r>
-        <w:t>Resposta técnica</w:t>
-      </w:r>
-    </w:p>
-    <w:p>
-      <w:r>
-        <w:t>Seguro específico para danos por terremoto, tsunami ou erupção vulcânica, normalmente vinculado ao seguro contra incêndio.</w:t>
-      </w:r>
-    </w:p>
-    <w:p>
-      <w:pPr>
-        <w:pStyle w:val="Heading2"/>
-      </w:pPr>
-      <w:r>
-        <w:t>Como responder ao cliente brasileiro</w:t>
-      </w:r>
-    </w:p>
-    <w:p>
-      <w:r>
-        <w:t>No Japão, dano por terremoto não deve ser tratado como incêndio comum sem verificar a apólice.</w:t>
-      </w:r>
-    </w:p>
-    <w:p>
-      <w:pPr>
-        <w:pStyle w:val="Heading2"/>
-      </w:pPr>
-      <w:r>
-        <w:t>Próximo passo seguro</w:t>
-      </w:r>
-    </w:p>
-    <w:p>
-      <w:r>
-        <w:t>契約条件、補償範囲、免責金額、必要書類を確認してから具体的に案内する。</w:t>
-      </w:r>
-    </w:p>
-    <w:p>
-      <w:pPr>
-        <w:pStyle w:val="Heading2"/>
-      </w:pPr>
-      <w:r>
-        <w:t>Limite comercial/compliance</w:t>
-      </w:r>
-    </w:p>
-    <w:p>
-      <w:r>
-        <w:t>火災保険は補償範囲、免責金額、事故原因、証明書類によって支払可否が変わるため、一般説明だけで保険金支払いを断定しない。</w:t>
-      </w:r>
-    </w:p>
-    <w:p>
-      <w:pPr>
-        <w:pStyle w:val="Heading2"/>
-      </w:pPr>
-      <w:r>
-        <w:t>Termos relacionados</w:t>
+        <w:pStyle w:val="ListBullet"/>
+      </w:pPr>
+      <w:r>
+        <w:t>火災保険の相談で「Seguro contra terremoto」を説明する時の注意点は何ですか。</w:t>
+      </w:r>
+    </w:p>
+    <w:p>
+      <w:pPr>
+        <w:pStyle w:val="Heading2"/>
+      </w:pPr>
+      <w:r>
+        <w:t>対応場面</w:t>
+      </w:r>
+    </w:p>
+    <w:p>
+      <w:r>
+        <w:t>ブラジル人のお客様が「Seguro contra terremoto」について質問しており、契約内容、補償範囲、必要書類、費用負担または保険会社の判断との関係を確認する場面。</w:t>
+      </w:r>
+    </w:p>
+    <w:p>
+      <w:pPr>
+        <w:pStyle w:val="Heading2"/>
+      </w:pPr>
+      <w:r>
+        <w:t>技術的回答</w:t>
+      </w:r>
+    </w:p>
+    <w:p>
+      <w:r>
+        <w:t>地震保険とは、火災保険の相談、契約確認、事故対応または契約管理において確認すべき項目です。実際の取り扱いは、契約条件、対象物、事故原因、必要書類、免責金額および保険会社または関係先の判断によって異なります。</w:t>
+      </w:r>
+    </w:p>
+    <w:p>
+      <w:pPr>
+        <w:pStyle w:val="Heading2"/>
+      </w:pPr>
+      <w:r>
+        <w:t>ブラジル人顧客への回答</w:t>
+      </w:r>
+    </w:p>
+    <w:p>
+      <w:r>
+        <w:t>Leitura para pronúncia: ヴァモス コンフィルマール セグーロ コントラ テヘモート イ エスプリカール ジ フォルマ シンプレス コンフォルミ オ コントラート</w:t>
+      </w:r>
+    </w:p>
+    <w:p>
+      <w:r>
+        <w:t>Português brasileiro: Vamos confirmar seguro contra terremoto e explicar de forma simples, conforme o contrato.</w:t>
+      </w:r>
+    </w:p>
+    <w:p>
+      <w:r>
+        <w:t>日本語確認用: 「Seguro contra terremoto」について、契約内容に沿って分かりやすく確認します。</w:t>
+      </w:r>
+    </w:p>
+    <w:p>
+      <w:pPr>
+        <w:pStyle w:val="Heading2"/>
+      </w:pPr>
+      <w:r>
+        <w:t>安全な次のステップ</w:t>
+      </w:r>
+    </w:p>
+    <w:p>
+      <w:r>
+        <w:t>契約書、保険証券、補償範囲、免責金額、事故状況、写真、領収書、管理会社または保険会社からの案内を確認してから具体的に案内する。</w:t>
+      </w:r>
+    </w:p>
+    <w:p>
+      <w:pPr>
+        <w:pStyle w:val="Heading2"/>
+      </w:pPr>
+      <w:r>
+        <w:t>コンプライアンス上の注意</w:t>
+      </w:r>
+    </w:p>
+    <w:p>
+      <w:r>
+        <w:t>一般説明だけで、補償、支払可否、費用負担、返金、審査結果、契約成立または保険金額を断定しない。最終判断は契約条件、提出書類、事故原因、関係先および保険会社の確認による。</w:t>
+      </w:r>
+    </w:p>
+    <w:p>
+      <w:pPr>
+        <w:pStyle w:val="Heading2"/>
+      </w:pPr>
+      <w:r>
+        <w:t>関連用語</w:t>
       </w:r>
     </w:p>
     <w:p>
@@ -5720,7 +5993,7 @@
         <w:pStyle w:val="Heading2"/>
       </w:pPr>
       <w:r>
-        <w:t>Referências cruzadas</w:t>
+        <w:t>相互参照</w:t>
       </w:r>
     </w:p>
     <w:p>
@@ -5752,7 +6025,7 @@
         <w:pStyle w:val="Heading2"/>
       </w:pPr>
       <w:r>
-        <w:t>Referências</w:t>
+        <w:t>参考資料</w:t>
       </w:r>
     </w:p>
     <w:p>
@@ -5768,7 +6041,7 @@
         <w:pStyle w:val="Heading2"/>
       </w:pPr>
       <w:r>
-        <w:t>Tags</w:t>
+        <w:t>タグ</w:t>
       </w:r>
     </w:p>
     <w:p>
@@ -5792,14 +6065,6 @@
         <w:pStyle w:val="ListBullet"/>
       </w:pPr>
       <w:r>
-        <w:t>seguro-contra-terremoto</w:t>
-      </w:r>
-    </w:p>
-    <w:p>
-      <w:pPr>
-        <w:pStyle w:val="ListBullet"/>
-      </w:pPr>
-      <w:r>
         <w:t>atendimento</w:t>
       </w:r>
     </w:p>
@@ -5808,7 +6073,7 @@
         <w:pStyle w:val="Heading2"/>
       </w:pPr>
       <w:r>
-        <w:t>Veja também</w:t>
+        <w:t>関連項目</w:t>
       </w:r>
     </w:p>
     <w:p>
@@ -5824,7 +6089,7 @@
         <w:pStyle w:val="Heading2"/>
       </w:pPr>
       <w:r>
-        <w:t>Histórico de revisão</w:t>
+        <w:t>改訂履歴</w:t>
       </w:r>
     </w:p>
     <w:p>
@@ -5844,6 +6109,11 @@
     </w:p>
     <w:p>
       <w:r>
+        <w:t>| 2026-06-27 | 0.2 | JP-BR Insurance Knowledge Base | Padronização para consulta em japonês e resposta ao cliente em português com leitura em katakana. |</w:t>
+      </w:r>
+    </w:p>
+    <w:p>
+      <w:r>
         <w:br w:type="page"/>
       </w:r>
     </w:p>
@@ -5852,23 +6122,23 @@
         <w:pStyle w:val="Heading1"/>
       </w:pPr>
       <w:r>
-        <w:t>FAQ-FIRE-0019 - Como explicar beneficio para despesas emergenciais no seguro contra incêndio?</w:t>
-      </w:r>
-    </w:p>
-    <w:p>
-      <w:pPr>
-        <w:pStyle w:val="Heading2"/>
-      </w:pPr>
-      <w:r>
-        <w:t>Controle</w:t>
-      </w:r>
-    </w:p>
-    <w:p>
-      <w:pPr>
-        <w:pStyle w:val="ListBullet"/>
-      </w:pPr>
-      <w:r>
-        <w:t>Versão: 0.1</w:t>
+        <w:t>FAQ-FIRE-0019 - 臨時費用保険金 - Beneficio para despesas emergenciais</w:t>
+      </w:r>
+    </w:p>
+    <w:p>
+      <w:pPr>
+        <w:pStyle w:val="Heading2"/>
+      </w:pPr>
+      <w:r>
+        <w:t>管理情報</w:t>
+      </w:r>
+    </w:p>
+    <w:p>
+      <w:pPr>
+        <w:pStyle w:val="ListBullet"/>
+      </w:pPr>
+      <w:r>
+        <w:t>Versão: 0.2</w:t>
       </w:r>
     </w:p>
     <w:p>
@@ -5892,15 +6162,15 @@
         <w:pStyle w:val="ListBullet"/>
       </w:pPr>
       <w:r>
-        <w:t>Histórico: Criação inicial.</w:t>
-      </w:r>
-    </w:p>
-    <w:p>
-      <w:pPr>
-        <w:pStyle w:val="Heading2"/>
-      </w:pPr>
-      <w:r>
-        <w:t>Código</w:t>
+        <w:t>Histórico: Criação inicial; padronização para consulta do corretor japonês e resposta em português com leitura em katakana.</w:t>
+      </w:r>
+    </w:p>
+    <w:p>
+      <w:pPr>
+        <w:pStyle w:val="Heading2"/>
+      </w:pPr>
+      <w:r>
+        <w:t>コード</w:t>
       </w:r>
     </w:p>
     <w:p>
@@ -5913,7 +6183,7 @@
         <w:pStyle w:val="Heading2"/>
       </w:pPr>
       <w:r>
-        <w:t>Categoria</w:t>
+        <w:t>カテゴリー</w:t>
       </w:r>
     </w:p>
     <w:p>
@@ -5926,20 +6196,20 @@
         <w:pStyle w:val="Heading2"/>
       </w:pPr>
       <w:r>
-        <w:t>Pergunta</w:t>
-      </w:r>
-    </w:p>
-    <w:p>
-      <w:r>
-        <w:t>Como explicar beneficio para despesas emergenciais no seguro contra incêndio?</w:t>
-      </w:r>
-    </w:p>
-    <w:p>
-      <w:pPr>
-        <w:pStyle w:val="Heading2"/>
-      </w:pPr>
-      <w:r>
-        <w:t>Consulta natural em japonês</w:t>
+        <w:t>質問</w:t>
+      </w:r>
+    </w:p>
+    <w:p>
+      <w:r>
+        <w:t>ブラジル人のお客様に「Beneficio para despesas emergenciais」をどのように説明しますか。</w:t>
+      </w:r>
+    </w:p>
+    <w:p>
+      <w:pPr>
+        <w:pStyle w:val="Heading2"/>
+      </w:pPr>
+      <w:r>
+        <w:t>日本語での自然な検索</w:t>
       </w:r>
     </w:p>
     <w:p>
@@ -5960,75 +6230,93 @@
     </w:p>
     <w:p>
       <w:pPr>
-        <w:pStyle w:val="Heading2"/>
-      </w:pPr>
-      <w:r>
-        <w:t>Situação de atendimento</w:t>
-      </w:r>
-    </w:p>
-    <w:p>
-      <w:r>
-        <w:t>Cliente brasileiro quer entender beneficio para despesas emergenciais dentro do seguro residencial ou seguro contra incêndio no Japão.</w:t>
-      </w:r>
-    </w:p>
-    <w:p>
-      <w:pPr>
-        <w:pStyle w:val="Heading2"/>
-      </w:pPr>
-      <w:r>
-        <w:t>Resposta técnica</w:t>
-      </w:r>
-    </w:p>
-    <w:p>
-      <w:r>
-        <w:t>Benefício adicional destinado a cobrir despesas temporárias ou emergenciais após sinistro, conforme condições contratadas.</w:t>
-      </w:r>
-    </w:p>
-    <w:p>
-      <w:pPr>
-        <w:pStyle w:val="Heading2"/>
-      </w:pPr>
-      <w:r>
-        <w:t>Como responder ao cliente brasileiro</w:t>
-      </w:r>
-    </w:p>
-    <w:p>
-      <w:r>
-        <w:t>Esse benefício depende do contrato e não deve ser prometido antes da confirmação.</w:t>
-      </w:r>
-    </w:p>
-    <w:p>
-      <w:pPr>
-        <w:pStyle w:val="Heading2"/>
-      </w:pPr>
-      <w:r>
-        <w:t>Próximo passo seguro</w:t>
-      </w:r>
-    </w:p>
-    <w:p>
-      <w:r>
-        <w:t>契約条件、補償範囲、免責金額、必要書類を確認してから具体的に案内する。</w:t>
-      </w:r>
-    </w:p>
-    <w:p>
-      <w:pPr>
-        <w:pStyle w:val="Heading2"/>
-      </w:pPr>
-      <w:r>
-        <w:t>Limite comercial/compliance</w:t>
-      </w:r>
-    </w:p>
-    <w:p>
-      <w:r>
-        <w:t>火災保険は補償範囲、免責金額、事故原因、証明書類によって支払可否が変わるため、一般説明だけで保険金支払いを断定しない。</w:t>
-      </w:r>
-    </w:p>
-    <w:p>
-      <w:pPr>
-        <w:pStyle w:val="Heading2"/>
-      </w:pPr>
-      <w:r>
-        <w:t>Termos relacionados</w:t>
+        <w:pStyle w:val="ListBullet"/>
+      </w:pPr>
+      <w:r>
+        <w:t>火災保険の相談で「Beneficio para despesas emergenciais」を説明する時の注意点は何ですか。</w:t>
+      </w:r>
+    </w:p>
+    <w:p>
+      <w:pPr>
+        <w:pStyle w:val="Heading2"/>
+      </w:pPr>
+      <w:r>
+        <w:t>対応場面</w:t>
+      </w:r>
+    </w:p>
+    <w:p>
+      <w:r>
+        <w:t>ブラジル人のお客様が「Beneficio para despesas emergenciais」について質問しており、契約内容、補償範囲、必要書類、費用負担または保険会社の判断との関係を確認する場面。</w:t>
+      </w:r>
+    </w:p>
+    <w:p>
+      <w:pPr>
+        <w:pStyle w:val="Heading2"/>
+      </w:pPr>
+      <w:r>
+        <w:t>技術的回答</w:t>
+      </w:r>
+    </w:p>
+    <w:p>
+      <w:r>
+        <w:t>臨時費用保険金とは、火災保険の相談、契約確認、事故対応または契約管理において確認すべき項目です。実際の取り扱いは、契約条件、対象物、事故原因、必要書類、免責金額および保険会社または関係先の判断によって異なります。</w:t>
+      </w:r>
+    </w:p>
+    <w:p>
+      <w:pPr>
+        <w:pStyle w:val="Heading2"/>
+      </w:pPr>
+      <w:r>
+        <w:t>ブラジル人顧客への回答</w:t>
+      </w:r>
+    </w:p>
+    <w:p>
+      <w:r>
+        <w:t>Leitura para pronúncia: ヴァモス コンフィルマール BENEFICIO PARA DESPESAS EMERGENCIAIS イ エスプリカール ジ フォルマ シンプレス コンフォルミ オ コントラート</w:t>
+      </w:r>
+    </w:p>
+    <w:p>
+      <w:r>
+        <w:t>Português brasileiro: Vamos confirmar beneficio para despesas emergenciais e explicar de forma simples, conforme o contrato.</w:t>
+      </w:r>
+    </w:p>
+    <w:p>
+      <w:r>
+        <w:t>日本語確認用: 「Beneficio para despesas emergenciais」について、契約内容に沿って分かりやすく確認します。</w:t>
+      </w:r>
+    </w:p>
+    <w:p>
+      <w:pPr>
+        <w:pStyle w:val="Heading2"/>
+      </w:pPr>
+      <w:r>
+        <w:t>安全な次のステップ</w:t>
+      </w:r>
+    </w:p>
+    <w:p>
+      <w:r>
+        <w:t>契約書、保険証券、補償範囲、免責金額、事故状況、写真、領収書、管理会社または保険会社からの案内を確認してから具体的に案内する。</w:t>
+      </w:r>
+    </w:p>
+    <w:p>
+      <w:pPr>
+        <w:pStyle w:val="Heading2"/>
+      </w:pPr>
+      <w:r>
+        <w:t>コンプライアンス上の注意</w:t>
+      </w:r>
+    </w:p>
+    <w:p>
+      <w:r>
+        <w:t>一般説明だけで、補償、支払可否、費用負担、返金、審査結果、契約成立または保険金額を断定しない。最終判断は契約条件、提出書類、事故原因、関係先および保険会社の確認による。</w:t>
+      </w:r>
+    </w:p>
+    <w:p>
+      <w:pPr>
+        <w:pStyle w:val="Heading2"/>
+      </w:pPr>
+      <w:r>
+        <w:t>関連用語</w:t>
       </w:r>
     </w:p>
     <w:p>
@@ -6044,7 +6332,7 @@
         <w:pStyle w:val="Heading2"/>
       </w:pPr>
       <w:r>
-        <w:t>Referências cruzadas</w:t>
+        <w:t>相互参照</w:t>
       </w:r>
     </w:p>
     <w:p>
@@ -6076,7 +6364,7 @@
         <w:pStyle w:val="Heading2"/>
       </w:pPr>
       <w:r>
-        <w:t>Referências</w:t>
+        <w:t>参考資料</w:t>
       </w:r>
     </w:p>
     <w:p>
@@ -6092,7 +6380,7 @@
         <w:pStyle w:val="Heading2"/>
       </w:pPr>
       <w:r>
-        <w:t>Tags</w:t>
+        <w:t>タグ</w:t>
       </w:r>
     </w:p>
     <w:p>
@@ -6116,14 +6404,6 @@
         <w:pStyle w:val="ListBullet"/>
       </w:pPr>
       <w:r>
-        <w:t>beneficio-para-despesas-emergenciais</w:t>
-      </w:r>
-    </w:p>
-    <w:p>
-      <w:pPr>
-        <w:pStyle w:val="ListBullet"/>
-      </w:pPr>
-      <w:r>
         <w:t>atendimento</w:t>
       </w:r>
     </w:p>
@@ -6132,7 +6412,7 @@
         <w:pStyle w:val="Heading2"/>
       </w:pPr>
       <w:r>
-        <w:t>Veja também</w:t>
+        <w:t>関連項目</w:t>
       </w:r>
     </w:p>
     <w:p>
@@ -6148,7 +6428,7 @@
         <w:pStyle w:val="Heading2"/>
       </w:pPr>
       <w:r>
-        <w:t>Histórico de revisão</w:t>
+        <w:t>改訂履歴</w:t>
       </w:r>
     </w:p>
     <w:p>
@@ -6168,6 +6448,11 @@
     </w:p>
     <w:p>
       <w:r>
+        <w:t>| 2026-06-27 | 0.2 | JP-BR Insurance Knowledge Base | Padronização para consulta em japonês e resposta ao cliente em português com leitura em katakana. |</w:t>
+      </w:r>
+    </w:p>
+    <w:p>
+      <w:r>
         <w:br w:type="page"/>
       </w:r>
     </w:p>
@@ -6176,23 +6461,23 @@
         <w:pStyle w:val="Heading1"/>
       </w:pPr>
       <w:r>
-        <w:t>FAQ-FIRE-0020 - Como explicar cláusula de responsabilidade civil pessoal no seguro contra incêndio?</w:t>
-      </w:r>
-    </w:p>
-    <w:p>
-      <w:pPr>
-        <w:pStyle w:val="Heading2"/>
-      </w:pPr>
-      <w:r>
-        <w:t>Controle</w:t>
-      </w:r>
-    </w:p>
-    <w:p>
-      <w:pPr>
-        <w:pStyle w:val="ListBullet"/>
-      </w:pPr>
-      <w:r>
-        <w:t>Versão: 0.1</w:t>
+        <w:t>FAQ-FIRE-0020 - 個人賠償責任特約 - Cláusula de responsabilidade civil pessoal</w:t>
+      </w:r>
+    </w:p>
+    <w:p>
+      <w:pPr>
+        <w:pStyle w:val="Heading2"/>
+      </w:pPr>
+      <w:r>
+        <w:t>管理情報</w:t>
+      </w:r>
+    </w:p>
+    <w:p>
+      <w:pPr>
+        <w:pStyle w:val="ListBullet"/>
+      </w:pPr>
+      <w:r>
+        <w:t>Versão: 0.2</w:t>
       </w:r>
     </w:p>
     <w:p>
@@ -6216,15 +6501,15 @@
         <w:pStyle w:val="ListBullet"/>
       </w:pPr>
       <w:r>
-        <w:t>Histórico: Criação inicial.</w:t>
-      </w:r>
-    </w:p>
-    <w:p>
-      <w:pPr>
-        <w:pStyle w:val="Heading2"/>
-      </w:pPr>
-      <w:r>
-        <w:t>Código</w:t>
+        <w:t>Histórico: Criação inicial; padronização para consulta do corretor japonês e resposta em português com leitura em katakana.</w:t>
+      </w:r>
+    </w:p>
+    <w:p>
+      <w:pPr>
+        <w:pStyle w:val="Heading2"/>
+      </w:pPr>
+      <w:r>
+        <w:t>コード</w:t>
       </w:r>
     </w:p>
     <w:p>
@@ -6237,7 +6522,7 @@
         <w:pStyle w:val="Heading2"/>
       </w:pPr>
       <w:r>
-        <w:t>Categoria</w:t>
+        <w:t>カテゴリー</w:t>
       </w:r>
     </w:p>
     <w:p>
@@ -6250,20 +6535,20 @@
         <w:pStyle w:val="Heading2"/>
       </w:pPr>
       <w:r>
-        <w:t>Pergunta</w:t>
-      </w:r>
-    </w:p>
-    <w:p>
-      <w:r>
-        <w:t>Como explicar cláusula de responsabilidade civil pessoal no seguro contra incêndio?</w:t>
-      </w:r>
-    </w:p>
-    <w:p>
-      <w:pPr>
-        <w:pStyle w:val="Heading2"/>
-      </w:pPr>
-      <w:r>
-        <w:t>Consulta natural em japonês</w:t>
+        <w:t>質問</w:t>
+      </w:r>
+    </w:p>
+    <w:p>
+      <w:r>
+        <w:t>ブラジル人のお客様に「Cláusula de responsabilidade civil pessoal」をどのように説明しますか。</w:t>
+      </w:r>
+    </w:p>
+    <w:p>
+      <w:pPr>
+        <w:pStyle w:val="Heading2"/>
+      </w:pPr>
+      <w:r>
+        <w:t>日本語での自然な検索</w:t>
       </w:r>
     </w:p>
     <w:p>
@@ -6284,75 +6569,93 @@
     </w:p>
     <w:p>
       <w:pPr>
-        <w:pStyle w:val="Heading2"/>
-      </w:pPr>
-      <w:r>
-        <w:t>Situação de atendimento</w:t>
-      </w:r>
-    </w:p>
-    <w:p>
-      <w:r>
-        <w:t>Cliente brasileiro quer entender cláusula de responsabilidade civil pessoal dentro do seguro residencial ou seguro contra incêndio no Japão.</w:t>
-      </w:r>
-    </w:p>
-    <w:p>
-      <w:pPr>
-        <w:pStyle w:val="Heading2"/>
-      </w:pPr>
-      <w:r>
-        <w:t>Resposta técnica</w:t>
-      </w:r>
-    </w:p>
-    <w:p>
-      <w:r>
-        <w:t>Cláusula adicional que cobre responsabilidade legal do segurado por danos causados a terceiros, conforme regras da apólice.</w:t>
-      </w:r>
-    </w:p>
-    <w:p>
-      <w:pPr>
-        <w:pStyle w:val="Heading2"/>
-      </w:pPr>
-      <w:r>
-        <w:t>Como responder ao cliente brasileiro</w:t>
-      </w:r>
-    </w:p>
-    <w:p>
-      <w:r>
-        <w:t>É útil explicar com exemplos simples, como vazamento que causa dano ao apartamento de baixo.</w:t>
-      </w:r>
-    </w:p>
-    <w:p>
-      <w:pPr>
-        <w:pStyle w:val="Heading2"/>
-      </w:pPr>
-      <w:r>
-        <w:t>Próximo passo seguro</w:t>
-      </w:r>
-    </w:p>
-    <w:p>
-      <w:r>
-        <w:t>契約条件、補償範囲、免責金額、必要書類を確認してから具体的に案内する。</w:t>
-      </w:r>
-    </w:p>
-    <w:p>
-      <w:pPr>
-        <w:pStyle w:val="Heading2"/>
-      </w:pPr>
-      <w:r>
-        <w:t>Limite comercial/compliance</w:t>
-      </w:r>
-    </w:p>
-    <w:p>
-      <w:r>
-        <w:t>火災保険は補償範囲、免責金額、事故原因、証明書類によって支払可否が変わるため、一般説明だけで保険金支払いを断定しない。</w:t>
-      </w:r>
-    </w:p>
-    <w:p>
-      <w:pPr>
-        <w:pStyle w:val="Heading2"/>
-      </w:pPr>
-      <w:r>
-        <w:t>Termos relacionados</w:t>
+        <w:pStyle w:val="ListBullet"/>
+      </w:pPr>
+      <w:r>
+        <w:t>火災保険の相談で「Cláusula de responsabilidade civil pessoal」を説明する時の注意点は何ですか。</w:t>
+      </w:r>
+    </w:p>
+    <w:p>
+      <w:pPr>
+        <w:pStyle w:val="Heading2"/>
+      </w:pPr>
+      <w:r>
+        <w:t>対応場面</w:t>
+      </w:r>
+    </w:p>
+    <w:p>
+      <w:r>
+        <w:t>ブラジル人のお客様が「Cláusula de responsabilidade civil pessoal」について質問しており、契約内容、補償範囲、必要書類、費用負担または保険会社の判断との関係を確認する場面。</w:t>
+      </w:r>
+    </w:p>
+    <w:p>
+      <w:pPr>
+        <w:pStyle w:val="Heading2"/>
+      </w:pPr>
+      <w:r>
+        <w:t>技術的回答</w:t>
+      </w:r>
+    </w:p>
+    <w:p>
+      <w:r>
+        <w:t>個人賠償責任特約とは、火災保険の相談、契約確認、事故対応または契約管理において確認すべき項目です。実際の取り扱いは、契約条件、対象物、事故原因、必要書類、免責金額および保険会社または関係先の判断によって異なります。</w:t>
+      </w:r>
+    </w:p>
+    <w:p>
+      <w:pPr>
+        <w:pStyle w:val="Heading2"/>
+      </w:pPr>
+      <w:r>
+        <w:t>ブラジル人顧客への回答</w:t>
+      </w:r>
+    </w:p>
+    <w:p>
+      <w:r>
+        <w:t>Leitura para pronúncia: ヴァモス コンフィルマール CLÁUSULA ジ ヘスポンサビリダージ CIVIL PESSOAL イ エスプリカール ジ フォルマ シンプレス コンフォルミ オ コントラート</w:t>
+      </w:r>
+    </w:p>
+    <w:p>
+      <w:r>
+        <w:t>Português brasileiro: Vamos confirmar cláusula de responsabilidade civil pessoal e explicar de forma simples, conforme o contrato.</w:t>
+      </w:r>
+    </w:p>
+    <w:p>
+      <w:r>
+        <w:t>日本語確認用: 「Cláusula de responsabilidade civil pessoal」について、契約内容に沿って分かりやすく確認します。</w:t>
+      </w:r>
+    </w:p>
+    <w:p>
+      <w:pPr>
+        <w:pStyle w:val="Heading2"/>
+      </w:pPr>
+      <w:r>
+        <w:t>安全な次のステップ</w:t>
+      </w:r>
+    </w:p>
+    <w:p>
+      <w:r>
+        <w:t>契約書、保険証券、補償範囲、免責金額、事故状況、写真、領収書、管理会社または保険会社からの案内を確認してから具体的に案内する。</w:t>
+      </w:r>
+    </w:p>
+    <w:p>
+      <w:pPr>
+        <w:pStyle w:val="Heading2"/>
+      </w:pPr>
+      <w:r>
+        <w:t>コンプライアンス上の注意</w:t>
+      </w:r>
+    </w:p>
+    <w:p>
+      <w:r>
+        <w:t>一般説明だけで、補償、支払可否、費用負担、返金、審査結果、契約成立または保険金額を断定しない。最終判断は契約条件、提出書類、事故原因、関係先および保険会社の確認による。</w:t>
+      </w:r>
+    </w:p>
+    <w:p>
+      <w:pPr>
+        <w:pStyle w:val="Heading2"/>
+      </w:pPr>
+      <w:r>
+        <w:t>関連用語</w:t>
       </w:r>
     </w:p>
     <w:p>
@@ -6368,7 +6671,7 @@
         <w:pStyle w:val="Heading2"/>
       </w:pPr>
       <w:r>
-        <w:t>Referências cruzadas</w:t>
+        <w:t>相互参照</w:t>
       </w:r>
     </w:p>
     <w:p>
@@ -6400,7 +6703,7 @@
         <w:pStyle w:val="Heading2"/>
       </w:pPr>
       <w:r>
-        <w:t>Referências</w:t>
+        <w:t>参考資料</w:t>
       </w:r>
     </w:p>
     <w:p>
@@ -6416,7 +6719,7 @@
         <w:pStyle w:val="Heading2"/>
       </w:pPr>
       <w:r>
-        <w:t>Tags</w:t>
+        <w:t>タグ</w:t>
       </w:r>
     </w:p>
     <w:p>
@@ -6440,14 +6743,6 @@
         <w:pStyle w:val="ListBullet"/>
       </w:pPr>
       <w:r>
-        <w:t>clausula-de-responsabilidade-civil-pessoal</w:t>
-      </w:r>
-    </w:p>
-    <w:p>
-      <w:pPr>
-        <w:pStyle w:val="ListBullet"/>
-      </w:pPr>
-      <w:r>
         <w:t>atendimento</w:t>
       </w:r>
     </w:p>
@@ -6456,7 +6751,7 @@
         <w:pStyle w:val="Heading2"/>
       </w:pPr>
       <w:r>
-        <w:t>Veja também</w:t>
+        <w:t>関連項目</w:t>
       </w:r>
     </w:p>
     <w:p>
@@ -6472,7 +6767,7 @@
         <w:pStyle w:val="Heading2"/>
       </w:pPr>
       <w:r>
-        <w:t>Histórico de revisão</w:t>
+        <w:t>改訂履歴</w:t>
       </w:r>
     </w:p>
     <w:p>
@@ -6488,6 +6783,11 @@
     <w:p>
       <w:r>
         <w:t>| 2026-06-27 | 0.1 | JP-BR Insurance Knowledge Base | Criação inicial. |</w:t>
+      </w:r>
+    </w:p>
+    <w:p>
+      <w:r>
+        <w:t>| 2026-06-27 | 0.2 | JP-BR Insurance Knowledge Base | Padronização para consulta em japonês e resposta ao cliente em português com leitura em katakana. |</w:t>
       </w:r>
     </w:p>
     <w:sectPr>

--- a/18_DOCX/FIRE_FAQ_0001_0020.docx
+++ b/18_DOCX/FIRE_FAQ_0001_0020.docx
@@ -169,13 +169,29 @@
       </w:r>
     </w:p>
     <w:p>
-      <w:r>
-        <w:t>Leitura para pronúncia: ヴァモス コンフィルマール セグーロ コントラ インセンジオ イ エスプリカール ジ フォルマ シンプレス コンフォルミ オ コントラート</w:t>
-      </w:r>
-    </w:p>
-    <w:p>
-      <w:r>
-        <w:t>Português brasileiro: Vamos confirmar seguro contra incêndio e explicar de forma simples, conforme o contrato.</w:t>
+      <w:pPr>
+        <w:pStyle w:val="Heading3"/>
+      </w:pPr>
+      <w:r>
+        <w:t>ポルトガル語で伝える内容</w:t>
+      </w:r>
+    </w:p>
+    <w:p>
+      <w:r>
+        <w:t>Vamos confirmar seguro contra incêndio e explicar de forma simples, conforme o contrato.</w:t>
+      </w:r>
+    </w:p>
+    <w:p>
+      <w:pPr>
+        <w:pStyle w:val="Heading3"/>
+      </w:pPr>
+      <w:r>
+        <w:t>カタカナ読み</w:t>
+      </w:r>
+    </w:p>
+    <w:p>
+      <w:r>
+        <w:t>ヴァモス コンフィルマール セグーロ コントラ インセンジオ イ エスプリカール ジ フォルマ シンプレス コンフォルミ オ コントラート</w:t>
       </w:r>
     </w:p>
     <w:p>
@@ -508,13 +524,29 @@
       </w:r>
     </w:p>
     <w:p>
-      <w:r>
-        <w:t>Leitura para pronúncia: ヴァモス コンフィルマール エジフィカサォン イ エスプリカール ジ フォルマ シンプレス コンフォルミ オ コントラート</w:t>
-      </w:r>
-    </w:p>
-    <w:p>
-      <w:r>
-        <w:t>Português brasileiro: Vamos confirmar edificação e explicar de forma simples, conforme o contrato.</w:t>
+      <w:pPr>
+        <w:pStyle w:val="Heading3"/>
+      </w:pPr>
+      <w:r>
+        <w:t>ポルトガル語で伝える内容</w:t>
+      </w:r>
+    </w:p>
+    <w:p>
+      <w:r>
+        <w:t>Vamos confirmar edificação e explicar de forma simples, conforme o contrato.</w:t>
+      </w:r>
+    </w:p>
+    <w:p>
+      <w:pPr>
+        <w:pStyle w:val="Heading3"/>
+      </w:pPr>
+      <w:r>
+        <w:t>カタカナ読み</w:t>
+      </w:r>
+    </w:p>
+    <w:p>
+      <w:r>
+        <w:t>ヴァモス コンフィルマール エジフィカサォン イ エスプリカール ジ フォルマ シンプレス コンフォルミ オ コントラート</w:t>
       </w:r>
     </w:p>
     <w:p>
@@ -847,13 +879,29 @@
       </w:r>
     </w:p>
     <w:p>
-      <w:r>
-        <w:t>Leitura para pronúncia: ヴァモス コンフィルマール ベンス ドメスチコス イ エスプリカール ジ フォルマ シンプレス コンフォルミ オ コントラート</w:t>
-      </w:r>
-    </w:p>
-    <w:p>
-      <w:r>
-        <w:t>Português brasileiro: Vamos confirmar bens domésticos e explicar de forma simples, conforme o contrato.</w:t>
+      <w:pPr>
+        <w:pStyle w:val="Heading3"/>
+      </w:pPr>
+      <w:r>
+        <w:t>ポルトガル語で伝える内容</w:t>
+      </w:r>
+    </w:p>
+    <w:p>
+      <w:r>
+        <w:t>Vamos confirmar bens domésticos e explicar de forma simples, conforme o contrato.</w:t>
+      </w:r>
+    </w:p>
+    <w:p>
+      <w:pPr>
+        <w:pStyle w:val="Heading3"/>
+      </w:pPr>
+      <w:r>
+        <w:t>カタカナ読み</w:t>
+      </w:r>
+    </w:p>
+    <w:p>
+      <w:r>
+        <w:t>ヴァモス コンフィルマール ベンス ドメスチコス イ エスプリカール ジ フォルマ シンプレス コンフォルミ オ コントラート</w:t>
       </w:r>
     </w:p>
     <w:p>
@@ -1186,13 +1234,29 @@
       </w:r>
     </w:p>
     <w:p>
-      <w:r>
-        <w:t>Leitura para pronúncia: ヴァモス コンフィルマール ヴァロール SEGURADO イ エスプリカール ジ フォルマ シンプレス コンフォルミ オ コントラート</w:t>
-      </w:r>
-    </w:p>
-    <w:p>
-      <w:r>
-        <w:t>Português brasileiro: Vamos confirmar valor segurado e explicar de forma simples, conforme o contrato.</w:t>
+      <w:pPr>
+        <w:pStyle w:val="Heading3"/>
+      </w:pPr>
+      <w:r>
+        <w:t>ポルトガル語で伝える内容</w:t>
+      </w:r>
+    </w:p>
+    <w:p>
+      <w:r>
+        <w:t>Vamos confirmar valor segurado e explicar de forma simples, conforme o contrato.</w:t>
+      </w:r>
+    </w:p>
+    <w:p>
+      <w:pPr>
+        <w:pStyle w:val="Heading3"/>
+      </w:pPr>
+      <w:r>
+        <w:t>カタカナ読み</w:t>
+      </w:r>
+    </w:p>
+    <w:p>
+      <w:r>
+        <w:t>ヴァモス コンフィルマール ヴァロール セグラード イ エスプリカール ジ フォルマ シンプレス コンフォルミ オ コントラート</w:t>
       </w:r>
     </w:p>
     <w:p>
@@ -1525,13 +1589,29 @@
       </w:r>
     </w:p>
     <w:p>
-      <w:r>
-        <w:t>Leitura para pronúncia: ヴァモス コンフィルマール ヴァロール ジ REPOSIÇÃO イ エスプリカール ジ フォルマ シンプレス コンフォルミ オ コントラート</w:t>
-      </w:r>
-    </w:p>
-    <w:p>
-      <w:r>
-        <w:t>Português brasileiro: Vamos confirmar valor de reposição e explicar de forma simples, conforme o contrato.</w:t>
+      <w:pPr>
+        <w:pStyle w:val="Heading3"/>
+      </w:pPr>
+      <w:r>
+        <w:t>ポルトガル語で伝える内容</w:t>
+      </w:r>
+    </w:p>
+    <w:p>
+      <w:r>
+        <w:t>Vamos confirmar valor de reposição e explicar de forma simples, conforme o contrato.</w:t>
+      </w:r>
+    </w:p>
+    <w:p>
+      <w:pPr>
+        <w:pStyle w:val="Heading3"/>
+      </w:pPr>
+      <w:r>
+        <w:t>カタカナ読み</w:t>
+      </w:r>
+    </w:p>
+    <w:p>
+      <w:r>
+        <w:t>ヴァモス コンフィルマール ヴァロール ジ ルエプオスイサォン イ エスプリカール ジ フォルマ シンプレス コンフォルミ オ コントラート</w:t>
       </w:r>
     </w:p>
     <w:p>
@@ -1864,13 +1944,29 @@
       </w:r>
     </w:p>
     <w:p>
-      <w:r>
-        <w:t>Leitura para pronúncia: ヴァモス コンフィルマール ヴァロール ATUAL イ エスプリカール ジ フォルマ シンプレス コンフォルミ オ コントラート</w:t>
-      </w:r>
-    </w:p>
-    <w:p>
-      <w:r>
-        <w:t>Português brasileiro: Vamos confirmar valor atual e explicar de forma simples, conforme o contrato.</w:t>
+      <w:pPr>
+        <w:pStyle w:val="Heading3"/>
+      </w:pPr>
+      <w:r>
+        <w:t>ポルトガル語で伝える内容</w:t>
+      </w:r>
+    </w:p>
+    <w:p>
+      <w:r>
+        <w:t>Vamos confirmar valor atual e explicar de forma simples, conforme o contrato.</w:t>
+      </w:r>
+    </w:p>
+    <w:p>
+      <w:pPr>
+        <w:pStyle w:val="Heading3"/>
+      </w:pPr>
+      <w:r>
+        <w:t>カタカナ読み</w:t>
+      </w:r>
+    </w:p>
+    <w:p>
+      <w:r>
+        <w:t>ヴァモス コンフィルマール ヴァロール アトウアル イ エスプリカール ジ フォルマ シンプレス コンフォルミ オ コントラート</w:t>
       </w:r>
     </w:p>
     <w:p>
@@ -2203,13 +2299,29 @@
       </w:r>
     </w:p>
     <w:p>
-      <w:r>
-        <w:t>Leitura para pronúncia: ヴァモス コンフィルマール フランキア イ エスプリカール ジ フォルマ シンプレス コンフォルミ オ コントラート</w:t>
-      </w:r>
-    </w:p>
-    <w:p>
-      <w:r>
-        <w:t>Português brasileiro: Vamos confirmar franquia e explicar de forma simples, conforme o contrato.</w:t>
+      <w:pPr>
+        <w:pStyle w:val="Heading3"/>
+      </w:pPr>
+      <w:r>
+        <w:t>ポルトガル語で伝える内容</w:t>
+      </w:r>
+    </w:p>
+    <w:p>
+      <w:r>
+        <w:t>Vamos confirmar franquia e explicar de forma simples, conforme o contrato.</w:t>
+      </w:r>
+    </w:p>
+    <w:p>
+      <w:pPr>
+        <w:pStyle w:val="Heading3"/>
+      </w:pPr>
+      <w:r>
+        <w:t>カタカナ読み</w:t>
+      </w:r>
+    </w:p>
+    <w:p>
+      <w:r>
+        <w:t>ヴァモス コンフィルマール フランキア イ エスプリカール ジ フォルマ シンプレス コンフォルミ オ コントラート</w:t>
       </w:r>
     </w:p>
     <w:p>
@@ -2542,13 +2654,29 @@
       </w:r>
     </w:p>
     <w:p>
-      <w:r>
-        <w:t>Leitura para pronúncia: ヴァモス コンフィルマール インセンジオ イ エスプリカール ジ フォルマ シンプレス コンフォルミ オ コントラート</w:t>
-      </w:r>
-    </w:p>
-    <w:p>
-      <w:r>
-        <w:t>Português brasileiro: Vamos confirmar incêndio e explicar de forma simples, conforme o contrato.</w:t>
+      <w:pPr>
+        <w:pStyle w:val="Heading3"/>
+      </w:pPr>
+      <w:r>
+        <w:t>ポルトガル語で伝える内容</w:t>
+      </w:r>
+    </w:p>
+    <w:p>
+      <w:r>
+        <w:t>Vamos confirmar incêndio e explicar de forma simples, conforme o contrato.</w:t>
+      </w:r>
+    </w:p>
+    <w:p>
+      <w:pPr>
+        <w:pStyle w:val="Heading3"/>
+      </w:pPr>
+      <w:r>
+        <w:t>カタカナ読み</w:t>
+      </w:r>
+    </w:p>
+    <w:p>
+      <w:r>
+        <w:t>ヴァモス コンフィルマール インセンジオ イ エスプリカール ジ フォルマ シンプレス コンフォルミ オ コントラート</w:t>
       </w:r>
     </w:p>
     <w:p>
@@ -2881,13 +3009,29 @@
       </w:r>
     </w:p>
     <w:p>
-      <w:r>
-        <w:t>Leitura para pronúncia: ヴァモス コンフィルマール QUEDA ジ RAIO イ エスプリカール ジ フォルマ シンプレス コンフォルミ オ コントラート</w:t>
-      </w:r>
-    </w:p>
-    <w:p>
-      <w:r>
-        <w:t>Português brasileiro: Vamos confirmar queda de raio e explicar de forma simples, conforme o contrato.</w:t>
+      <w:pPr>
+        <w:pStyle w:val="Heading3"/>
+      </w:pPr>
+      <w:r>
+        <w:t>ポルトガル語で伝える内容</w:t>
+      </w:r>
+    </w:p>
+    <w:p>
+      <w:r>
+        <w:t>Vamos confirmar queda de raio e explicar de forma simples, conforme o contrato.</w:t>
+      </w:r>
+    </w:p>
+    <w:p>
+      <w:pPr>
+        <w:pStyle w:val="Heading3"/>
+      </w:pPr>
+      <w:r>
+        <w:t>カタカナ読み</w:t>
+      </w:r>
+    </w:p>
+    <w:p>
+      <w:r>
+        <w:t>ヴァモス コンフィルマール ケドア ジ ルアイオ イ エスプリカール ジ フォルマ シンプレス コンフォルミ オ コントラート</w:t>
       </w:r>
     </w:p>
     <w:p>
@@ -3220,13 +3364,29 @@
       </w:r>
     </w:p>
     <w:p>
-      <w:r>
-        <w:t>Leitura para pronúncia: ヴァモス コンフィルマール RUPTURA OU EXPLOSÃO イ エスプリカール ジ フォルマ シンプレス コンフォルミ オ コントラート</w:t>
-      </w:r>
-    </w:p>
-    <w:p>
-      <w:r>
-        <w:t>Português brasileiro: Vamos confirmar ruptura ou explosão e explicar de forma simples, conforme o contrato.</w:t>
+      <w:pPr>
+        <w:pStyle w:val="Heading3"/>
+      </w:pPr>
+      <w:r>
+        <w:t>ポルトガル語で伝える内容</w:t>
+      </w:r>
+    </w:p>
+    <w:p>
+      <w:r>
+        <w:t>Vamos confirmar ruptura ou explosão e explicar de forma simples, conforme o contrato.</w:t>
+      </w:r>
+    </w:p>
+    <w:p>
+      <w:pPr>
+        <w:pStyle w:val="Heading3"/>
+      </w:pPr>
+      <w:r>
+        <w:t>カタカナ読み</w:t>
+      </w:r>
+    </w:p>
+    <w:p>
+      <w:r>
+        <w:t>ヴァモス コンフィルマール ルウプトウルア オウ エシプルオスアォン イ エスプリカール ジ フォルマ シンプレス コンフォルミ オ コントラート</w:t>
       </w:r>
     </w:p>
     <w:p>
@@ -3559,13 +3719,29 @@
       </w:r>
     </w:p>
     <w:p>
-      <w:r>
-        <w:t>Leitura para pronúncia: ヴァモス コンフィルマール ダノス POR VENTO イ エスプリカール ジ フォルマ シンプレス コンフォルミ オ コントラート</w:t>
-      </w:r>
-    </w:p>
-    <w:p>
-      <w:r>
-        <w:t>Português brasileiro: Vamos confirmar danos por vento e explicar de forma simples, conforme o contrato.</w:t>
+      <w:pPr>
+        <w:pStyle w:val="Heading3"/>
+      </w:pPr>
+      <w:r>
+        <w:t>ポルトガル語で伝える内容</w:t>
+      </w:r>
+    </w:p>
+    <w:p>
+      <w:r>
+        <w:t>Vamos confirmar danos por vento e explicar de forma simples, conforme o contrato.</w:t>
+      </w:r>
+    </w:p>
+    <w:p>
+      <w:pPr>
+        <w:pStyle w:val="Heading3"/>
+      </w:pPr>
+      <w:r>
+        <w:t>カタカナ読み</w:t>
+      </w:r>
+    </w:p>
+    <w:p>
+      <w:r>
+        <w:t>ヴァモス コンフィルマール ダノス ポル ヴエントオ イ エスプリカール ジ フォルマ シンプレス コンフォルミ オ コントラート</w:t>
       </w:r>
     </w:p>
     <w:p>
@@ -3898,13 +4074,29 @@
       </w:r>
     </w:p>
     <w:p>
-      <w:r>
-        <w:t>Leitura para pronúncia: ヴァモス コンフィルマール ダノス POR GRANIZO イ エスプリカール ジ フォルマ シンプレス コンフォルミ オ コントラート</w:t>
-      </w:r>
-    </w:p>
-    <w:p>
-      <w:r>
-        <w:t>Português brasileiro: Vamos confirmar danos por granizo e explicar de forma simples, conforme o contrato.</w:t>
+      <w:pPr>
+        <w:pStyle w:val="Heading3"/>
+      </w:pPr>
+      <w:r>
+        <w:t>ポルトガル語で伝える内容</w:t>
+      </w:r>
+    </w:p>
+    <w:p>
+      <w:r>
+        <w:t>Vamos confirmar danos por granizo e explicar de forma simples, conforme o contrato.</w:t>
+      </w:r>
+    </w:p>
+    <w:p>
+      <w:pPr>
+        <w:pStyle w:val="Heading3"/>
+      </w:pPr>
+      <w:r>
+        <w:t>カタカナ読み</w:t>
+      </w:r>
+    </w:p>
+    <w:p>
+      <w:r>
+        <w:t>ヴァモス コンフィルマール ダノス ポル グルアンイズオ イ エスプリカール ジ フォルマ シンプレス コンフォルミ オ コントラート</w:t>
       </w:r>
     </w:p>
     <w:p>
@@ -4237,13 +4429,29 @@
       </w:r>
     </w:p>
     <w:p>
-      <w:r>
-        <w:t>Leitura para pronúncia: ヴァモス コンフィルマール ダノス POR NEVE イ エスプリカール ジ フォルマ シンプレス コンフォルミ オ コントラート</w:t>
-      </w:r>
-    </w:p>
-    <w:p>
-      <w:r>
-        <w:t>Português brasileiro: Vamos confirmar danos por neve e explicar de forma simples, conforme o contrato.</w:t>
+      <w:pPr>
+        <w:pStyle w:val="Heading3"/>
+      </w:pPr>
+      <w:r>
+        <w:t>ポルトガル語で伝える内容</w:t>
+      </w:r>
+    </w:p>
+    <w:p>
+      <w:r>
+        <w:t>Vamos confirmar danos por neve e explicar de forma simples, conforme o contrato.</w:t>
+      </w:r>
+    </w:p>
+    <w:p>
+      <w:pPr>
+        <w:pStyle w:val="Heading3"/>
+      </w:pPr>
+      <w:r>
+        <w:t>カタカナ読み</w:t>
+      </w:r>
+    </w:p>
+    <w:p>
+      <w:r>
+        <w:t>ヴァモス コンフィルマール ダノス ポル ンエヴエ イ エスプリカール ジ フォルマ シンプレス コンフォルミ オ コントラート</w:t>
       </w:r>
     </w:p>
     <w:p>
@@ -4576,13 +4784,29 @@
       </w:r>
     </w:p>
     <w:p>
-      <w:r>
-        <w:t>Leitura para pronúncia: ヴァモス コンフィルマール ダノス POR イヌンダサォン イ エスプリカール ジ フォルマ シンプレス コンフォルミ オ コントラート</w:t>
-      </w:r>
-    </w:p>
-    <w:p>
-      <w:r>
-        <w:t>Português brasileiro: Vamos confirmar danos por inundação e explicar de forma simples, conforme o contrato.</w:t>
+      <w:pPr>
+        <w:pStyle w:val="Heading3"/>
+      </w:pPr>
+      <w:r>
+        <w:t>ポルトガル語で伝える内容</w:t>
+      </w:r>
+    </w:p>
+    <w:p>
+      <w:r>
+        <w:t>Vamos confirmar danos por inundação e explicar de forma simples, conforme o contrato.</w:t>
+      </w:r>
+    </w:p>
+    <w:p>
+      <w:pPr>
+        <w:pStyle w:val="Heading3"/>
+      </w:pPr>
+      <w:r>
+        <w:t>カタカナ読み</w:t>
+      </w:r>
+    </w:p>
+    <w:p>
+      <w:r>
+        <w:t>ヴァモス コンフィルマール ダノス ポル イヌンダサォン イ エスプリカール ジ フォルマ シンプレス コンフォルミ オ コントラート</w:t>
       </w:r>
     </w:p>
     <w:p>
@@ -4915,13 +5139,29 @@
       </w:r>
     </w:p>
     <w:p>
-      <w:r>
-        <w:t>Leitura para pronúncia: ヴァモス コンフィルマール ダノス POR ヴァザメント ジ アグア イ エスプリカール ジ フォルマ シンプレス コンフォルミ オ コントラート</w:t>
-      </w:r>
-    </w:p>
-    <w:p>
-      <w:r>
-        <w:t>Português brasileiro: Vamos confirmar danos por vazamento de água e explicar de forma simples, conforme o contrato.</w:t>
+      <w:pPr>
+        <w:pStyle w:val="Heading3"/>
+      </w:pPr>
+      <w:r>
+        <w:t>ポルトガル語で伝える内容</w:t>
+      </w:r>
+    </w:p>
+    <w:p>
+      <w:r>
+        <w:t>Vamos confirmar danos por vazamento de água e explicar de forma simples, conforme o contrato.</w:t>
+      </w:r>
+    </w:p>
+    <w:p>
+      <w:pPr>
+        <w:pStyle w:val="Heading3"/>
+      </w:pPr>
+      <w:r>
+        <w:t>カタカナ読み</w:t>
+      </w:r>
+    </w:p>
+    <w:p>
+      <w:r>
+        <w:t>ヴァモス コンフィルマール ダノス ポル ヴァザメント ジ アグア イ エスプリカール ジ フォルマ シンプレス コンフォルミ オ コントラート</w:t>
       </w:r>
     </w:p>
     <w:p>
@@ -5254,13 +5494,29 @@
       </w:r>
     </w:p>
     <w:p>
-      <w:r>
-        <w:t>Leitura para pronúncia: ヴァモス コンフィルマール フルト OU ホウボ イ エスプリカール ジ フォルマ シンプレス コンフォルミ オ コントラート</w:t>
-      </w:r>
-    </w:p>
-    <w:p>
-      <w:r>
-        <w:t>Português brasileiro: Vamos confirmar furto ou roubo e explicar de forma simples, conforme o contrato.</w:t>
+      <w:pPr>
+        <w:pStyle w:val="Heading3"/>
+      </w:pPr>
+      <w:r>
+        <w:t>ポルトガル語で伝える内容</w:t>
+      </w:r>
+    </w:p>
+    <w:p>
+      <w:r>
+        <w:t>Vamos confirmar furto ou roubo e explicar de forma simples, conforme o contrato.</w:t>
+      </w:r>
+    </w:p>
+    <w:p>
+      <w:pPr>
+        <w:pStyle w:val="Heading3"/>
+      </w:pPr>
+      <w:r>
+        <w:t>カタカナ読み</w:t>
+      </w:r>
+    </w:p>
+    <w:p>
+      <w:r>
+        <w:t>ヴァモス コンフィルマール フルト オウ ホウボ イ エスプリカール ジ フォルマ シンプレス コンフォルミ オ コントラート</w:t>
       </w:r>
     </w:p>
     <w:p>
@@ -5593,13 +5849,29 @@
       </w:r>
     </w:p>
     <w:p>
-      <w:r>
-        <w:t>Leitura para pronúncia: ヴァモス コンフィルマール QUEBRA OU ダノ ACIDENTAL イ エスプリカール ジ フォルマ シンプレス コンフォルミ オ コントラート</w:t>
-      </w:r>
-    </w:p>
-    <w:p>
-      <w:r>
-        <w:t>Português brasileiro: Vamos confirmar quebra ou dano acidental e explicar de forma simples, conforme o contrato.</w:t>
+      <w:pPr>
+        <w:pStyle w:val="Heading3"/>
+      </w:pPr>
+      <w:r>
+        <w:t>ポルトガル語で伝える内容</w:t>
+      </w:r>
+    </w:p>
+    <w:p>
+      <w:r>
+        <w:t>Vamos confirmar quebra ou dano acidental e explicar de forma simples, conforme o contrato.</w:t>
+      </w:r>
+    </w:p>
+    <w:p>
+      <w:pPr>
+        <w:pStyle w:val="Heading3"/>
+      </w:pPr>
+      <w:r>
+        <w:t>カタカナ読み</w:t>
+      </w:r>
+    </w:p>
+    <w:p>
+      <w:r>
+        <w:t>ヴァモス コンフィルマール ケブルア オウ ダノ アクイドエントアル イ エスプリカール ジ フォルマ シンプレス コンフォルミ オ コントラート</w:t>
       </w:r>
     </w:p>
     <w:p>
@@ -5932,13 +6204,29 @@
       </w:r>
     </w:p>
     <w:p>
-      <w:r>
-        <w:t>Leitura para pronúncia: ヴァモス コンフィルマール セグーロ コントラ テヘモート イ エスプリカール ジ フォルマ シンプレス コンフォルミ オ コントラート</w:t>
-      </w:r>
-    </w:p>
-    <w:p>
-      <w:r>
-        <w:t>Português brasileiro: Vamos confirmar seguro contra terremoto e explicar de forma simples, conforme o contrato.</w:t>
+      <w:pPr>
+        <w:pStyle w:val="Heading3"/>
+      </w:pPr>
+      <w:r>
+        <w:t>ポルトガル語で伝える内容</w:t>
+      </w:r>
+    </w:p>
+    <w:p>
+      <w:r>
+        <w:t>Vamos confirmar seguro contra terremoto e explicar de forma simples, conforme o contrato.</w:t>
+      </w:r>
+    </w:p>
+    <w:p>
+      <w:pPr>
+        <w:pStyle w:val="Heading3"/>
+      </w:pPr>
+      <w:r>
+        <w:t>カタカナ読み</w:t>
+      </w:r>
+    </w:p>
+    <w:p>
+      <w:r>
+        <w:t>ヴァモス コンフィルマール セグーロ コントラ テヘモート イ エスプリカール ジ フォルマ シンプレス コンフォルミ オ コントラート</w:t>
       </w:r>
     </w:p>
     <w:p>
@@ -6271,13 +6559,29 @@
       </w:r>
     </w:p>
     <w:p>
-      <w:r>
-        <w:t>Leitura para pronúncia: ヴァモス コンフィルマール BENEFICIO PARA DESPESAS EMERGENCIAIS イ エスプリカール ジ フォルマ シンプレス コンフォルミ オ コントラート</w:t>
-      </w:r>
-    </w:p>
-    <w:p>
-      <w:r>
-        <w:t>Português brasileiro: Vamos confirmar beneficio para despesas emergenciais e explicar de forma simples, conforme o contrato.</w:t>
+      <w:pPr>
+        <w:pStyle w:val="Heading3"/>
+      </w:pPr>
+      <w:r>
+        <w:t>ポルトガル語で伝える内容</w:t>
+      </w:r>
+    </w:p>
+    <w:p>
+      <w:r>
+        <w:t>Vamos confirmar beneficio para despesas emergenciais e explicar de forma simples, conforme o contrato.</w:t>
+      </w:r>
+    </w:p>
+    <w:p>
+      <w:pPr>
+        <w:pStyle w:val="Heading3"/>
+      </w:pPr>
+      <w:r>
+        <w:t>カタカナ読み</w:t>
+      </w:r>
+    </w:p>
+    <w:p>
+      <w:r>
+        <w:t>ヴァモス コンフィルマール ベネフィシオ パラ ドエスプエスアス エムエルグエンクイアイス イ エスプリカール ジ フォルマ シンプレス コンフォルミ オ コントラート</w:t>
       </w:r>
     </w:p>
     <w:p>
@@ -6610,13 +6914,29 @@
       </w:r>
     </w:p>
     <w:p>
-      <w:r>
-        <w:t>Leitura para pronúncia: ヴァモス コンフィルマール CLÁUSULA ジ ヘスポンサビリダージ CIVIL PESSOAL イ エスプリカール ジ フォルマ シンプレス コンフォルミ オ コントラート</w:t>
-      </w:r>
-    </w:p>
-    <w:p>
-      <w:r>
-        <w:t>Português brasileiro: Vamos confirmar cláusula de responsabilidade civil pessoal e explicar de forma simples, conforme o contrato.</w:t>
+      <w:pPr>
+        <w:pStyle w:val="Heading3"/>
+      </w:pPr>
+      <w:r>
+        <w:t>ポルトガル語で伝える内容</w:t>
+      </w:r>
+    </w:p>
+    <w:p>
+      <w:r>
+        <w:t>Vamos confirmar cláusula de responsabilidade civil pessoal e explicar de forma simples, conforme o contrato.</w:t>
+      </w:r>
+    </w:p>
+    <w:p>
+      <w:pPr>
+        <w:pStyle w:val="Heading3"/>
+      </w:pPr>
+      <w:r>
+        <w:t>カタカナ読み</w:t>
+      </w:r>
+    </w:p>
+    <w:p>
+      <w:r>
+        <w:t>ヴァモス コンフィルマール クラウズラ ジ ヘスポンサビリダージ シヴィウ ペソアウ イ エスプリカール ジ フォルマ シンプレス コンフォルミ オ コントラート</w:t>
       </w:r>
     </w:p>
     <w:p>
